--- a/tasks/docx/officebench-3-22-homework-folder/solution/homework/homework.docx
+++ b/tasks/docx/officebench-3-22-homework-folder/solution/homework/homework.docx
@@ -3,176 +3,7880 @@
 <w:document xmlns:wpc="http://schemas.microsoft.com/office/word/2010/wordprocessingCanvas" xmlns:mo="http://schemas.microsoft.com/office/mac/office/2008/main" xmlns:mc="http://schemas.openxmlformats.org/markup-compatibility/2006" xmlns:mv="urn:schemas-microsoft-com:mac:vml" xmlns:o="urn:schemas-microsoft-com:office:office" xmlns:r="http://schemas.openxmlformats.org/officeDocument/2006/relationships" xmlns:m="http://schemas.openxmlformats.org/officeDocument/2006/math" xmlns:v="urn:schemas-microsoft-com:vml" xmlns:wp14="http://schemas.microsoft.com/office/word/2010/wordprocessingDrawing" xmlns:wp="http://schemas.openxmlformats.org/drawingml/2006/wordprocessingDrawing" xmlns:w10="urn:schemas-microsoft-com:office:word" xmlns:w="http://schemas.openxmlformats.org/wordprocessingml/2006/main" xmlns:w14="http://schemas.microsoft.com/office/word/2010/wordml" xmlns:wpg="http://schemas.microsoft.com/office/word/2010/wordprocessingGroup" xmlns:wpi="http://schemas.microsoft.com/office/word/2010/wordprocessingInk" xmlns:wne="http://schemas.microsoft.com/office/word/2006/wordml" xmlns:wps="http://schemas.microsoft.com/office/word/2010/wordprocessingShape" mc:Ignorable="w14 wp14">
   <w:body>
     <w:p>
+      <w:pPr>
+        <w:pStyle w:val="Title"/>
+        <w:spacing w:after="40"/>
+        <w:jc w:val="left"/>
+      </w:pPr>
       <w:r>
+        <w:rPr>
+          <w:rFonts w:ascii="Liberation Sans" w:hAnsi="Liberation Sans"/>
+          <w:b/>
+          <w:i w:val="0"/>
+          <w:color w:val="183C56"/>
+          <w:sz w:val="46"/>
+        </w:rPr>
+        <w:t>OCR Review Working Copy</w:t>
+      </w:r>
+    </w:p>
+    <w:p>
+      <w:pPr>
+        <w:spacing w:before="0" w:after="140"/>
+        <w:ind w:left="0"/>
+        <w:jc w:val="left"/>
+      </w:pPr>
+      <w:r>
+        <w:rPr>
+          <w:rFonts w:ascii="Liberation Serif" w:hAnsi="Liberation Serif"/>
+          <w:b/>
+          <w:i w:val="0"/>
+          <w:sz w:val="16"/>
+        </w:rPr>
+        <w:t>EDITABLE QA LAYER • SOURCE AMBIGUITIES • SYNCHRONIZED PAYLOAD</w:t>
+      </w:r>
+    </w:p>
+    <w:p>
+      <w:pPr>
+        <w:spacing w:before="0" w:after="100"/>
+        <w:ind w:left="0"/>
+        <w:jc w:val="left"/>
+      </w:pPr>
+      <w:r>
+        <w:rPr>
+          <w:rFonts w:ascii="Liberation Serif" w:hAnsi="Liberation Serif"/>
+          <w:b/>
+          <w:i w:val="0"/>
+          <w:sz w:val="16"/>
+        </w:rPr>
+        <w:t xml:space="preserve">Open: </w:t>
+      </w:r>
+      <w:hyperlink w:anchor="canonical_payload">
+        <w:r>
+          <w:rPr>
+            <w:color w:val="28778B"/>
+            <w:u w:val="single"/>
+          </w:rPr>
+          <w:t>Canonical payload</w:t>
+        </w:r>
+      </w:hyperlink>
+      <w:r>
+        <w:rPr>
+          <w:rFonts w:ascii="Liberation Sans" w:hAnsi="Liberation Sans"/>
+          <w:b w:val="0"/>
+          <w:i w:val="0"/>
+          <w:sz w:val="16"/>
+        </w:rPr>
+        <w:t xml:space="preserve">  •  </w:t>
+      </w:r>
+      <w:hyperlink w:anchor="review_queue">
+        <w:r>
+          <w:rPr>
+            <w:color w:val="28778B"/>
+            <w:u w:val="single"/>
+          </w:rPr>
+          <w:t>Review queue</w:t>
+        </w:r>
+      </w:hyperlink>
+      <w:r>
+        <w:rPr>
+          <w:rFonts w:ascii="Liberation Sans" w:hAnsi="Liberation Sans"/>
+          <w:b w:val="0"/>
+          <w:i w:val="0"/>
+          <w:sz w:val="16"/>
+        </w:rPr>
+        <w:t xml:space="preserve">  •  </w:t>
+      </w:r>
+      <w:hyperlink w:anchor="review_handoff">
+        <w:r>
+          <w:rPr>
+            <w:color w:val="28778B"/>
+            <w:u w:val="single"/>
+          </w:rPr>
+          <w:t>Reviewer handoff</w:t>
+        </w:r>
+      </w:hyperlink>
+    </w:p>
+    <w:p>
+      <w:pPr>
+        <w:pStyle w:val="Heading2"/>
+        <w:spacing w:before="80" w:after="60"/>
+      </w:pPr>
+      <w:r>
+        <w:rPr>
+          <w:rFonts w:ascii="Liberation Sans" w:hAnsi="Liberation Sans"/>
+          <w:b/>
+          <w:i w:val="0"/>
+          <w:color w:val="183C56"/>
+          <w:sz w:val="26"/>
+        </w:rPr>
+        <w:t>Review Controls</w:t>
+      </w:r>
+    </w:p>
+    <w:tbl>
+      <w:tblPr>
+        <w:tblW w:type="auto" w:w="0"/>
+        <w:jc w:val="center"/>
+        <w:tblLayout w:type="fixed"/>
+        <w:tblLook w:firstColumn="1" w:firstRow="1" w:lastColumn="0" w:lastRow="0" w:noHBand="0" w:noVBand="1" w:val="04A0"/>
+        <w:tblBorders>
+          <w:top w:val="single" w:sz="5" w:color="A9BDC8"/>
+          <w:left w:val="single" w:sz="5" w:color="A9BDC8"/>
+          <w:bottom w:val="single" w:sz="5" w:color="A9BDC8"/>
+          <w:right w:val="single" w:sz="5" w:color="A9BDC8"/>
+          <w:insideH w:val="single" w:sz="5" w:color="A9BDC8"/>
+          <w:insideV w:val="single" w:sz="5" w:color="A9BDC8"/>
+        </w:tblBorders>
+      </w:tblPr>
+      <w:tblGrid>
+        <w:gridCol w:w="3619"/>
+        <w:gridCol w:w="3619"/>
+        <w:gridCol w:w="3619"/>
+      </w:tblGrid>
+      <w:tr>
+        <w:trPr>
+          <w:tblHeader/>
+          <w:cantSplit/>
+        </w:trPr>
+        <w:tc>
+          <w:tcPr>
+            <w:tcW w:type="dxa" w:w="2232"/>
+            <w:shd w:fill="183C56"/>
+            <w:tcMar>
+              <w:top w:w="55" w:type="dxa"/>
+              <w:start w:w="55" w:type="dxa"/>
+              <w:bottom w:w="55" w:type="dxa"/>
+              <w:end w:w="55" w:type="dxa"/>
+            </w:tcMar>
+          </w:tcPr>
+          <w:p>
+            <w:pPr>
+              <w:spacing w:after="0"/>
+              <w:jc w:val="left"/>
+            </w:pPr>
+            <w:r/>
+            <w:r>
+              <w:rPr>
+                <w:rFonts w:ascii="Liberation Sans" w:hAnsi="Liberation Sans"/>
+                <w:b/>
+                <w:i w:val="0"/>
+                <w:color w:val="FFFFFF"/>
+                <w:sz w:val="14"/>
+              </w:rPr>
+              <w:t>Control</w:t>
+            </w:r>
+          </w:p>
+        </w:tc>
+        <w:tc>
+          <w:tcPr>
+            <w:tcW w:type="dxa" w:w="4968"/>
+            <w:shd w:fill="183C56"/>
+            <w:tcMar>
+              <w:top w:w="55" w:type="dxa"/>
+              <w:start w:w="55" w:type="dxa"/>
+              <w:bottom w:w="55" w:type="dxa"/>
+              <w:end w:w="55" w:type="dxa"/>
+            </w:tcMar>
+          </w:tcPr>
+          <w:p>
+            <w:pPr>
+              <w:spacing w:after="0"/>
+              <w:jc w:val="left"/>
+            </w:pPr>
+            <w:r/>
+            <w:r>
+              <w:rPr>
+                <w:rFonts w:ascii="Liberation Sans" w:hAnsi="Liberation Sans"/>
+                <w:b/>
+                <w:i w:val="0"/>
+                <w:color w:val="FFFFFF"/>
+                <w:sz w:val="14"/>
+              </w:rPr>
+              <w:t>Editable value</w:t>
+            </w:r>
+          </w:p>
+        </w:tc>
+        <w:tc>
+          <w:tcPr>
+            <w:tcW w:type="dxa" w:w="3528"/>
+            <w:shd w:fill="183C56"/>
+            <w:tcMar>
+              <w:top w:w="55" w:type="dxa"/>
+              <w:start w:w="55" w:type="dxa"/>
+              <w:bottom w:w="55" w:type="dxa"/>
+              <w:end w:w="55" w:type="dxa"/>
+            </w:tcMar>
+          </w:tcPr>
+          <w:p>
+            <w:pPr>
+              <w:spacing w:after="0"/>
+              <w:jc w:val="left"/>
+            </w:pPr>
+            <w:r/>
+            <w:r>
+              <w:rPr>
+                <w:rFonts w:ascii="Liberation Sans" w:hAnsi="Liberation Sans"/>
+                <w:b/>
+                <w:i w:val="0"/>
+                <w:color w:val="FFFFFF"/>
+                <w:sz w:val="14"/>
+              </w:rPr>
+              <w:t>Purpose</w:t>
+            </w:r>
+          </w:p>
+        </w:tc>
+      </w:tr>
+      <w:tr>
+        <w:trPr>
+          <w:cantSplit/>
+        </w:trPr>
+        <w:tc>
+          <w:tcPr>
+            <w:tcW w:type="dxa" w:w="2232"/>
+            <w:tcMar>
+              <w:top w:w="55" w:type="dxa"/>
+              <w:start w:w="55" w:type="dxa"/>
+              <w:bottom w:w="55" w:type="dxa"/>
+              <w:end w:w="55" w:type="dxa"/>
+            </w:tcMar>
+          </w:tcPr>
+          <w:p>
+            <w:pPr>
+              <w:spacing w:after="0"/>
+              <w:jc w:val="left"/>
+            </w:pPr>
+            <w:r/>
+            <w:r>
+              <w:rPr>
+                <w:rFonts w:ascii="Liberation Sans" w:hAnsi="Liberation Sans"/>
+                <w:b w:val="0"/>
+                <w:i w:val="0"/>
+                <w:sz w:val="13"/>
+              </w:rPr>
+              <w:t>QA_Status</w:t>
+            </w:r>
+          </w:p>
+        </w:tc>
+        <w:tc>
+          <w:tcPr>
+            <w:tcW w:type="dxa" w:w="4968"/>
+            <w:tcMar>
+              <w:top w:w="55" w:type="dxa"/>
+              <w:start w:w="55" w:type="dxa"/>
+              <w:bottom w:w="55" w:type="dxa"/>
+              <w:end w:w="55" w:type="dxa"/>
+            </w:tcMar>
+          </w:tcPr>
+          <w:p>
+            <w:pPr>
+              <w:spacing w:after="0"/>
+            </w:pPr>
+            <w:r/>
+            <w:sdt>
+              <w:sdtPr>
+                <w:alias w:val="QA status"/>
+                <w:tag w:val="QA_Status"/>
+                <w:id w:val="8200"/>
+                <w:richText/>
+              </w:sdtPr>
+              <w:sdtContent>
+                <w:r>
+                  <w:rPr>
+                    <w:color w:val="28778B"/>
+                  </w:rPr>
+                  <w:t>Needs source verification</w:t>
+                </w:r>
+              </w:sdtContent>
+            </w:sdt>
+          </w:p>
+        </w:tc>
+        <w:tc>
+          <w:tcPr>
+            <w:tcW w:type="dxa" w:w="3528"/>
+            <w:tcMar>
+              <w:top w:w="55" w:type="dxa"/>
+              <w:start w:w="55" w:type="dxa"/>
+              <w:bottom w:w="55" w:type="dxa"/>
+              <w:end w:w="55" w:type="dxa"/>
+            </w:tcMar>
+          </w:tcPr>
+          <w:p>
+            <w:pPr>
+              <w:spacing w:after="0"/>
+              <w:jc w:val="left"/>
+            </w:pPr>
+            <w:r/>
+            <w:r>
+              <w:rPr>
+                <w:rFonts w:ascii="Liberation Sans" w:hAnsi="Liberation Sans"/>
+                <w:b w:val="0"/>
+                <w:i w:val="0"/>
+                <w:sz w:val="13"/>
+              </w:rPr>
+              <w:t>Workflow stage</w:t>
+            </w:r>
+          </w:p>
+        </w:tc>
+      </w:tr>
+      <w:tr>
+        <w:trPr>
+          <w:cantSplit/>
+        </w:trPr>
+        <w:tc>
+          <w:tcPr>
+            <w:tcW w:type="dxa" w:w="2232"/>
+            <w:shd w:fill="F1F5F7"/>
+            <w:tcMar>
+              <w:top w:w="55" w:type="dxa"/>
+              <w:start w:w="55" w:type="dxa"/>
+              <w:bottom w:w="55" w:type="dxa"/>
+              <w:end w:w="55" w:type="dxa"/>
+            </w:tcMar>
+          </w:tcPr>
+          <w:p>
+            <w:pPr>
+              <w:spacing w:after="0"/>
+              <w:jc w:val="left"/>
+            </w:pPr>
+            <w:r/>
+            <w:r>
+              <w:rPr>
+                <w:rFonts w:ascii="Liberation Sans" w:hAnsi="Liberation Sans"/>
+                <w:b w:val="0"/>
+                <w:i w:val="0"/>
+                <w:sz w:val="13"/>
+              </w:rPr>
+              <w:t>QA_Reviewer</w:t>
+            </w:r>
+          </w:p>
+        </w:tc>
+        <w:tc>
+          <w:tcPr>
+            <w:tcW w:type="dxa" w:w="4968"/>
+            <w:shd w:fill="F1F5F7"/>
+            <w:tcMar>
+              <w:top w:w="55" w:type="dxa"/>
+              <w:start w:w="55" w:type="dxa"/>
+              <w:bottom w:w="55" w:type="dxa"/>
+              <w:end w:w="55" w:type="dxa"/>
+            </w:tcMar>
+          </w:tcPr>
+          <w:p>
+            <w:pPr>
+              <w:spacing w:after="0"/>
+            </w:pPr>
+            <w:r/>
+            <w:sdt>
+              <w:sdtPr>
+                <w:alias w:val="QA reviewer"/>
+                <w:tag w:val="QA_Reviewer"/>
+                <w:id w:val="8201"/>
+                <w:richText/>
+              </w:sdtPr>
+              <w:sdtContent>
+                <w:r>
+                  <w:rPr>
+                    <w:color w:val="28778B"/>
+                  </w:rPr>
+                  <w:t>Unassigned</w:t>
+                </w:r>
+              </w:sdtContent>
+            </w:sdt>
+          </w:p>
+        </w:tc>
+        <w:tc>
+          <w:tcPr>
+            <w:tcW w:type="dxa" w:w="3528"/>
+            <w:shd w:fill="F1F5F7"/>
+            <w:tcMar>
+              <w:top w:w="55" w:type="dxa"/>
+              <w:start w:w="55" w:type="dxa"/>
+              <w:bottom w:w="55" w:type="dxa"/>
+              <w:end w:w="55" w:type="dxa"/>
+            </w:tcMar>
+          </w:tcPr>
+          <w:p>
+            <w:pPr>
+              <w:spacing w:after="0"/>
+              <w:jc w:val="left"/>
+            </w:pPr>
+            <w:r/>
+            <w:r>
+              <w:rPr>
+                <w:rFonts w:ascii="Liberation Sans" w:hAnsi="Liberation Sans"/>
+                <w:b w:val="0"/>
+                <w:i w:val="0"/>
+                <w:sz w:val="13"/>
+              </w:rPr>
+              <w:t>Named reviewer</w:t>
+            </w:r>
+          </w:p>
+        </w:tc>
+      </w:tr>
+      <w:tr>
+        <w:trPr>
+          <w:cantSplit/>
+        </w:trPr>
+        <w:tc>
+          <w:tcPr>
+            <w:tcW w:type="dxa" w:w="2232"/>
+            <w:tcMar>
+              <w:top w:w="55" w:type="dxa"/>
+              <w:start w:w="55" w:type="dxa"/>
+              <w:bottom w:w="55" w:type="dxa"/>
+              <w:end w:w="55" w:type="dxa"/>
+            </w:tcMar>
+          </w:tcPr>
+          <w:p>
+            <w:pPr>
+              <w:spacing w:after="0"/>
+              <w:jc w:val="left"/>
+            </w:pPr>
+            <w:r/>
+            <w:r>
+              <w:rPr>
+                <w:rFonts w:ascii="Liberation Sans" w:hAnsi="Liberation Sans"/>
+                <w:b w:val="0"/>
+                <w:i w:val="0"/>
+                <w:sz w:val="13"/>
+              </w:rPr>
+              <w:t>QA_Disposition</w:t>
+            </w:r>
+          </w:p>
+        </w:tc>
+        <w:tc>
+          <w:tcPr>
+            <w:tcW w:type="dxa" w:w="4968"/>
+            <w:tcMar>
+              <w:top w:w="55" w:type="dxa"/>
+              <w:start w:w="55" w:type="dxa"/>
+              <w:bottom w:w="55" w:type="dxa"/>
+              <w:end w:w="55" w:type="dxa"/>
+            </w:tcMar>
+          </w:tcPr>
+          <w:p>
+            <w:pPr>
+              <w:spacing w:after="0"/>
+            </w:pPr>
+            <w:r/>
+            <w:sdt>
+              <w:sdtPr>
+                <w:alias w:val="QA disposition"/>
+                <w:tag w:val="QA_Disposition"/>
+                <w:id w:val="8202"/>
+                <w:richText/>
+              </w:sdtPr>
+              <w:sdtContent>
+                <w:r>
+                  <w:rPr>
+                    <w:color w:val="28778B"/>
+                  </w:rPr>
+                  <w:t>Preserve visible evidence</w:t>
+                </w:r>
+              </w:sdtContent>
+            </w:sdt>
+          </w:p>
+        </w:tc>
+        <w:tc>
+          <w:tcPr>
+            <w:tcW w:type="dxa" w:w="3528"/>
+            <w:tcMar>
+              <w:top w:w="55" w:type="dxa"/>
+              <w:start w:w="55" w:type="dxa"/>
+              <w:bottom w:w="55" w:type="dxa"/>
+              <w:end w:w="55" w:type="dxa"/>
+            </w:tcMar>
+          </w:tcPr>
+          <w:p>
+            <w:pPr>
+              <w:spacing w:after="0"/>
+              <w:jc w:val="left"/>
+            </w:pPr>
+            <w:r/>
+            <w:r>
+              <w:rPr>
+                <w:rFonts w:ascii="Liberation Sans" w:hAnsi="Liberation Sans"/>
+                <w:b w:val="0"/>
+                <w:i w:val="0"/>
+                <w:sz w:val="13"/>
+              </w:rPr>
+              <w:t>Source treatment</w:t>
+            </w:r>
+          </w:p>
+        </w:tc>
+      </w:tr>
+      <w:tr>
+        <w:trPr>
+          <w:cantSplit/>
+        </w:trPr>
+        <w:tc>
+          <w:tcPr>
+            <w:tcW w:type="dxa" w:w="2232"/>
+            <w:shd w:fill="F1F5F7"/>
+            <w:tcMar>
+              <w:top w:w="55" w:type="dxa"/>
+              <w:start w:w="55" w:type="dxa"/>
+              <w:bottom w:w="55" w:type="dxa"/>
+              <w:end w:w="55" w:type="dxa"/>
+            </w:tcMar>
+          </w:tcPr>
+          <w:p>
+            <w:pPr>
+              <w:spacing w:after="0"/>
+              <w:jc w:val="left"/>
+            </w:pPr>
+            <w:r/>
+            <w:r>
+              <w:rPr>
+                <w:rFonts w:ascii="Liberation Sans" w:hAnsi="Liberation Sans"/>
+                <w:b w:val="0"/>
+                <w:i w:val="0"/>
+                <w:sz w:val="13"/>
+              </w:rPr>
+              <w:t>QA_ReleaseGate</w:t>
+            </w:r>
+          </w:p>
+        </w:tc>
+        <w:tc>
+          <w:tcPr>
+            <w:tcW w:type="dxa" w:w="4968"/>
+            <w:shd w:fill="F1F5F7"/>
+            <w:tcMar>
+              <w:top w:w="55" w:type="dxa"/>
+              <w:start w:w="55" w:type="dxa"/>
+              <w:bottom w:w="55" w:type="dxa"/>
+              <w:end w:w="55" w:type="dxa"/>
+            </w:tcMar>
+          </w:tcPr>
+          <w:p>
+            <w:pPr>
+              <w:spacing w:after="0"/>
+            </w:pPr>
+            <w:r/>
+            <w:sdt>
+              <w:sdtPr>
+                <w:alias w:val="QA release gate"/>
+                <w:tag w:val="QA_ReleaseGate"/>
+                <w:id w:val="8203"/>
+                <w:richText/>
+              </w:sdtPr>
+              <w:sdtContent>
+                <w:r>
+                  <w:rPr>
+                    <w:color w:val="28778B"/>
+                  </w:rPr>
+                  <w:t>Not ready for release</w:t>
+                </w:r>
+              </w:sdtContent>
+            </w:sdt>
+          </w:p>
+        </w:tc>
+        <w:tc>
+          <w:tcPr>
+            <w:tcW w:type="dxa" w:w="3528"/>
+            <w:shd w:fill="F1F5F7"/>
+            <w:tcMar>
+              <w:top w:w="55" w:type="dxa"/>
+              <w:start w:w="55" w:type="dxa"/>
+              <w:bottom w:w="55" w:type="dxa"/>
+              <w:end w:w="55" w:type="dxa"/>
+            </w:tcMar>
+          </w:tcPr>
+          <w:p>
+            <w:pPr>
+              <w:spacing w:after="0"/>
+              <w:jc w:val="left"/>
+            </w:pPr>
+            <w:r/>
+            <w:r>
+              <w:rPr>
+                <w:rFonts w:ascii="Liberation Sans" w:hAnsi="Liberation Sans"/>
+                <w:b w:val="0"/>
+                <w:i w:val="0"/>
+                <w:sz w:val="13"/>
+              </w:rPr>
+              <w:t>Publication gate</w:t>
+            </w:r>
+          </w:p>
+        </w:tc>
+      </w:tr>
+    </w:tbl>
+    <w:p>
+      <w:pPr>
+        <w:pStyle w:val="Heading2"/>
+        <w:spacing w:before="80" w:after="60"/>
+      </w:pPr>
+      <w:r>
+        <w:rPr>
+          <w:rFonts w:ascii="Liberation Sans" w:hAnsi="Liberation Sans"/>
+          <w:b/>
+          <w:i w:val="0"/>
+          <w:color w:val="183C56"/>
+          <w:sz w:val="26"/>
+        </w:rPr>
+        <w:t>Copy Role Matrix</w:t>
+      </w:r>
+    </w:p>
+    <w:tbl>
+      <w:tblPr>
+        <w:tblW w:type="auto" w:w="0"/>
+        <w:jc w:val="center"/>
+        <w:tblLayout w:type="fixed"/>
+        <w:tblLook w:firstColumn="1" w:firstRow="1" w:lastColumn="0" w:lastRow="0" w:noHBand="0" w:noVBand="1" w:val="04A0"/>
+        <w:tblBorders>
+          <w:top w:val="single" w:sz="5" w:color="A9BDC8"/>
+          <w:left w:val="single" w:sz="5" w:color="A9BDC8"/>
+          <w:bottom w:val="single" w:sz="5" w:color="A9BDC8"/>
+          <w:right w:val="single" w:sz="5" w:color="A9BDC8"/>
+          <w:insideH w:val="single" w:sz="5" w:color="A9BDC8"/>
+          <w:insideV w:val="single" w:sz="5" w:color="A9BDC8"/>
+        </w:tblBorders>
+      </w:tblPr>
+      <w:tblGrid>
+        <w:gridCol w:w="2714"/>
+        <w:gridCol w:w="2714"/>
+        <w:gridCol w:w="2714"/>
+        <w:gridCol w:w="2714"/>
+      </w:tblGrid>
+      <w:tr>
+        <w:trPr>
+          <w:tblHeader/>
+          <w:cantSplit/>
+        </w:trPr>
+        <w:tc>
+          <w:tcPr>
+            <w:tcW w:type="dxa" w:w="2880"/>
+            <w:shd w:fill="183C56"/>
+            <w:vAlign w:val="center"/>
+            <w:tcMar>
+              <w:top w:w="55" w:type="dxa"/>
+              <w:start w:w="55" w:type="dxa"/>
+              <w:bottom w:w="55" w:type="dxa"/>
+              <w:end w:w="55" w:type="dxa"/>
+            </w:tcMar>
+          </w:tcPr>
+          <w:p>
+            <w:pPr>
+              <w:spacing w:after="0"/>
+              <w:jc w:val="left"/>
+            </w:pPr>
+            <w:r/>
+            <w:r>
+              <w:rPr>
+                <w:rFonts w:ascii="Liberation Sans" w:hAnsi="Liberation Sans"/>
+                <w:b/>
+                <w:i w:val="0"/>
+                <w:color w:val="FFFFFF"/>
+                <w:sz w:val="13"/>
+              </w:rPr>
+              <w:t>This path</w:t>
+            </w:r>
+          </w:p>
+        </w:tc>
+        <w:tc>
+          <w:tcPr>
+            <w:tcW w:type="dxa" w:w="2304"/>
+            <w:shd w:fill="183C56"/>
+            <w:vAlign w:val="center"/>
+            <w:tcMar>
+              <w:top w:w="55" w:type="dxa"/>
+              <w:start w:w="55" w:type="dxa"/>
+              <w:bottom w:w="55" w:type="dxa"/>
+              <w:end w:w="55" w:type="dxa"/>
+            </w:tcMar>
+          </w:tcPr>
+          <w:p>
+            <w:pPr>
+              <w:spacing w:after="0"/>
+              <w:jc w:val="left"/>
+            </w:pPr>
+            <w:r/>
+            <w:r>
+              <w:rPr>
+                <w:rFonts w:ascii="Liberation Sans" w:hAnsi="Liberation Sans"/>
+                <w:b/>
+                <w:i w:val="0"/>
+                <w:color w:val="FFFFFF"/>
+                <w:sz w:val="13"/>
+              </w:rPr>
+              <w:t>Role</w:t>
+            </w:r>
+          </w:p>
+        </w:tc>
+        <w:tc>
+          <w:tcPr>
+            <w:tcW w:type="dxa" w:w="2232"/>
+            <w:shd w:fill="183C56"/>
+            <w:vAlign w:val="center"/>
+            <w:tcMar>
+              <w:top w:w="55" w:type="dxa"/>
+              <w:start w:w="55" w:type="dxa"/>
+              <w:bottom w:w="55" w:type="dxa"/>
+              <w:end w:w="55" w:type="dxa"/>
+            </w:tcMar>
+          </w:tcPr>
+          <w:p>
+            <w:pPr>
+              <w:spacing w:after="0"/>
+              <w:jc w:val="left"/>
+            </w:pPr>
+            <w:r/>
+            <w:r>
+              <w:rPr>
+                <w:rFonts w:ascii="Liberation Sans" w:hAnsi="Liberation Sans"/>
+                <w:b/>
+                <w:i w:val="0"/>
+                <w:color w:val="FFFFFF"/>
+                <w:sz w:val="13"/>
+              </w:rPr>
+              <w:t>Paired master</w:t>
+            </w:r>
+          </w:p>
+        </w:tc>
+        <w:tc>
+          <w:tcPr>
+            <w:tcW w:type="dxa" w:w="3312"/>
+            <w:shd w:fill="183C56"/>
+            <w:vAlign w:val="center"/>
+            <w:tcMar>
+              <w:top w:w="55" w:type="dxa"/>
+              <w:start w:w="55" w:type="dxa"/>
+              <w:bottom w:w="55" w:type="dxa"/>
+              <w:end w:w="55" w:type="dxa"/>
+            </w:tcMar>
+          </w:tcPr>
+          <w:p>
+            <w:pPr>
+              <w:spacing w:after="0"/>
+              <w:jc w:val="left"/>
+            </w:pPr>
+            <w:r/>
+            <w:r>
+              <w:rPr>
+                <w:rFonts w:ascii="Liberation Sans" w:hAnsi="Liberation Sans"/>
+                <w:b/>
+                <w:i w:val="0"/>
+                <w:color w:val="FFFFFF"/>
+                <w:sz w:val="13"/>
+              </w:rPr>
+              <w:t>Canonical SHA</w:t>
+            </w:r>
+          </w:p>
+        </w:tc>
+      </w:tr>
+      <w:tr>
+        <w:trPr>
+          <w:cantSplit/>
+        </w:trPr>
+        <w:tc>
+          <w:tcPr>
+            <w:tcW w:type="dxa" w:w="2880"/>
+            <w:vAlign w:val="center"/>
+            <w:tcMar>
+              <w:top w:w="55" w:type="dxa"/>
+              <w:start w:w="55" w:type="dxa"/>
+              <w:bottom w:w="55" w:type="dxa"/>
+              <w:end w:w="55" w:type="dxa"/>
+            </w:tcMar>
+          </w:tcPr>
+          <w:p>
+            <w:pPr>
+              <w:spacing w:after="0"/>
+              <w:jc w:val="left"/>
+            </w:pPr>
+            <w:r/>
+            <w:r>
+              <w:rPr>
+                <w:rFonts w:ascii="Liberation Sans" w:hAnsi="Liberation Sans"/>
+                <w:b w:val="0"/>
+                <w:i w:val="0"/>
+                <w:sz w:val="13"/>
+              </w:rPr>
+              <w:t>homework/homework.docx</w:t>
+            </w:r>
+          </w:p>
+        </w:tc>
+        <w:tc>
+          <w:tcPr>
+            <w:tcW w:type="dxa" w:w="2304"/>
+            <w:vAlign w:val="center"/>
+            <w:tcMar>
+              <w:top w:w="55" w:type="dxa"/>
+              <w:start w:w="55" w:type="dxa"/>
+              <w:bottom w:w="55" w:type="dxa"/>
+              <w:end w:w="55" w:type="dxa"/>
+            </w:tcMar>
+          </w:tcPr>
+          <w:p>
+            <w:pPr>
+              <w:spacing w:after="0"/>
+              <w:jc w:val="left"/>
+            </w:pPr>
+            <w:r/>
+            <w:r>
+              <w:rPr>
+                <w:rFonts w:ascii="Liberation Sans" w:hAnsi="Liberation Sans"/>
+                <w:b w:val="0"/>
+                <w:i w:val="0"/>
+                <w:sz w:val="13"/>
+              </w:rPr>
+              <w:t>QA working copy</w:t>
+            </w:r>
+          </w:p>
+        </w:tc>
+        <w:tc>
+          <w:tcPr>
+            <w:tcW w:type="dxa" w:w="2232"/>
+            <w:vAlign w:val="center"/>
+            <w:tcMar>
+              <w:top w:w="55" w:type="dxa"/>
+              <w:start w:w="55" w:type="dxa"/>
+              <w:bottom w:w="55" w:type="dxa"/>
+              <w:end w:w="55" w:type="dxa"/>
+            </w:tcMar>
+          </w:tcPr>
+          <w:p>
+            <w:pPr>
+              <w:spacing w:after="0"/>
+              <w:jc w:val="left"/>
+            </w:pPr>
+            <w:r/>
+            <w:r>
+              <w:rPr>
+                <w:rFonts w:ascii="Liberation Sans" w:hAnsi="Liberation Sans"/>
+                <w:b w:val="0"/>
+                <w:i w:val="0"/>
+                <w:sz w:val="13"/>
+              </w:rPr>
+              <w:t>homework.docx</w:t>
+            </w:r>
+          </w:p>
+        </w:tc>
+        <w:tc>
+          <w:tcPr>
+            <w:tcW w:type="dxa" w:w="3312"/>
+            <w:vAlign w:val="center"/>
+            <w:tcMar>
+              <w:top w:w="55" w:type="dxa"/>
+              <w:start w:w="55" w:type="dxa"/>
+              <w:bottom w:w="55" w:type="dxa"/>
+              <w:end w:w="55" w:type="dxa"/>
+            </w:tcMar>
+          </w:tcPr>
+          <w:p>
+            <w:pPr>
+              <w:spacing w:after="0"/>
+              <w:jc w:val="left"/>
+            </w:pPr>
+            <w:r/>
+            <w:r>
+              <w:rPr>
+                <w:rFonts w:ascii="Liberation Sans" w:hAnsi="Liberation Sans"/>
+                <w:b w:val="0"/>
+                <w:i w:val="0"/>
+                <w:sz w:val="13"/>
+              </w:rPr>
+              <w:t>83425e9072d022c0</w:t>
+            </w:r>
+          </w:p>
+        </w:tc>
+      </w:tr>
+    </w:tbl>
+    <w:p>
+      <w:pPr>
+        <w:pStyle w:val="Heading2"/>
+        <w:spacing w:before="80" w:after="60"/>
+      </w:pPr>
+      <w:r>
+        <w:rPr>
+          <w:rFonts w:ascii="Liberation Sans" w:hAnsi="Liberation Sans"/>
+          <w:b/>
+          <w:i w:val="0"/>
+          <w:color w:val="183C56"/>
+          <w:sz w:val="26"/>
+        </w:rPr>
+        <w:t>QA Boundary</w:t>
+      </w:r>
+    </w:p>
+    <w:p>
+      <w:pPr>
+        <w:spacing w:before="0" w:after="0"/>
+        <w:ind w:left="0"/>
+        <w:jc w:val="left"/>
+      </w:pPr>
+      <w:r>
+        <w:rPr>
+          <w:rFonts w:ascii="Liberation Serif" w:hAnsi="Liberation Serif"/>
+          <w:b w:val="0"/>
+          <w:i w:val="0"/>
+          <w:sz w:val="16"/>
+        </w:rPr>
+        <w:t>Change only the four unlocked controls during review. Source-visible payload and issue evidence remain synchronized with the controlled master; a reviewer must not manufacture the absent diagram or silently normalize conflicts.</w:t>
+      </w:r>
+    </w:p>
+    <w:p>
+      <w:pPr>
+        <w:spacing w:after="0"/>
+      </w:pPr>
+      <w:r>
+        <w:br w:type="page"/>
+      </w:r>
+    </w:p>
+    <w:p>
+      <w:bookmarkStart w:id="7201" w:name="canonical_payload"/>
+      <w:pPr>
+        <w:pStyle w:val="Heading1"/>
+        <w:spacing w:before="80" w:after="60"/>
+      </w:pPr>
+      <w:r>
+        <w:rPr>
+          <w:rFonts w:ascii="Liberation Sans" w:hAnsi="Liberation Sans"/>
+          <w:b/>
+          <w:i w:val="0"/>
+          <w:color w:val="183C56"/>
+          <w:sz w:val="36"/>
+        </w:rPr>
+        <w:t>Canonical Source Payload</w:t>
+      </w:r>
+      <w:bookmarkEnd w:id="7201"/>
+    </w:p>
+    <w:p>
+      <w:pPr>
+        <w:spacing w:before="0" w:after="80"/>
+        <w:ind w:left="0"/>
+        <w:jc w:val="left"/>
+      </w:pPr>
+      <w:r>
+        <w:rPr>
+          <w:rFonts w:ascii="Liberation Serif" w:hAnsi="Liberation Serif"/>
+          <w:b w:val="0"/>
+          <w:i/>
+          <w:sz w:val="15"/>
+        </w:rPr>
+        <w:t>Normalized for editing; source words, punctuation, order, contradictions, matrix cells, and worked content remain unchanged.</w:t>
+      </w:r>
+    </w:p>
+    <w:p>
+      <w:pPr>
+        <w:spacing w:before="0" w:after="0"/>
+        <w:ind w:left="0"/>
+        <w:jc w:val="center"/>
+      </w:pPr>
+      <w:r>
+        <w:rPr>
+          <w:rFonts w:ascii="Liberation Serif" w:hAnsi="Liberation Serif"/>
+          <w:b/>
+          <w:i w:val="0"/>
+          <w:sz w:val="31"/>
+        </w:rPr>
         <w:t>CSE 240A Homework 2</w:t>
-        <w:br/>
+      </w:r>
+    </w:p>
+    <w:p>
+      <w:pPr>
+        <w:spacing w:before="0" w:after="60"/>
+        <w:ind w:left="0"/>
+        <w:jc w:val="center"/>
+      </w:pPr>
+      <w:r>
+        <w:rPr>
+          <w:rFonts w:ascii="Liberation Serif" w:hAnsi="Liberation Serif"/>
+          <w:b w:val="0"/>
+          <w:i w:val="0"/>
+          <w:sz w:val="20"/>
+        </w:rPr>
         <w:t>Pipelines and Memory</w:t>
-        <w:br/>
+      </w:r>
+    </w:p>
+    <w:p>
+      <w:pPr>
+        <w:spacing w:before="0" w:after="20"/>
+        <w:ind w:left="0"/>
+        <w:jc w:val="center"/>
+      </w:pPr>
+      <w:r>
+        <w:rPr>
+          <w:rFonts w:ascii="Liberation Serif" w:hAnsi="Liberation Serif"/>
+          <w:b w:val="0"/>
+          <w:i w:val="0"/>
+          <w:sz w:val="18"/>
+        </w:rPr>
         <w:t>Ryan Wang ID:A012345</w:t>
-        <w:br/>
+      </w:r>
+    </w:p>
+    <w:p>
+      <w:pPr>
+        <w:spacing w:before="0" w:after="80"/>
+        <w:ind w:left="0"/>
+        <w:jc w:val="center"/>
+      </w:pPr>
+      <w:r>
+        <w:rPr>
+          <w:rFonts w:ascii="Liberation Serif" w:hAnsi="Liberation Serif"/>
+          <w:b w:val="0"/>
+          <w:i w:val="0"/>
+          <w:sz w:val="17"/>
+        </w:rPr>
         <w:t>Due June 1, 2021</w:t>
-        <w:br/>
-        <w:br/>
+      </w:r>
+    </w:p>
+    <w:p>
+      <w:pPr>
+        <w:spacing w:before="0" w:after="20"/>
+        <w:ind w:left="0"/>
+        <w:jc w:val="left"/>
+      </w:pPr>
+      <w:r>
+        <w:rPr>
+          <w:rFonts w:ascii="Liberation Serif" w:hAnsi="Liberation Serif"/>
+          <w:b/>
+          <w:i w:val="0"/>
+          <w:sz w:val="17"/>
+        </w:rPr>
         <w:t>Instructions</w:t>
-        <w:br/>
-        <w:br/>
-        <w:t>e Submit typed answers to the following questions as a PDF via Gradescope.</w:t>
-        <w:br/>
-        <w:t>e Due: June 1, 2021 at 11:59 PM.</w:t>
-        <w:br/>
-        <w:br/>
-        <w:t>e Homework is to be done individually.</w:t>
-        <w:br/>
-        <w:br/>
-        <w:t>e There are 2 questions for a total of 75 points (7.5% of your total grade).</w:t>
-        <w:br/>
-        <w:br/>
-        <w:t>e It would be great if you can finish the HW by typing rather than handwriting.</w:t>
-        <w:br/>
-        <w:br/>
-        <w:t>1 1: Pipelining (45 pts)</w:t>
-        <w:br/>
-        <w:br/>
-        <w:t>1. Fill in the pipeline diagram below, assuming it is running on a MIPS 5-stage pipeline with stalls done</w:t>
-        <w:br/>
-        <w:br/>
-        <w:t xml:space="preserve"> </w:t>
-        <w:br/>
-        <w:br/>
-        <w:t xml:space="preserve"> </w:t>
-        <w:br/>
-        <w:br/>
-        <w:t xml:space="preserve"> </w:t>
-        <w:br/>
-        <w:br/>
-        <w:t xml:space="preserve"> </w:t>
-        <w:br/>
-        <w:br/>
-        <w:t xml:space="preserve"> </w:t>
-        <w:br/>
-        <w:br/>
-        <w:t xml:space="preserve"> </w:t>
-        <w:br/>
-        <w:br/>
-        <w:t xml:space="preserve"> </w:t>
-        <w:br/>
-        <w:br/>
-        <w:t xml:space="preserve"> </w:t>
-        <w:br/>
-        <w:br/>
-        <w:t xml:space="preserve"> </w:t>
-        <w:br/>
-        <w:br/>
-        <w:t xml:space="preserve"> </w:t>
-        <w:br/>
-        <w:br/>
-        <w:t xml:space="preserve"> </w:t>
-        <w:br/>
-        <w:br/>
-        <w:t xml:space="preserve"> </w:t>
-        <w:br/>
-        <w:br/>
-        <w:t xml:space="preserve"> </w:t>
-        <w:br/>
-        <w:br/>
-        <w:t xml:space="preserve"> </w:t>
-        <w:br/>
-        <w:br/>
-        <w:t xml:space="preserve"> </w:t>
-        <w:br/>
-        <w:br/>
-        <w:t xml:space="preserve"> </w:t>
-        <w:br/>
-        <w:br/>
-        <w:t xml:space="preserve"> </w:t>
-        <w:br/>
-        <w:br/>
-        <w:t xml:space="preserve"> </w:t>
-        <w:br/>
-        <w:br/>
-        <w:t xml:space="preserve"> </w:t>
-        <w:br/>
-        <w:br/>
-        <w:t xml:space="preserve"> </w:t>
-        <w:br/>
-        <w:br/>
-        <w:t xml:space="preserve"> </w:t>
-        <w:br/>
-        <w:br/>
-        <w:t xml:space="preserve"> </w:t>
-        <w:br/>
-        <w:br/>
-        <w:t>in decode and forwarding whenever needed. Please clearly show pipeline stalls and forwarding with</w:t>
-        <w:br/>
-        <w:t>arrows.</w:t>
-        <w:br/>
+      </w:r>
+    </w:p>
+    <w:p>
+      <w:pPr>
+        <w:pStyle w:val="ListBullet"/>
+        <w:spacing w:after="8"/>
+        <w:ind w:left="288" w:hanging="144"/>
+      </w:pPr>
+      <w:r>
+        <w:rPr>
+          <w:rFonts w:ascii="Liberation Serif" w:hAnsi="Liberation Serif"/>
+          <w:b w:val="0"/>
+          <w:i w:val="0"/>
+          <w:sz w:val="14"/>
+        </w:rPr>
+        <w:t>Submit typed answers to the following questions as a PDF via Gradescope.</w:t>
+      </w:r>
+    </w:p>
+    <w:p>
+      <w:pPr>
+        <w:pStyle w:val="ListBullet"/>
+        <w:spacing w:after="8"/>
+        <w:ind w:left="288" w:hanging="144"/>
+      </w:pPr>
+      <w:r>
+        <w:rPr>
+          <w:rFonts w:ascii="Liberation Serif" w:hAnsi="Liberation Serif"/>
+          <w:b w:val="0"/>
+          <w:i w:val="0"/>
+          <w:sz w:val="14"/>
+        </w:rPr>
+        <w:t>Due: June 1, 2021 at 11:59 PM.</w:t>
+      </w:r>
+    </w:p>
+    <w:p>
+      <w:pPr>
+        <w:pStyle w:val="ListBullet"/>
+        <w:spacing w:after="8"/>
+        <w:ind w:left="288" w:hanging="144"/>
+      </w:pPr>
+      <w:r>
+        <w:rPr>
+          <w:rFonts w:ascii="Liberation Serif" w:hAnsi="Liberation Serif"/>
+          <w:b w:val="0"/>
+          <w:i w:val="0"/>
+          <w:sz w:val="14"/>
+        </w:rPr>
+        <w:t>Homework is to be done individually.</w:t>
+      </w:r>
+    </w:p>
+    <w:p>
+      <w:pPr>
+        <w:pStyle w:val="ListBullet"/>
+        <w:spacing w:after="8"/>
+        <w:ind w:left="288" w:hanging="144"/>
+      </w:pPr>
+      <w:r>
+        <w:rPr>
+          <w:rFonts w:ascii="Liberation Serif" w:hAnsi="Liberation Serif"/>
+          <w:b w:val="0"/>
+          <w:i w:val="0"/>
+          <w:sz w:val="14"/>
+        </w:rPr>
+        <w:t>There are 2 questions for a total of 75 points (7.5% of your total grade).</w:t>
+      </w:r>
+    </w:p>
+    <w:p>
+      <w:pPr>
+        <w:pStyle w:val="ListBullet"/>
+        <w:spacing w:after="8"/>
+        <w:ind w:left="288" w:hanging="144"/>
+      </w:pPr>
+      <w:r>
+        <w:rPr>
+          <w:rFonts w:ascii="Liberation Serif" w:hAnsi="Liberation Serif"/>
+          <w:b w:val="0"/>
+          <w:i w:val="0"/>
+          <w:sz w:val="14"/>
+        </w:rPr>
+        <w:t>It would be great if you can finish the HW by typing rather than handwriting.</w:t>
+      </w:r>
+    </w:p>
+    <w:p>
+      <w:pPr>
+        <w:spacing w:before="20" w:after="20"/>
+        <w:ind w:left="0"/>
+        <w:jc w:val="left"/>
+      </w:pPr>
+      <w:r>
+        <w:rPr>
+          <w:rFonts w:ascii="Liberation Serif" w:hAnsi="Liberation Serif"/>
+          <w:b/>
+          <w:i w:val="0"/>
+          <w:sz w:val="21"/>
+        </w:rPr>
+        <w:t>1    1: Pipelining (45 pts)</w:t>
+      </w:r>
+    </w:p>
+    <w:p>
+      <w:pPr>
+        <w:spacing w:before="0" w:after="28"/>
+        <w:ind w:left="144"/>
+        <w:jc w:val="left"/>
+      </w:pPr>
+      <w:r>
+        <w:rPr>
+          <w:rFonts w:ascii="Liberation Serif" w:hAnsi="Liberation Serif"/>
+          <w:b/>
+          <w:i w:val="0"/>
+          <w:sz w:val="15"/>
+        </w:rPr>
+        <w:t xml:space="preserve">1. </w:t>
+      </w:r>
+      <w:r>
+        <w:rPr>
+          <w:rFonts w:ascii="Liberation Serif" w:hAnsi="Liberation Serif"/>
+          <w:b w:val="0"/>
+          <w:i w:val="0"/>
+          <w:sz w:val="15"/>
+        </w:rPr>
+        <w:t>Fill in the pipeline diagram below, assuming it is running on a MIPS 5-stage pipeline with stalls done in decode and forwarding whenever needed. Please clearly show pipeline stalls and forwarding with arrows.</w:t>
+      </w:r>
+    </w:p>
+    <w:p>
+      <w:pPr>
+        <w:spacing w:before="0" w:after="30"/>
+        <w:ind w:left="288"/>
+        <w:jc w:val="left"/>
+      </w:pPr>
+      <w:r>
+        <w:rPr>
+          <w:rFonts w:ascii="Liberation Serif" w:hAnsi="Liberation Serif"/>
+          <w:b w:val="0"/>
+          <w:i w:val="0"/>
+          <w:sz w:val="14"/>
+        </w:rPr>
         <w:t>Note: You may not need to fill in all the cycles in the diagram below.</w:t>
-        <w:br/>
-        <w:br/>
-        <w:t>Instruction 1/2/;3 )4 )5 6 | 7 8 9 10 | 11 | 12 | 13 | 14 | 15</w:t>
-        <w:br/>
-        <w:br/>
-        <w:t>lw R2, 0 (R5) F/D/|X|M| w</w:t>
-        <w:br/>
-        <w:br/>
-        <w:t>sub R10, R2, 10 F|D/D x M)W</w:t>
-        <w:br/>
-        <w:br/>
-        <w:t>add R3, R2, R2 F|F /D X | M Ww</w:t>
-        <w:br/>
-        <w:br/>
-        <w:t>sw R3, 10 (R10) F DX M W</w:t>
-        <w:br/>
-        <w:br/>
-        <w:t>add R2, R2, R5 F/D/|xX mM |W</w:t>
-        <w:br/>
-        <w:br/>
-        <w:t>add R10, R2, R4 F | D x M/W</w:t>
-        <w:br/>
-        <w:br/>
-        <w:t>2. A modified 7-stage pipelined processor has been released with the fetch stage being split into 2 stages:</w:t>
-        <w:br/>
-        <w:br/>
-        <w:t xml:space="preserve"> </w:t>
-        <w:br/>
-        <w:br/>
-        <w:t xml:space="preserve"> </w:t>
-        <w:br/>
-        <w:br/>
-        <w:t xml:space="preserve">  </w:t>
-        <w:br/>
-        <w:br/>
-        <w:t>F1 and F2 and the memory stage is also split into 2 stages: Ml and M2. The memory value is not</w:t>
-        <w:br/>
-        <w:t>available until the end of the M2 stage.</w:t>
-        <w:br/>
+      </w:r>
+    </w:p>
+    <w:tbl>
+      <w:tblPr>
+        <w:tblW w:type="auto" w:w="0"/>
+        <w:jc w:val="center"/>
+        <w:tblLayout w:type="fixed"/>
+        <w:tblLook w:firstColumn="1" w:firstRow="1" w:lastColumn="0" w:lastRow="0" w:noHBand="0" w:noVBand="1" w:val="04A0"/>
+        <w:tblBorders>
+          <w:top w:val="single" w:sz="5" w:color="A9BDC8"/>
+          <w:left w:val="single" w:sz="5" w:color="A9BDC8"/>
+          <w:bottom w:val="single" w:sz="5" w:color="A9BDC8"/>
+          <w:right w:val="single" w:sz="5" w:color="A9BDC8"/>
+          <w:insideH w:val="single" w:sz="5" w:color="A9BDC8"/>
+          <w:insideV w:val="single" w:sz="5" w:color="A9BDC8"/>
+        </w:tblBorders>
+      </w:tblPr>
+      <w:tblGrid>
+        <w:gridCol w:w="679"/>
+        <w:gridCol w:w="679"/>
+        <w:gridCol w:w="679"/>
+        <w:gridCol w:w="679"/>
+        <w:gridCol w:w="679"/>
+        <w:gridCol w:w="679"/>
+        <w:gridCol w:w="679"/>
+        <w:gridCol w:w="679"/>
+        <w:gridCol w:w="679"/>
+        <w:gridCol w:w="679"/>
+        <w:gridCol w:w="679"/>
+        <w:gridCol w:w="679"/>
+        <w:gridCol w:w="679"/>
+        <w:gridCol w:w="679"/>
+        <w:gridCol w:w="679"/>
+        <w:gridCol w:w="679"/>
+      </w:tblGrid>
+      <w:tr>
+        <w:trPr>
+          <w:tblHeader/>
+          <w:cantSplit/>
+        </w:trPr>
+        <w:tc>
+          <w:tcPr>
+            <w:tcW w:type="dxa" w:w="2477"/>
+            <w:shd w:fill="183C56"/>
+            <w:vAlign w:val="center"/>
+            <w:tcMar>
+              <w:top w:w="55" w:type="dxa"/>
+              <w:start w:w="55" w:type="dxa"/>
+              <w:bottom w:w="55" w:type="dxa"/>
+              <w:end w:w="55" w:type="dxa"/>
+            </w:tcMar>
+          </w:tcPr>
+          <w:p>
+            <w:pPr>
+              <w:spacing w:after="0"/>
+              <w:jc w:val="left"/>
+            </w:pPr>
+            <w:r/>
+            <w:r>
+              <w:rPr>
+                <w:rFonts w:ascii="Liberation Sans" w:hAnsi="Liberation Sans"/>
+                <w:b/>
+                <w:i w:val="0"/>
+                <w:color w:val="FFFFFF"/>
+                <w:sz w:val="11"/>
+              </w:rPr>
+              <w:t>Instruction</w:t>
+            </w:r>
+          </w:p>
+        </w:tc>
+        <w:tc>
+          <w:tcPr>
+            <w:tcW w:type="dxa" w:w="504"/>
+            <w:shd w:fill="183C56"/>
+            <w:vAlign w:val="center"/>
+            <w:tcMar>
+              <w:top w:w="55" w:type="dxa"/>
+              <w:start w:w="55" w:type="dxa"/>
+              <w:bottom w:w="55" w:type="dxa"/>
+              <w:end w:w="55" w:type="dxa"/>
+            </w:tcMar>
+          </w:tcPr>
+          <w:p>
+            <w:pPr>
+              <w:spacing w:after="0"/>
+              <w:jc w:val="center"/>
+            </w:pPr>
+            <w:r/>
+            <w:r>
+              <w:rPr>
+                <w:rFonts w:ascii="Liberation Sans" w:hAnsi="Liberation Sans"/>
+                <w:b/>
+                <w:i w:val="0"/>
+                <w:color w:val="FFFFFF"/>
+                <w:sz w:val="11"/>
+              </w:rPr>
+              <w:t>1</w:t>
+            </w:r>
+          </w:p>
+        </w:tc>
+        <w:tc>
+          <w:tcPr>
+            <w:tcW w:type="dxa" w:w="504"/>
+            <w:shd w:fill="183C56"/>
+            <w:vAlign w:val="center"/>
+            <w:tcMar>
+              <w:top w:w="55" w:type="dxa"/>
+              <w:start w:w="55" w:type="dxa"/>
+              <w:bottom w:w="55" w:type="dxa"/>
+              <w:end w:w="55" w:type="dxa"/>
+            </w:tcMar>
+          </w:tcPr>
+          <w:p>
+            <w:pPr>
+              <w:spacing w:after="0"/>
+              <w:jc w:val="center"/>
+            </w:pPr>
+            <w:r/>
+            <w:r>
+              <w:rPr>
+                <w:rFonts w:ascii="Liberation Sans" w:hAnsi="Liberation Sans"/>
+                <w:b/>
+                <w:i w:val="0"/>
+                <w:color w:val="FFFFFF"/>
+                <w:sz w:val="11"/>
+              </w:rPr>
+              <w:t>2</w:t>
+            </w:r>
+          </w:p>
+        </w:tc>
+        <w:tc>
+          <w:tcPr>
+            <w:tcW w:type="dxa" w:w="504"/>
+            <w:shd w:fill="183C56"/>
+            <w:vAlign w:val="center"/>
+            <w:tcMar>
+              <w:top w:w="55" w:type="dxa"/>
+              <w:start w:w="55" w:type="dxa"/>
+              <w:bottom w:w="55" w:type="dxa"/>
+              <w:end w:w="55" w:type="dxa"/>
+            </w:tcMar>
+          </w:tcPr>
+          <w:p>
+            <w:pPr>
+              <w:spacing w:after="0"/>
+              <w:jc w:val="center"/>
+            </w:pPr>
+            <w:r/>
+            <w:r>
+              <w:rPr>
+                <w:rFonts w:ascii="Liberation Sans" w:hAnsi="Liberation Sans"/>
+                <w:b/>
+                <w:i w:val="0"/>
+                <w:color w:val="FFFFFF"/>
+                <w:sz w:val="11"/>
+              </w:rPr>
+              <w:t>3</w:t>
+            </w:r>
+          </w:p>
+        </w:tc>
+        <w:tc>
+          <w:tcPr>
+            <w:tcW w:type="dxa" w:w="504"/>
+            <w:shd w:fill="183C56"/>
+            <w:vAlign w:val="center"/>
+            <w:tcMar>
+              <w:top w:w="55" w:type="dxa"/>
+              <w:start w:w="55" w:type="dxa"/>
+              <w:bottom w:w="55" w:type="dxa"/>
+              <w:end w:w="55" w:type="dxa"/>
+            </w:tcMar>
+          </w:tcPr>
+          <w:p>
+            <w:pPr>
+              <w:spacing w:after="0"/>
+              <w:jc w:val="center"/>
+            </w:pPr>
+            <w:r/>
+            <w:r>
+              <w:rPr>
+                <w:rFonts w:ascii="Liberation Sans" w:hAnsi="Liberation Sans"/>
+                <w:b/>
+                <w:i w:val="0"/>
+                <w:color w:val="FFFFFF"/>
+                <w:sz w:val="11"/>
+              </w:rPr>
+              <w:t>4</w:t>
+            </w:r>
+          </w:p>
+        </w:tc>
+        <w:tc>
+          <w:tcPr>
+            <w:tcW w:type="dxa" w:w="504"/>
+            <w:shd w:fill="183C56"/>
+            <w:vAlign w:val="center"/>
+            <w:tcMar>
+              <w:top w:w="55" w:type="dxa"/>
+              <w:start w:w="55" w:type="dxa"/>
+              <w:bottom w:w="55" w:type="dxa"/>
+              <w:end w:w="55" w:type="dxa"/>
+            </w:tcMar>
+          </w:tcPr>
+          <w:p>
+            <w:pPr>
+              <w:spacing w:after="0"/>
+              <w:jc w:val="center"/>
+            </w:pPr>
+            <w:r/>
+            <w:r>
+              <w:rPr>
+                <w:rFonts w:ascii="Liberation Sans" w:hAnsi="Liberation Sans"/>
+                <w:b/>
+                <w:i w:val="0"/>
+                <w:color w:val="FFFFFF"/>
+                <w:sz w:val="11"/>
+              </w:rPr>
+              <w:t>5</w:t>
+            </w:r>
+          </w:p>
+        </w:tc>
+        <w:tc>
+          <w:tcPr>
+            <w:tcW w:type="dxa" w:w="504"/>
+            <w:shd w:fill="183C56"/>
+            <w:vAlign w:val="center"/>
+            <w:tcMar>
+              <w:top w:w="55" w:type="dxa"/>
+              <w:start w:w="55" w:type="dxa"/>
+              <w:bottom w:w="55" w:type="dxa"/>
+              <w:end w:w="55" w:type="dxa"/>
+            </w:tcMar>
+          </w:tcPr>
+          <w:p>
+            <w:pPr>
+              <w:spacing w:after="0"/>
+              <w:jc w:val="center"/>
+            </w:pPr>
+            <w:r/>
+            <w:r>
+              <w:rPr>
+                <w:rFonts w:ascii="Liberation Sans" w:hAnsi="Liberation Sans"/>
+                <w:b/>
+                <w:i w:val="0"/>
+                <w:color w:val="FFFFFF"/>
+                <w:sz w:val="11"/>
+              </w:rPr>
+              <w:t>6</w:t>
+            </w:r>
+          </w:p>
+        </w:tc>
+        <w:tc>
+          <w:tcPr>
+            <w:tcW w:type="dxa" w:w="504"/>
+            <w:shd w:fill="183C56"/>
+            <w:vAlign w:val="center"/>
+            <w:tcMar>
+              <w:top w:w="55" w:type="dxa"/>
+              <w:start w:w="55" w:type="dxa"/>
+              <w:bottom w:w="55" w:type="dxa"/>
+              <w:end w:w="55" w:type="dxa"/>
+            </w:tcMar>
+          </w:tcPr>
+          <w:p>
+            <w:pPr>
+              <w:spacing w:after="0"/>
+              <w:jc w:val="center"/>
+            </w:pPr>
+            <w:r/>
+            <w:r>
+              <w:rPr>
+                <w:rFonts w:ascii="Liberation Sans" w:hAnsi="Liberation Sans"/>
+                <w:b/>
+                <w:i w:val="0"/>
+                <w:color w:val="FFFFFF"/>
+                <w:sz w:val="11"/>
+              </w:rPr>
+              <w:t>7</w:t>
+            </w:r>
+          </w:p>
+        </w:tc>
+        <w:tc>
+          <w:tcPr>
+            <w:tcW w:type="dxa" w:w="504"/>
+            <w:shd w:fill="183C56"/>
+            <w:vAlign w:val="center"/>
+            <w:tcMar>
+              <w:top w:w="55" w:type="dxa"/>
+              <w:start w:w="55" w:type="dxa"/>
+              <w:bottom w:w="55" w:type="dxa"/>
+              <w:end w:w="55" w:type="dxa"/>
+            </w:tcMar>
+          </w:tcPr>
+          <w:p>
+            <w:pPr>
+              <w:spacing w:after="0"/>
+              <w:jc w:val="center"/>
+            </w:pPr>
+            <w:r/>
+            <w:r>
+              <w:rPr>
+                <w:rFonts w:ascii="Liberation Sans" w:hAnsi="Liberation Sans"/>
+                <w:b/>
+                <w:i w:val="0"/>
+                <w:color w:val="FFFFFF"/>
+                <w:sz w:val="11"/>
+              </w:rPr>
+              <w:t>8</w:t>
+            </w:r>
+          </w:p>
+        </w:tc>
+        <w:tc>
+          <w:tcPr>
+            <w:tcW w:type="dxa" w:w="504"/>
+            <w:shd w:fill="183C56"/>
+            <w:vAlign w:val="center"/>
+            <w:tcMar>
+              <w:top w:w="55" w:type="dxa"/>
+              <w:start w:w="55" w:type="dxa"/>
+              <w:bottom w:w="55" w:type="dxa"/>
+              <w:end w:w="55" w:type="dxa"/>
+            </w:tcMar>
+          </w:tcPr>
+          <w:p>
+            <w:pPr>
+              <w:spacing w:after="0"/>
+              <w:jc w:val="center"/>
+            </w:pPr>
+            <w:r/>
+            <w:r>
+              <w:rPr>
+                <w:rFonts w:ascii="Liberation Sans" w:hAnsi="Liberation Sans"/>
+                <w:b/>
+                <w:i w:val="0"/>
+                <w:color w:val="FFFFFF"/>
+                <w:sz w:val="11"/>
+              </w:rPr>
+              <w:t>9</w:t>
+            </w:r>
+          </w:p>
+        </w:tc>
+        <w:tc>
+          <w:tcPr>
+            <w:tcW w:type="dxa" w:w="504"/>
+            <w:shd w:fill="183C56"/>
+            <w:vAlign w:val="center"/>
+            <w:tcMar>
+              <w:top w:w="55" w:type="dxa"/>
+              <w:start w:w="55" w:type="dxa"/>
+              <w:bottom w:w="55" w:type="dxa"/>
+              <w:end w:w="55" w:type="dxa"/>
+            </w:tcMar>
+          </w:tcPr>
+          <w:p>
+            <w:pPr>
+              <w:spacing w:after="0"/>
+              <w:jc w:val="center"/>
+            </w:pPr>
+            <w:r/>
+            <w:r>
+              <w:rPr>
+                <w:rFonts w:ascii="Liberation Sans" w:hAnsi="Liberation Sans"/>
+                <w:b/>
+                <w:i w:val="0"/>
+                <w:color w:val="FFFFFF"/>
+                <w:sz w:val="11"/>
+              </w:rPr>
+              <w:t>10</w:t>
+            </w:r>
+          </w:p>
+        </w:tc>
+        <w:tc>
+          <w:tcPr>
+            <w:tcW w:type="dxa" w:w="504"/>
+            <w:shd w:fill="183C56"/>
+            <w:vAlign w:val="center"/>
+            <w:tcMar>
+              <w:top w:w="55" w:type="dxa"/>
+              <w:start w:w="55" w:type="dxa"/>
+              <w:bottom w:w="55" w:type="dxa"/>
+              <w:end w:w="55" w:type="dxa"/>
+            </w:tcMar>
+          </w:tcPr>
+          <w:p>
+            <w:pPr>
+              <w:spacing w:after="0"/>
+              <w:jc w:val="center"/>
+            </w:pPr>
+            <w:r/>
+            <w:r>
+              <w:rPr>
+                <w:rFonts w:ascii="Liberation Sans" w:hAnsi="Liberation Sans"/>
+                <w:b/>
+                <w:i w:val="0"/>
+                <w:color w:val="FFFFFF"/>
+                <w:sz w:val="11"/>
+              </w:rPr>
+              <w:t>11</w:t>
+            </w:r>
+          </w:p>
+        </w:tc>
+        <w:tc>
+          <w:tcPr>
+            <w:tcW w:type="dxa" w:w="504"/>
+            <w:shd w:fill="183C56"/>
+            <w:vAlign w:val="center"/>
+            <w:tcMar>
+              <w:top w:w="55" w:type="dxa"/>
+              <w:start w:w="55" w:type="dxa"/>
+              <w:bottom w:w="55" w:type="dxa"/>
+              <w:end w:w="55" w:type="dxa"/>
+            </w:tcMar>
+          </w:tcPr>
+          <w:p>
+            <w:pPr>
+              <w:spacing w:after="0"/>
+              <w:jc w:val="center"/>
+            </w:pPr>
+            <w:r/>
+            <w:r>
+              <w:rPr>
+                <w:rFonts w:ascii="Liberation Sans" w:hAnsi="Liberation Sans"/>
+                <w:b/>
+                <w:i w:val="0"/>
+                <w:color w:val="FFFFFF"/>
+                <w:sz w:val="11"/>
+              </w:rPr>
+              <w:t>12</w:t>
+            </w:r>
+          </w:p>
+        </w:tc>
+        <w:tc>
+          <w:tcPr>
+            <w:tcW w:type="dxa" w:w="504"/>
+            <w:shd w:fill="183C56"/>
+            <w:vAlign w:val="center"/>
+            <w:tcMar>
+              <w:top w:w="55" w:type="dxa"/>
+              <w:start w:w="55" w:type="dxa"/>
+              <w:bottom w:w="55" w:type="dxa"/>
+              <w:end w:w="55" w:type="dxa"/>
+            </w:tcMar>
+          </w:tcPr>
+          <w:p>
+            <w:pPr>
+              <w:spacing w:after="0"/>
+              <w:jc w:val="center"/>
+            </w:pPr>
+            <w:r/>
+            <w:r>
+              <w:rPr>
+                <w:rFonts w:ascii="Liberation Sans" w:hAnsi="Liberation Sans"/>
+                <w:b/>
+                <w:i w:val="0"/>
+                <w:color w:val="FFFFFF"/>
+                <w:sz w:val="11"/>
+              </w:rPr>
+              <w:t>13</w:t>
+            </w:r>
+          </w:p>
+        </w:tc>
+        <w:tc>
+          <w:tcPr>
+            <w:tcW w:type="dxa" w:w="504"/>
+            <w:shd w:fill="183C56"/>
+            <w:vAlign w:val="center"/>
+            <w:tcMar>
+              <w:top w:w="55" w:type="dxa"/>
+              <w:start w:w="55" w:type="dxa"/>
+              <w:bottom w:w="55" w:type="dxa"/>
+              <w:end w:w="55" w:type="dxa"/>
+            </w:tcMar>
+          </w:tcPr>
+          <w:p>
+            <w:pPr>
+              <w:spacing w:after="0"/>
+              <w:jc w:val="center"/>
+            </w:pPr>
+            <w:r/>
+            <w:r>
+              <w:rPr>
+                <w:rFonts w:ascii="Liberation Sans" w:hAnsi="Liberation Sans"/>
+                <w:b/>
+                <w:i w:val="0"/>
+                <w:color w:val="FFFFFF"/>
+                <w:sz w:val="11"/>
+              </w:rPr>
+              <w:t>14</w:t>
+            </w:r>
+          </w:p>
+        </w:tc>
+        <w:tc>
+          <w:tcPr>
+            <w:tcW w:type="dxa" w:w="504"/>
+            <w:shd w:fill="183C56"/>
+            <w:vAlign w:val="center"/>
+            <w:tcMar>
+              <w:top w:w="55" w:type="dxa"/>
+              <w:start w:w="55" w:type="dxa"/>
+              <w:bottom w:w="55" w:type="dxa"/>
+              <w:end w:w="55" w:type="dxa"/>
+            </w:tcMar>
+          </w:tcPr>
+          <w:p>
+            <w:pPr>
+              <w:spacing w:after="0"/>
+              <w:jc w:val="center"/>
+            </w:pPr>
+            <w:r/>
+            <w:r>
+              <w:rPr>
+                <w:rFonts w:ascii="Liberation Sans" w:hAnsi="Liberation Sans"/>
+                <w:b/>
+                <w:i w:val="0"/>
+                <w:color w:val="FFFFFF"/>
+                <w:sz w:val="11"/>
+              </w:rPr>
+              <w:t>15</w:t>
+            </w:r>
+          </w:p>
+        </w:tc>
+      </w:tr>
+      <w:tr>
+        <w:trPr>
+          <w:cantSplit/>
+        </w:trPr>
+        <w:tc>
+          <w:tcPr>
+            <w:tcW w:type="dxa" w:w="2477"/>
+            <w:vAlign w:val="center"/>
+            <w:tcMar>
+              <w:top w:w="55" w:type="dxa"/>
+              <w:start w:w="55" w:type="dxa"/>
+              <w:bottom w:w="55" w:type="dxa"/>
+              <w:end w:w="55" w:type="dxa"/>
+            </w:tcMar>
+            <w:shd w:fill="E2F0E8"/>
+          </w:tcPr>
+          <w:p>
+            <w:pPr>
+              <w:spacing w:after="0"/>
+              <w:jc w:val="left"/>
+            </w:pPr>
+            <w:r/>
+            <w:r>
+              <w:rPr>
+                <w:rFonts w:ascii="Liberation Sans" w:hAnsi="Liberation Sans"/>
+                <w:b w:val="0"/>
+                <w:i w:val="0"/>
+                <w:sz w:val="11"/>
+              </w:rPr>
+              <w:t>lw R2, 0 (R5)</w:t>
+            </w:r>
+          </w:p>
+        </w:tc>
+        <w:tc>
+          <w:tcPr>
+            <w:tcW w:type="dxa" w:w="504"/>
+            <w:vAlign w:val="center"/>
+            <w:tcMar>
+              <w:top w:w="55" w:type="dxa"/>
+              <w:start w:w="55" w:type="dxa"/>
+              <w:bottom w:w="55" w:type="dxa"/>
+              <w:end w:w="55" w:type="dxa"/>
+            </w:tcMar>
+            <w:shd w:fill="E2F0E8"/>
+          </w:tcPr>
+          <w:p>
+            <w:pPr>
+              <w:spacing w:after="0"/>
+              <w:jc w:val="center"/>
+            </w:pPr>
+            <w:r/>
+            <w:r>
+              <w:rPr>
+                <w:rFonts w:ascii="Liberation Sans" w:hAnsi="Liberation Sans"/>
+                <w:b w:val="0"/>
+                <w:i w:val="0"/>
+                <w:sz w:val="11"/>
+              </w:rPr>
+              <w:t>F</w:t>
+            </w:r>
+          </w:p>
+        </w:tc>
+        <w:tc>
+          <w:tcPr>
+            <w:tcW w:type="dxa" w:w="504"/>
+            <w:vAlign w:val="center"/>
+            <w:tcMar>
+              <w:top w:w="55" w:type="dxa"/>
+              <w:start w:w="55" w:type="dxa"/>
+              <w:bottom w:w="55" w:type="dxa"/>
+              <w:end w:w="55" w:type="dxa"/>
+            </w:tcMar>
+            <w:shd w:fill="E2F0E8"/>
+          </w:tcPr>
+          <w:p>
+            <w:pPr>
+              <w:spacing w:after="0"/>
+              <w:jc w:val="center"/>
+            </w:pPr>
+            <w:r/>
+            <w:r>
+              <w:rPr>
+                <w:rFonts w:ascii="Liberation Sans" w:hAnsi="Liberation Sans"/>
+                <w:b w:val="0"/>
+                <w:i w:val="0"/>
+                <w:sz w:val="11"/>
+              </w:rPr>
+              <w:t>D</w:t>
+            </w:r>
+          </w:p>
+        </w:tc>
+        <w:tc>
+          <w:tcPr>
+            <w:tcW w:type="dxa" w:w="504"/>
+            <w:vAlign w:val="center"/>
+            <w:tcMar>
+              <w:top w:w="55" w:type="dxa"/>
+              <w:start w:w="55" w:type="dxa"/>
+              <w:bottom w:w="55" w:type="dxa"/>
+              <w:end w:w="55" w:type="dxa"/>
+            </w:tcMar>
+            <w:shd w:fill="E2F0E8"/>
+          </w:tcPr>
+          <w:p>
+            <w:pPr>
+              <w:spacing w:after="0"/>
+              <w:jc w:val="center"/>
+            </w:pPr>
+            <w:r/>
+            <w:r>
+              <w:rPr>
+                <w:rFonts w:ascii="Liberation Sans" w:hAnsi="Liberation Sans"/>
+                <w:b w:val="0"/>
+                <w:i w:val="0"/>
+                <w:sz w:val="11"/>
+              </w:rPr>
+              <w:t>X</w:t>
+            </w:r>
+          </w:p>
+        </w:tc>
+        <w:tc>
+          <w:tcPr>
+            <w:tcW w:type="dxa" w:w="504"/>
+            <w:vAlign w:val="center"/>
+            <w:tcMar>
+              <w:top w:w="55" w:type="dxa"/>
+              <w:start w:w="55" w:type="dxa"/>
+              <w:bottom w:w="55" w:type="dxa"/>
+              <w:end w:w="55" w:type="dxa"/>
+            </w:tcMar>
+            <w:shd w:fill="E2F0E8"/>
+          </w:tcPr>
+          <w:p>
+            <w:pPr>
+              <w:spacing w:after="0"/>
+              <w:jc w:val="center"/>
+            </w:pPr>
+            <w:r/>
+            <w:r>
+              <w:rPr>
+                <w:rFonts w:ascii="Liberation Sans" w:hAnsi="Liberation Sans"/>
+                <w:b w:val="0"/>
+                <w:i w:val="0"/>
+                <w:sz w:val="11"/>
+              </w:rPr>
+              <w:t>M</w:t>
+            </w:r>
+          </w:p>
+        </w:tc>
+        <w:tc>
+          <w:tcPr>
+            <w:tcW w:type="dxa" w:w="504"/>
+            <w:vAlign w:val="center"/>
+            <w:tcMar>
+              <w:top w:w="55" w:type="dxa"/>
+              <w:start w:w="55" w:type="dxa"/>
+              <w:bottom w:w="55" w:type="dxa"/>
+              <w:end w:w="55" w:type="dxa"/>
+            </w:tcMar>
+            <w:shd w:fill="E2F0E8"/>
+          </w:tcPr>
+          <w:p>
+            <w:pPr>
+              <w:spacing w:after="0"/>
+              <w:jc w:val="center"/>
+            </w:pPr>
+            <w:r/>
+            <w:r>
+              <w:rPr>
+                <w:rFonts w:ascii="Liberation Sans" w:hAnsi="Liberation Sans"/>
+                <w:b w:val="0"/>
+                <w:i w:val="0"/>
+                <w:sz w:val="11"/>
+              </w:rPr>
+              <w:t>W</w:t>
+              <w:br/>
+              <w:t>↓</w:t>
+            </w:r>
+          </w:p>
+        </w:tc>
+        <w:tc>
+          <w:tcPr>
+            <w:tcW w:type="dxa" w:w="504"/>
+            <w:vAlign w:val="center"/>
+            <w:tcMar>
+              <w:top w:w="55" w:type="dxa"/>
+              <w:start w:w="55" w:type="dxa"/>
+              <w:bottom w:w="55" w:type="dxa"/>
+              <w:end w:w="55" w:type="dxa"/>
+            </w:tcMar>
+            <w:shd w:fill="E2F0E8"/>
+          </w:tcPr>
+          <w:p>
+            <w:pPr>
+              <w:spacing w:after="0"/>
+              <w:jc w:val="center"/>
+            </w:pPr>
+            <w:r/>
+            <w:r>
+              <w:rPr>
+                <w:rFonts w:ascii="Liberation Sans" w:hAnsi="Liberation Sans"/>
+                <w:b w:val="0"/>
+                <w:i w:val="0"/>
+                <w:sz w:val="11"/>
+              </w:rPr>
+            </w:r>
+          </w:p>
+        </w:tc>
+        <w:tc>
+          <w:tcPr>
+            <w:tcW w:type="dxa" w:w="504"/>
+            <w:vAlign w:val="center"/>
+            <w:tcMar>
+              <w:top w:w="55" w:type="dxa"/>
+              <w:start w:w="55" w:type="dxa"/>
+              <w:bottom w:w="55" w:type="dxa"/>
+              <w:end w:w="55" w:type="dxa"/>
+            </w:tcMar>
+            <w:shd w:fill="E2F0E8"/>
+          </w:tcPr>
+          <w:p>
+            <w:pPr>
+              <w:spacing w:after="0"/>
+              <w:jc w:val="center"/>
+            </w:pPr>
+            <w:r/>
+            <w:r>
+              <w:rPr>
+                <w:rFonts w:ascii="Liberation Sans" w:hAnsi="Liberation Sans"/>
+                <w:b w:val="0"/>
+                <w:i w:val="0"/>
+                <w:sz w:val="11"/>
+              </w:rPr>
+            </w:r>
+          </w:p>
+        </w:tc>
+        <w:tc>
+          <w:tcPr>
+            <w:tcW w:type="dxa" w:w="504"/>
+            <w:vAlign w:val="center"/>
+            <w:tcMar>
+              <w:top w:w="55" w:type="dxa"/>
+              <w:start w:w="55" w:type="dxa"/>
+              <w:bottom w:w="55" w:type="dxa"/>
+              <w:end w:w="55" w:type="dxa"/>
+            </w:tcMar>
+            <w:shd w:fill="E2F0E8"/>
+          </w:tcPr>
+          <w:p>
+            <w:pPr>
+              <w:spacing w:after="0"/>
+              <w:jc w:val="center"/>
+            </w:pPr>
+            <w:r/>
+            <w:r>
+              <w:rPr>
+                <w:rFonts w:ascii="Liberation Sans" w:hAnsi="Liberation Sans"/>
+                <w:b w:val="0"/>
+                <w:i w:val="0"/>
+                <w:sz w:val="11"/>
+              </w:rPr>
+            </w:r>
+          </w:p>
+        </w:tc>
+        <w:tc>
+          <w:tcPr>
+            <w:tcW w:type="dxa" w:w="504"/>
+            <w:vAlign w:val="center"/>
+            <w:tcMar>
+              <w:top w:w="55" w:type="dxa"/>
+              <w:start w:w="55" w:type="dxa"/>
+              <w:bottom w:w="55" w:type="dxa"/>
+              <w:end w:w="55" w:type="dxa"/>
+            </w:tcMar>
+            <w:shd w:fill="E2F0E8"/>
+          </w:tcPr>
+          <w:p>
+            <w:pPr>
+              <w:spacing w:after="0"/>
+              <w:jc w:val="center"/>
+            </w:pPr>
+            <w:r/>
+            <w:r>
+              <w:rPr>
+                <w:rFonts w:ascii="Liberation Sans" w:hAnsi="Liberation Sans"/>
+                <w:b w:val="0"/>
+                <w:i w:val="0"/>
+                <w:sz w:val="11"/>
+              </w:rPr>
+            </w:r>
+          </w:p>
+        </w:tc>
+        <w:tc>
+          <w:tcPr>
+            <w:tcW w:type="dxa" w:w="504"/>
+            <w:vAlign w:val="center"/>
+            <w:tcMar>
+              <w:top w:w="55" w:type="dxa"/>
+              <w:start w:w="55" w:type="dxa"/>
+              <w:bottom w:w="55" w:type="dxa"/>
+              <w:end w:w="55" w:type="dxa"/>
+            </w:tcMar>
+            <w:shd w:fill="E2F0E8"/>
+          </w:tcPr>
+          <w:p>
+            <w:pPr>
+              <w:spacing w:after="0"/>
+              <w:jc w:val="center"/>
+            </w:pPr>
+            <w:r/>
+            <w:r>
+              <w:rPr>
+                <w:rFonts w:ascii="Liberation Sans" w:hAnsi="Liberation Sans"/>
+                <w:b w:val="0"/>
+                <w:i w:val="0"/>
+                <w:sz w:val="11"/>
+              </w:rPr>
+            </w:r>
+          </w:p>
+        </w:tc>
+        <w:tc>
+          <w:tcPr>
+            <w:tcW w:type="dxa" w:w="504"/>
+            <w:vAlign w:val="center"/>
+            <w:tcMar>
+              <w:top w:w="55" w:type="dxa"/>
+              <w:start w:w="55" w:type="dxa"/>
+              <w:bottom w:w="55" w:type="dxa"/>
+              <w:end w:w="55" w:type="dxa"/>
+            </w:tcMar>
+            <w:shd w:fill="E2F0E8"/>
+          </w:tcPr>
+          <w:p>
+            <w:pPr>
+              <w:spacing w:after="0"/>
+              <w:jc w:val="center"/>
+            </w:pPr>
+            <w:r/>
+            <w:r>
+              <w:rPr>
+                <w:rFonts w:ascii="Liberation Sans" w:hAnsi="Liberation Sans"/>
+                <w:b w:val="0"/>
+                <w:i w:val="0"/>
+                <w:sz w:val="11"/>
+              </w:rPr>
+            </w:r>
+          </w:p>
+        </w:tc>
+        <w:tc>
+          <w:tcPr>
+            <w:tcW w:type="dxa" w:w="504"/>
+            <w:vAlign w:val="center"/>
+            <w:tcMar>
+              <w:top w:w="55" w:type="dxa"/>
+              <w:start w:w="55" w:type="dxa"/>
+              <w:bottom w:w="55" w:type="dxa"/>
+              <w:end w:w="55" w:type="dxa"/>
+            </w:tcMar>
+            <w:shd w:fill="E2F0E8"/>
+          </w:tcPr>
+          <w:p>
+            <w:pPr>
+              <w:spacing w:after="0"/>
+              <w:jc w:val="center"/>
+            </w:pPr>
+            <w:r/>
+            <w:r>
+              <w:rPr>
+                <w:rFonts w:ascii="Liberation Sans" w:hAnsi="Liberation Sans"/>
+                <w:b w:val="0"/>
+                <w:i w:val="0"/>
+                <w:sz w:val="11"/>
+              </w:rPr>
+            </w:r>
+          </w:p>
+        </w:tc>
+        <w:tc>
+          <w:tcPr>
+            <w:tcW w:type="dxa" w:w="504"/>
+            <w:vAlign w:val="center"/>
+            <w:tcMar>
+              <w:top w:w="55" w:type="dxa"/>
+              <w:start w:w="55" w:type="dxa"/>
+              <w:bottom w:w="55" w:type="dxa"/>
+              <w:end w:w="55" w:type="dxa"/>
+            </w:tcMar>
+            <w:shd w:fill="E2F0E8"/>
+          </w:tcPr>
+          <w:p>
+            <w:pPr>
+              <w:spacing w:after="0"/>
+              <w:jc w:val="center"/>
+            </w:pPr>
+            <w:r/>
+            <w:r>
+              <w:rPr>
+                <w:rFonts w:ascii="Liberation Sans" w:hAnsi="Liberation Sans"/>
+                <w:b w:val="0"/>
+                <w:i w:val="0"/>
+                <w:sz w:val="11"/>
+              </w:rPr>
+            </w:r>
+          </w:p>
+        </w:tc>
+        <w:tc>
+          <w:tcPr>
+            <w:tcW w:type="dxa" w:w="504"/>
+            <w:vAlign w:val="center"/>
+            <w:tcMar>
+              <w:top w:w="55" w:type="dxa"/>
+              <w:start w:w="55" w:type="dxa"/>
+              <w:bottom w:w="55" w:type="dxa"/>
+              <w:end w:w="55" w:type="dxa"/>
+            </w:tcMar>
+            <w:shd w:fill="E2F0E8"/>
+          </w:tcPr>
+          <w:p>
+            <w:pPr>
+              <w:spacing w:after="0"/>
+              <w:jc w:val="center"/>
+            </w:pPr>
+            <w:r/>
+            <w:r>
+              <w:rPr>
+                <w:rFonts w:ascii="Liberation Sans" w:hAnsi="Liberation Sans"/>
+                <w:b w:val="0"/>
+                <w:i w:val="0"/>
+                <w:sz w:val="11"/>
+              </w:rPr>
+            </w:r>
+          </w:p>
+        </w:tc>
+        <w:tc>
+          <w:tcPr>
+            <w:tcW w:type="dxa" w:w="504"/>
+            <w:vAlign w:val="center"/>
+            <w:tcMar>
+              <w:top w:w="55" w:type="dxa"/>
+              <w:start w:w="55" w:type="dxa"/>
+              <w:bottom w:w="55" w:type="dxa"/>
+              <w:end w:w="55" w:type="dxa"/>
+            </w:tcMar>
+            <w:shd w:fill="E2F0E8"/>
+          </w:tcPr>
+          <w:p>
+            <w:pPr>
+              <w:spacing w:after="0"/>
+              <w:jc w:val="center"/>
+            </w:pPr>
+            <w:r/>
+            <w:r>
+              <w:rPr>
+                <w:rFonts w:ascii="Liberation Sans" w:hAnsi="Liberation Sans"/>
+                <w:b w:val="0"/>
+                <w:i w:val="0"/>
+                <w:sz w:val="11"/>
+              </w:rPr>
+            </w:r>
+          </w:p>
+        </w:tc>
+      </w:tr>
+      <w:tr>
+        <w:trPr>
+          <w:cantSplit/>
+        </w:trPr>
+        <w:tc>
+          <w:tcPr>
+            <w:tcW w:type="dxa" w:w="2477"/>
+            <w:shd w:fill="F1F5F7"/>
+            <w:vAlign w:val="center"/>
+            <w:tcMar>
+              <w:top w:w="55" w:type="dxa"/>
+              <w:start w:w="55" w:type="dxa"/>
+              <w:bottom w:w="55" w:type="dxa"/>
+              <w:end w:w="55" w:type="dxa"/>
+            </w:tcMar>
+          </w:tcPr>
+          <w:p>
+            <w:pPr>
+              <w:spacing w:after="0"/>
+              <w:jc w:val="left"/>
+            </w:pPr>
+            <w:r/>
+            <w:r>
+              <w:rPr>
+                <w:rFonts w:ascii="Liberation Sans" w:hAnsi="Liberation Sans"/>
+                <w:b w:val="0"/>
+                <w:i w:val="0"/>
+                <w:sz w:val="11"/>
+              </w:rPr>
+              <w:t>sub R10, R2, 10</w:t>
+            </w:r>
+          </w:p>
+        </w:tc>
+        <w:tc>
+          <w:tcPr>
+            <w:tcW w:type="dxa" w:w="504"/>
+            <w:shd w:fill="F1F5F7"/>
+            <w:vAlign w:val="center"/>
+            <w:tcMar>
+              <w:top w:w="55" w:type="dxa"/>
+              <w:start w:w="55" w:type="dxa"/>
+              <w:bottom w:w="55" w:type="dxa"/>
+              <w:end w:w="55" w:type="dxa"/>
+            </w:tcMar>
+          </w:tcPr>
+          <w:p>
+            <w:pPr>
+              <w:spacing w:after="0"/>
+              <w:jc w:val="center"/>
+            </w:pPr>
+            <w:r/>
+            <w:r>
+              <w:rPr>
+                <w:rFonts w:ascii="Liberation Sans" w:hAnsi="Liberation Sans"/>
+                <w:b w:val="0"/>
+                <w:i w:val="0"/>
+                <w:sz w:val="11"/>
+              </w:rPr>
+            </w:r>
+          </w:p>
+        </w:tc>
+        <w:tc>
+          <w:tcPr>
+            <w:tcW w:type="dxa" w:w="504"/>
+            <w:shd w:fill="F1F5F7"/>
+            <w:vAlign w:val="center"/>
+            <w:tcMar>
+              <w:top w:w="55" w:type="dxa"/>
+              <w:start w:w="55" w:type="dxa"/>
+              <w:bottom w:w="55" w:type="dxa"/>
+              <w:end w:w="55" w:type="dxa"/>
+            </w:tcMar>
+          </w:tcPr>
+          <w:p>
+            <w:pPr>
+              <w:spacing w:after="0"/>
+              <w:jc w:val="center"/>
+            </w:pPr>
+            <w:r/>
+            <w:r>
+              <w:rPr>
+                <w:rFonts w:ascii="Liberation Sans" w:hAnsi="Liberation Sans"/>
+                <w:b w:val="0"/>
+                <w:i w:val="0"/>
+                <w:sz w:val="11"/>
+              </w:rPr>
+              <w:t>F</w:t>
+            </w:r>
+          </w:p>
+        </w:tc>
+        <w:tc>
+          <w:tcPr>
+            <w:tcW w:type="dxa" w:w="504"/>
+            <w:shd w:fill="F1F5F7"/>
+            <w:vAlign w:val="center"/>
+            <w:tcMar>
+              <w:top w:w="55" w:type="dxa"/>
+              <w:start w:w="55" w:type="dxa"/>
+              <w:bottom w:w="55" w:type="dxa"/>
+              <w:end w:w="55" w:type="dxa"/>
+            </w:tcMar>
+          </w:tcPr>
+          <w:p>
+            <w:pPr>
+              <w:spacing w:after="0"/>
+              <w:jc w:val="center"/>
+            </w:pPr>
+            <w:r/>
+            <w:r>
+              <w:rPr>
+                <w:rFonts w:ascii="Liberation Sans" w:hAnsi="Liberation Sans"/>
+                <w:b w:val="0"/>
+                <w:i w:val="0"/>
+                <w:sz w:val="11"/>
+              </w:rPr>
+              <w:t>D</w:t>
+            </w:r>
+          </w:p>
+        </w:tc>
+        <w:tc>
+          <w:tcPr>
+            <w:tcW w:type="dxa" w:w="504"/>
+            <w:shd w:fill="F1F5F7"/>
+            <w:vAlign w:val="center"/>
+            <w:tcMar>
+              <w:top w:w="55" w:type="dxa"/>
+              <w:start w:w="55" w:type="dxa"/>
+              <w:bottom w:w="55" w:type="dxa"/>
+              <w:end w:w="55" w:type="dxa"/>
+            </w:tcMar>
+          </w:tcPr>
+          <w:p>
+            <w:pPr>
+              <w:spacing w:after="0"/>
+              <w:jc w:val="center"/>
+            </w:pPr>
+            <w:r/>
+            <w:r>
+              <w:rPr>
+                <w:rFonts w:ascii="Liberation Sans" w:hAnsi="Liberation Sans"/>
+                <w:b w:val="0"/>
+                <w:i w:val="0"/>
+                <w:sz w:val="11"/>
+              </w:rPr>
+              <w:t>D</w:t>
+            </w:r>
+          </w:p>
+        </w:tc>
+        <w:tc>
+          <w:tcPr>
+            <w:tcW w:type="dxa" w:w="504"/>
+            <w:shd w:fill="F1F5F7"/>
+            <w:vAlign w:val="center"/>
+            <w:tcMar>
+              <w:top w:w="55" w:type="dxa"/>
+              <w:start w:w="55" w:type="dxa"/>
+              <w:bottom w:w="55" w:type="dxa"/>
+              <w:end w:w="55" w:type="dxa"/>
+            </w:tcMar>
+          </w:tcPr>
+          <w:p>
+            <w:pPr>
+              <w:spacing w:after="0"/>
+              <w:jc w:val="center"/>
+            </w:pPr>
+            <w:r/>
+            <w:r>
+              <w:rPr>
+                <w:rFonts w:ascii="Liberation Sans" w:hAnsi="Liberation Sans"/>
+                <w:b w:val="0"/>
+                <w:i w:val="0"/>
+                <w:sz w:val="11"/>
+              </w:rPr>
+              <w:t>X</w:t>
+            </w:r>
+          </w:p>
+        </w:tc>
+        <w:tc>
+          <w:tcPr>
+            <w:tcW w:type="dxa" w:w="504"/>
+            <w:shd w:fill="F1F5F7"/>
+            <w:vAlign w:val="center"/>
+            <w:tcMar>
+              <w:top w:w="55" w:type="dxa"/>
+              <w:start w:w="55" w:type="dxa"/>
+              <w:bottom w:w="55" w:type="dxa"/>
+              <w:end w:w="55" w:type="dxa"/>
+            </w:tcMar>
+          </w:tcPr>
+          <w:p>
+            <w:pPr>
+              <w:spacing w:after="0"/>
+              <w:jc w:val="center"/>
+            </w:pPr>
+            <w:r/>
+            <w:r>
+              <w:rPr>
+                <w:rFonts w:ascii="Liberation Sans" w:hAnsi="Liberation Sans"/>
+                <w:b w:val="0"/>
+                <w:i w:val="0"/>
+                <w:sz w:val="11"/>
+              </w:rPr>
+              <w:t>M</w:t>
+            </w:r>
+          </w:p>
+        </w:tc>
+        <w:tc>
+          <w:tcPr>
+            <w:tcW w:type="dxa" w:w="504"/>
+            <w:shd w:fill="F1F5F7"/>
+            <w:vAlign w:val="center"/>
+            <w:tcMar>
+              <w:top w:w="55" w:type="dxa"/>
+              <w:start w:w="55" w:type="dxa"/>
+              <w:bottom w:w="55" w:type="dxa"/>
+              <w:end w:w="55" w:type="dxa"/>
+            </w:tcMar>
+          </w:tcPr>
+          <w:p>
+            <w:pPr>
+              <w:spacing w:after="0"/>
+              <w:jc w:val="center"/>
+            </w:pPr>
+            <w:r/>
+            <w:r>
+              <w:rPr>
+                <w:rFonts w:ascii="Liberation Sans" w:hAnsi="Liberation Sans"/>
+                <w:b w:val="0"/>
+                <w:i w:val="0"/>
+                <w:sz w:val="11"/>
+              </w:rPr>
+              <w:t>W</w:t>
+            </w:r>
+          </w:p>
+        </w:tc>
+        <w:tc>
+          <w:tcPr>
+            <w:tcW w:type="dxa" w:w="504"/>
+            <w:shd w:fill="F1F5F7"/>
+            <w:vAlign w:val="center"/>
+            <w:tcMar>
+              <w:top w:w="55" w:type="dxa"/>
+              <w:start w:w="55" w:type="dxa"/>
+              <w:bottom w:w="55" w:type="dxa"/>
+              <w:end w:w="55" w:type="dxa"/>
+            </w:tcMar>
+          </w:tcPr>
+          <w:p>
+            <w:pPr>
+              <w:spacing w:after="0"/>
+              <w:jc w:val="center"/>
+            </w:pPr>
+            <w:r/>
+            <w:r>
+              <w:rPr>
+                <w:rFonts w:ascii="Liberation Sans" w:hAnsi="Liberation Sans"/>
+                <w:b w:val="0"/>
+                <w:i w:val="0"/>
+                <w:sz w:val="11"/>
+              </w:rPr>
+            </w:r>
+          </w:p>
+        </w:tc>
+        <w:tc>
+          <w:tcPr>
+            <w:tcW w:type="dxa" w:w="504"/>
+            <w:shd w:fill="F1F5F7"/>
+            <w:vAlign w:val="center"/>
+            <w:tcMar>
+              <w:top w:w="55" w:type="dxa"/>
+              <w:start w:w="55" w:type="dxa"/>
+              <w:bottom w:w="55" w:type="dxa"/>
+              <w:end w:w="55" w:type="dxa"/>
+            </w:tcMar>
+          </w:tcPr>
+          <w:p>
+            <w:pPr>
+              <w:spacing w:after="0"/>
+              <w:jc w:val="center"/>
+            </w:pPr>
+            <w:r/>
+            <w:r>
+              <w:rPr>
+                <w:rFonts w:ascii="Liberation Sans" w:hAnsi="Liberation Sans"/>
+                <w:b w:val="0"/>
+                <w:i w:val="0"/>
+                <w:sz w:val="11"/>
+              </w:rPr>
+            </w:r>
+          </w:p>
+        </w:tc>
+        <w:tc>
+          <w:tcPr>
+            <w:tcW w:type="dxa" w:w="504"/>
+            <w:shd w:fill="F1F5F7"/>
+            <w:vAlign w:val="center"/>
+            <w:tcMar>
+              <w:top w:w="55" w:type="dxa"/>
+              <w:start w:w="55" w:type="dxa"/>
+              <w:bottom w:w="55" w:type="dxa"/>
+              <w:end w:w="55" w:type="dxa"/>
+            </w:tcMar>
+          </w:tcPr>
+          <w:p>
+            <w:pPr>
+              <w:spacing w:after="0"/>
+              <w:jc w:val="center"/>
+            </w:pPr>
+            <w:r/>
+            <w:r>
+              <w:rPr>
+                <w:rFonts w:ascii="Liberation Sans" w:hAnsi="Liberation Sans"/>
+                <w:b w:val="0"/>
+                <w:i w:val="0"/>
+                <w:sz w:val="11"/>
+              </w:rPr>
+            </w:r>
+          </w:p>
+        </w:tc>
+        <w:tc>
+          <w:tcPr>
+            <w:tcW w:type="dxa" w:w="504"/>
+            <w:shd w:fill="F1F5F7"/>
+            <w:vAlign w:val="center"/>
+            <w:tcMar>
+              <w:top w:w="55" w:type="dxa"/>
+              <w:start w:w="55" w:type="dxa"/>
+              <w:bottom w:w="55" w:type="dxa"/>
+              <w:end w:w="55" w:type="dxa"/>
+            </w:tcMar>
+          </w:tcPr>
+          <w:p>
+            <w:pPr>
+              <w:spacing w:after="0"/>
+              <w:jc w:val="center"/>
+            </w:pPr>
+            <w:r/>
+            <w:r>
+              <w:rPr>
+                <w:rFonts w:ascii="Liberation Sans" w:hAnsi="Liberation Sans"/>
+                <w:b w:val="0"/>
+                <w:i w:val="0"/>
+                <w:sz w:val="11"/>
+              </w:rPr>
+            </w:r>
+          </w:p>
+        </w:tc>
+        <w:tc>
+          <w:tcPr>
+            <w:tcW w:type="dxa" w:w="504"/>
+            <w:shd w:fill="F1F5F7"/>
+            <w:vAlign w:val="center"/>
+            <w:tcMar>
+              <w:top w:w="55" w:type="dxa"/>
+              <w:start w:w="55" w:type="dxa"/>
+              <w:bottom w:w="55" w:type="dxa"/>
+              <w:end w:w="55" w:type="dxa"/>
+            </w:tcMar>
+          </w:tcPr>
+          <w:p>
+            <w:pPr>
+              <w:spacing w:after="0"/>
+              <w:jc w:val="center"/>
+            </w:pPr>
+            <w:r/>
+            <w:r>
+              <w:rPr>
+                <w:rFonts w:ascii="Liberation Sans" w:hAnsi="Liberation Sans"/>
+                <w:b w:val="0"/>
+                <w:i w:val="0"/>
+                <w:sz w:val="11"/>
+              </w:rPr>
+            </w:r>
+          </w:p>
+        </w:tc>
+        <w:tc>
+          <w:tcPr>
+            <w:tcW w:type="dxa" w:w="504"/>
+            <w:shd w:fill="F1F5F7"/>
+            <w:vAlign w:val="center"/>
+            <w:tcMar>
+              <w:top w:w="55" w:type="dxa"/>
+              <w:start w:w="55" w:type="dxa"/>
+              <w:bottom w:w="55" w:type="dxa"/>
+              <w:end w:w="55" w:type="dxa"/>
+            </w:tcMar>
+          </w:tcPr>
+          <w:p>
+            <w:pPr>
+              <w:spacing w:after="0"/>
+              <w:jc w:val="center"/>
+            </w:pPr>
+            <w:r/>
+            <w:r>
+              <w:rPr>
+                <w:rFonts w:ascii="Liberation Sans" w:hAnsi="Liberation Sans"/>
+                <w:b w:val="0"/>
+                <w:i w:val="0"/>
+                <w:sz w:val="11"/>
+              </w:rPr>
+            </w:r>
+          </w:p>
+        </w:tc>
+        <w:tc>
+          <w:tcPr>
+            <w:tcW w:type="dxa" w:w="504"/>
+            <w:shd w:fill="F1F5F7"/>
+            <w:vAlign w:val="center"/>
+            <w:tcMar>
+              <w:top w:w="55" w:type="dxa"/>
+              <w:start w:w="55" w:type="dxa"/>
+              <w:bottom w:w="55" w:type="dxa"/>
+              <w:end w:w="55" w:type="dxa"/>
+            </w:tcMar>
+          </w:tcPr>
+          <w:p>
+            <w:pPr>
+              <w:spacing w:after="0"/>
+              <w:jc w:val="center"/>
+            </w:pPr>
+            <w:r/>
+            <w:r>
+              <w:rPr>
+                <w:rFonts w:ascii="Liberation Sans" w:hAnsi="Liberation Sans"/>
+                <w:b w:val="0"/>
+                <w:i w:val="0"/>
+                <w:sz w:val="11"/>
+              </w:rPr>
+            </w:r>
+          </w:p>
+        </w:tc>
+        <w:tc>
+          <w:tcPr>
+            <w:tcW w:type="dxa" w:w="504"/>
+            <w:shd w:fill="F1F5F7"/>
+            <w:vAlign w:val="center"/>
+            <w:tcMar>
+              <w:top w:w="55" w:type="dxa"/>
+              <w:start w:w="55" w:type="dxa"/>
+              <w:bottom w:w="55" w:type="dxa"/>
+              <w:end w:w="55" w:type="dxa"/>
+            </w:tcMar>
+          </w:tcPr>
+          <w:p>
+            <w:pPr>
+              <w:spacing w:after="0"/>
+              <w:jc w:val="center"/>
+            </w:pPr>
+            <w:r/>
+            <w:r>
+              <w:rPr>
+                <w:rFonts w:ascii="Liberation Sans" w:hAnsi="Liberation Sans"/>
+                <w:b w:val="0"/>
+                <w:i w:val="0"/>
+                <w:sz w:val="11"/>
+              </w:rPr>
+            </w:r>
+          </w:p>
+        </w:tc>
+      </w:tr>
+      <w:tr>
+        <w:trPr>
+          <w:cantSplit/>
+        </w:trPr>
+        <w:tc>
+          <w:tcPr>
+            <w:tcW w:type="dxa" w:w="2477"/>
+            <w:vAlign w:val="center"/>
+            <w:tcMar>
+              <w:top w:w="55" w:type="dxa"/>
+              <w:start w:w="55" w:type="dxa"/>
+              <w:bottom w:w="55" w:type="dxa"/>
+              <w:end w:w="55" w:type="dxa"/>
+            </w:tcMar>
+          </w:tcPr>
+          <w:p>
+            <w:pPr>
+              <w:spacing w:after="0"/>
+              <w:jc w:val="left"/>
+            </w:pPr>
+            <w:r/>
+            <w:r>
+              <w:rPr>
+                <w:rFonts w:ascii="Liberation Sans" w:hAnsi="Liberation Sans"/>
+                <w:b w:val="0"/>
+                <w:i w:val="0"/>
+                <w:sz w:val="11"/>
+              </w:rPr>
+              <w:t>add R3, R2, R2</w:t>
+            </w:r>
+          </w:p>
+        </w:tc>
+        <w:tc>
+          <w:tcPr>
+            <w:tcW w:type="dxa" w:w="504"/>
+            <w:vAlign w:val="center"/>
+            <w:tcMar>
+              <w:top w:w="55" w:type="dxa"/>
+              <w:start w:w="55" w:type="dxa"/>
+              <w:bottom w:w="55" w:type="dxa"/>
+              <w:end w:w="55" w:type="dxa"/>
+            </w:tcMar>
+          </w:tcPr>
+          <w:p>
+            <w:pPr>
+              <w:spacing w:after="0"/>
+              <w:jc w:val="center"/>
+            </w:pPr>
+            <w:r/>
+            <w:r>
+              <w:rPr>
+                <w:rFonts w:ascii="Liberation Sans" w:hAnsi="Liberation Sans"/>
+                <w:b w:val="0"/>
+                <w:i w:val="0"/>
+                <w:sz w:val="11"/>
+              </w:rPr>
+            </w:r>
+          </w:p>
+        </w:tc>
+        <w:tc>
+          <w:tcPr>
+            <w:tcW w:type="dxa" w:w="504"/>
+            <w:vAlign w:val="center"/>
+            <w:tcMar>
+              <w:top w:w="55" w:type="dxa"/>
+              <w:start w:w="55" w:type="dxa"/>
+              <w:bottom w:w="55" w:type="dxa"/>
+              <w:end w:w="55" w:type="dxa"/>
+            </w:tcMar>
+          </w:tcPr>
+          <w:p>
+            <w:pPr>
+              <w:spacing w:after="0"/>
+              <w:jc w:val="center"/>
+            </w:pPr>
+            <w:r/>
+            <w:r>
+              <w:rPr>
+                <w:rFonts w:ascii="Liberation Sans" w:hAnsi="Liberation Sans"/>
+                <w:b w:val="0"/>
+                <w:i w:val="0"/>
+                <w:sz w:val="11"/>
+              </w:rPr>
+            </w:r>
+          </w:p>
+        </w:tc>
+        <w:tc>
+          <w:tcPr>
+            <w:tcW w:type="dxa" w:w="504"/>
+            <w:vAlign w:val="center"/>
+            <w:tcMar>
+              <w:top w:w="55" w:type="dxa"/>
+              <w:start w:w="55" w:type="dxa"/>
+              <w:bottom w:w="55" w:type="dxa"/>
+              <w:end w:w="55" w:type="dxa"/>
+            </w:tcMar>
+          </w:tcPr>
+          <w:p>
+            <w:pPr>
+              <w:spacing w:after="0"/>
+              <w:jc w:val="center"/>
+            </w:pPr>
+            <w:r/>
+            <w:r>
+              <w:rPr>
+                <w:rFonts w:ascii="Liberation Sans" w:hAnsi="Liberation Sans"/>
+                <w:b w:val="0"/>
+                <w:i w:val="0"/>
+                <w:sz w:val="11"/>
+              </w:rPr>
+              <w:t>F</w:t>
+            </w:r>
+          </w:p>
+        </w:tc>
+        <w:tc>
+          <w:tcPr>
+            <w:tcW w:type="dxa" w:w="504"/>
+            <w:vAlign w:val="center"/>
+            <w:tcMar>
+              <w:top w:w="55" w:type="dxa"/>
+              <w:start w:w="55" w:type="dxa"/>
+              <w:bottom w:w="55" w:type="dxa"/>
+              <w:end w:w="55" w:type="dxa"/>
+            </w:tcMar>
+          </w:tcPr>
+          <w:p>
+            <w:pPr>
+              <w:spacing w:after="0"/>
+              <w:jc w:val="center"/>
+            </w:pPr>
+            <w:r/>
+            <w:r>
+              <w:rPr>
+                <w:rFonts w:ascii="Liberation Sans" w:hAnsi="Liberation Sans"/>
+                <w:b w:val="0"/>
+                <w:i w:val="0"/>
+                <w:sz w:val="11"/>
+              </w:rPr>
+              <w:t>F</w:t>
+            </w:r>
+          </w:p>
+        </w:tc>
+        <w:tc>
+          <w:tcPr>
+            <w:tcW w:type="dxa" w:w="504"/>
+            <w:vAlign w:val="center"/>
+            <w:tcMar>
+              <w:top w:w="55" w:type="dxa"/>
+              <w:start w:w="55" w:type="dxa"/>
+              <w:bottom w:w="55" w:type="dxa"/>
+              <w:end w:w="55" w:type="dxa"/>
+            </w:tcMar>
+          </w:tcPr>
+          <w:p>
+            <w:pPr>
+              <w:spacing w:after="0"/>
+              <w:jc w:val="center"/>
+            </w:pPr>
+            <w:r/>
+            <w:r>
+              <w:rPr>
+                <w:rFonts w:ascii="Liberation Sans" w:hAnsi="Liberation Sans"/>
+                <w:b w:val="0"/>
+                <w:i w:val="0"/>
+                <w:sz w:val="11"/>
+              </w:rPr>
+              <w:t>D</w:t>
+            </w:r>
+          </w:p>
+        </w:tc>
+        <w:tc>
+          <w:tcPr>
+            <w:tcW w:type="dxa" w:w="504"/>
+            <w:vAlign w:val="center"/>
+            <w:tcMar>
+              <w:top w:w="55" w:type="dxa"/>
+              <w:start w:w="55" w:type="dxa"/>
+              <w:bottom w:w="55" w:type="dxa"/>
+              <w:end w:w="55" w:type="dxa"/>
+            </w:tcMar>
+          </w:tcPr>
+          <w:p>
+            <w:pPr>
+              <w:spacing w:after="0"/>
+              <w:jc w:val="center"/>
+            </w:pPr>
+            <w:r/>
+            <w:r>
+              <w:rPr>
+                <w:rFonts w:ascii="Liberation Sans" w:hAnsi="Liberation Sans"/>
+                <w:b w:val="0"/>
+                <w:i w:val="0"/>
+                <w:sz w:val="11"/>
+              </w:rPr>
+              <w:t>X</w:t>
+            </w:r>
+          </w:p>
+        </w:tc>
+        <w:tc>
+          <w:tcPr>
+            <w:tcW w:type="dxa" w:w="504"/>
+            <w:vAlign w:val="center"/>
+            <w:tcMar>
+              <w:top w:w="55" w:type="dxa"/>
+              <w:start w:w="55" w:type="dxa"/>
+              <w:bottom w:w="55" w:type="dxa"/>
+              <w:end w:w="55" w:type="dxa"/>
+            </w:tcMar>
+          </w:tcPr>
+          <w:p>
+            <w:pPr>
+              <w:spacing w:after="0"/>
+              <w:jc w:val="center"/>
+            </w:pPr>
+            <w:r/>
+            <w:r>
+              <w:rPr>
+                <w:rFonts w:ascii="Liberation Sans" w:hAnsi="Liberation Sans"/>
+                <w:b w:val="0"/>
+                <w:i w:val="0"/>
+                <w:sz w:val="11"/>
+              </w:rPr>
+              <w:t>M</w:t>
+            </w:r>
+          </w:p>
+        </w:tc>
+        <w:tc>
+          <w:tcPr>
+            <w:tcW w:type="dxa" w:w="504"/>
+            <w:vAlign w:val="center"/>
+            <w:tcMar>
+              <w:top w:w="55" w:type="dxa"/>
+              <w:start w:w="55" w:type="dxa"/>
+              <w:bottom w:w="55" w:type="dxa"/>
+              <w:end w:w="55" w:type="dxa"/>
+            </w:tcMar>
+          </w:tcPr>
+          <w:p>
+            <w:pPr>
+              <w:spacing w:after="0"/>
+              <w:jc w:val="center"/>
+            </w:pPr>
+            <w:r/>
+            <w:r>
+              <w:rPr>
+                <w:rFonts w:ascii="Liberation Sans" w:hAnsi="Liberation Sans"/>
+                <w:b w:val="0"/>
+                <w:i w:val="0"/>
+                <w:sz w:val="11"/>
+              </w:rPr>
+              <w:t>W</w:t>
+              <w:br/>
+              <w:t>↓</w:t>
+            </w:r>
+          </w:p>
+        </w:tc>
+        <w:tc>
+          <w:tcPr>
+            <w:tcW w:type="dxa" w:w="504"/>
+            <w:vAlign w:val="center"/>
+            <w:tcMar>
+              <w:top w:w="55" w:type="dxa"/>
+              <w:start w:w="55" w:type="dxa"/>
+              <w:bottom w:w="55" w:type="dxa"/>
+              <w:end w:w="55" w:type="dxa"/>
+            </w:tcMar>
+          </w:tcPr>
+          <w:p>
+            <w:pPr>
+              <w:spacing w:after="0"/>
+              <w:jc w:val="center"/>
+            </w:pPr>
+            <w:r/>
+            <w:r>
+              <w:rPr>
+                <w:rFonts w:ascii="Liberation Sans" w:hAnsi="Liberation Sans"/>
+                <w:b w:val="0"/>
+                <w:i w:val="0"/>
+                <w:sz w:val="11"/>
+              </w:rPr>
+            </w:r>
+          </w:p>
+        </w:tc>
+        <w:tc>
+          <w:tcPr>
+            <w:tcW w:type="dxa" w:w="504"/>
+            <w:vAlign w:val="center"/>
+            <w:tcMar>
+              <w:top w:w="55" w:type="dxa"/>
+              <w:start w:w="55" w:type="dxa"/>
+              <w:bottom w:w="55" w:type="dxa"/>
+              <w:end w:w="55" w:type="dxa"/>
+            </w:tcMar>
+          </w:tcPr>
+          <w:p>
+            <w:pPr>
+              <w:spacing w:after="0"/>
+              <w:jc w:val="center"/>
+            </w:pPr>
+            <w:r/>
+            <w:r>
+              <w:rPr>
+                <w:rFonts w:ascii="Liberation Sans" w:hAnsi="Liberation Sans"/>
+                <w:b w:val="0"/>
+                <w:i w:val="0"/>
+                <w:sz w:val="11"/>
+              </w:rPr>
+            </w:r>
+          </w:p>
+        </w:tc>
+        <w:tc>
+          <w:tcPr>
+            <w:tcW w:type="dxa" w:w="504"/>
+            <w:vAlign w:val="center"/>
+            <w:tcMar>
+              <w:top w:w="55" w:type="dxa"/>
+              <w:start w:w="55" w:type="dxa"/>
+              <w:bottom w:w="55" w:type="dxa"/>
+              <w:end w:w="55" w:type="dxa"/>
+            </w:tcMar>
+          </w:tcPr>
+          <w:p>
+            <w:pPr>
+              <w:spacing w:after="0"/>
+              <w:jc w:val="center"/>
+            </w:pPr>
+            <w:r/>
+            <w:r>
+              <w:rPr>
+                <w:rFonts w:ascii="Liberation Sans" w:hAnsi="Liberation Sans"/>
+                <w:b w:val="0"/>
+                <w:i w:val="0"/>
+                <w:sz w:val="11"/>
+              </w:rPr>
+            </w:r>
+          </w:p>
+        </w:tc>
+        <w:tc>
+          <w:tcPr>
+            <w:tcW w:type="dxa" w:w="504"/>
+            <w:vAlign w:val="center"/>
+            <w:tcMar>
+              <w:top w:w="55" w:type="dxa"/>
+              <w:start w:w="55" w:type="dxa"/>
+              <w:bottom w:w="55" w:type="dxa"/>
+              <w:end w:w="55" w:type="dxa"/>
+            </w:tcMar>
+          </w:tcPr>
+          <w:p>
+            <w:pPr>
+              <w:spacing w:after="0"/>
+              <w:jc w:val="center"/>
+            </w:pPr>
+            <w:r/>
+            <w:r>
+              <w:rPr>
+                <w:rFonts w:ascii="Liberation Sans" w:hAnsi="Liberation Sans"/>
+                <w:b w:val="0"/>
+                <w:i w:val="0"/>
+                <w:sz w:val="11"/>
+              </w:rPr>
+            </w:r>
+          </w:p>
+        </w:tc>
+        <w:tc>
+          <w:tcPr>
+            <w:tcW w:type="dxa" w:w="504"/>
+            <w:vAlign w:val="center"/>
+            <w:tcMar>
+              <w:top w:w="55" w:type="dxa"/>
+              <w:start w:w="55" w:type="dxa"/>
+              <w:bottom w:w="55" w:type="dxa"/>
+              <w:end w:w="55" w:type="dxa"/>
+            </w:tcMar>
+          </w:tcPr>
+          <w:p>
+            <w:pPr>
+              <w:spacing w:after="0"/>
+              <w:jc w:val="center"/>
+            </w:pPr>
+            <w:r/>
+            <w:r>
+              <w:rPr>
+                <w:rFonts w:ascii="Liberation Sans" w:hAnsi="Liberation Sans"/>
+                <w:b w:val="0"/>
+                <w:i w:val="0"/>
+                <w:sz w:val="11"/>
+              </w:rPr>
+            </w:r>
+          </w:p>
+        </w:tc>
+        <w:tc>
+          <w:tcPr>
+            <w:tcW w:type="dxa" w:w="504"/>
+            <w:vAlign w:val="center"/>
+            <w:tcMar>
+              <w:top w:w="55" w:type="dxa"/>
+              <w:start w:w="55" w:type="dxa"/>
+              <w:bottom w:w="55" w:type="dxa"/>
+              <w:end w:w="55" w:type="dxa"/>
+            </w:tcMar>
+          </w:tcPr>
+          <w:p>
+            <w:pPr>
+              <w:spacing w:after="0"/>
+              <w:jc w:val="center"/>
+            </w:pPr>
+            <w:r/>
+            <w:r>
+              <w:rPr>
+                <w:rFonts w:ascii="Liberation Sans" w:hAnsi="Liberation Sans"/>
+                <w:b w:val="0"/>
+                <w:i w:val="0"/>
+                <w:sz w:val="11"/>
+              </w:rPr>
+            </w:r>
+          </w:p>
+        </w:tc>
+        <w:tc>
+          <w:tcPr>
+            <w:tcW w:type="dxa" w:w="504"/>
+            <w:vAlign w:val="center"/>
+            <w:tcMar>
+              <w:top w:w="55" w:type="dxa"/>
+              <w:start w:w="55" w:type="dxa"/>
+              <w:bottom w:w="55" w:type="dxa"/>
+              <w:end w:w="55" w:type="dxa"/>
+            </w:tcMar>
+          </w:tcPr>
+          <w:p>
+            <w:pPr>
+              <w:spacing w:after="0"/>
+              <w:jc w:val="center"/>
+            </w:pPr>
+            <w:r/>
+            <w:r>
+              <w:rPr>
+                <w:rFonts w:ascii="Liberation Sans" w:hAnsi="Liberation Sans"/>
+                <w:b w:val="0"/>
+                <w:i w:val="0"/>
+                <w:sz w:val="11"/>
+              </w:rPr>
+            </w:r>
+          </w:p>
+        </w:tc>
+      </w:tr>
+      <w:tr>
+        <w:trPr>
+          <w:cantSplit/>
+        </w:trPr>
+        <w:tc>
+          <w:tcPr>
+            <w:tcW w:type="dxa" w:w="2477"/>
+            <w:shd w:fill="F1F5F7"/>
+            <w:vAlign w:val="center"/>
+            <w:tcMar>
+              <w:top w:w="55" w:type="dxa"/>
+              <w:start w:w="55" w:type="dxa"/>
+              <w:bottom w:w="55" w:type="dxa"/>
+              <w:end w:w="55" w:type="dxa"/>
+            </w:tcMar>
+          </w:tcPr>
+          <w:p>
+            <w:pPr>
+              <w:spacing w:after="0"/>
+              <w:jc w:val="left"/>
+            </w:pPr>
+            <w:r/>
+            <w:r>
+              <w:rPr>
+                <w:rFonts w:ascii="Liberation Sans" w:hAnsi="Liberation Sans"/>
+                <w:b w:val="0"/>
+                <w:i w:val="0"/>
+                <w:sz w:val="11"/>
+              </w:rPr>
+              <w:t>sw R3, 10 (R10)</w:t>
+            </w:r>
+          </w:p>
+        </w:tc>
+        <w:tc>
+          <w:tcPr>
+            <w:tcW w:type="dxa" w:w="504"/>
+            <w:shd w:fill="F1F5F7"/>
+            <w:vAlign w:val="center"/>
+            <w:tcMar>
+              <w:top w:w="55" w:type="dxa"/>
+              <w:start w:w="55" w:type="dxa"/>
+              <w:bottom w:w="55" w:type="dxa"/>
+              <w:end w:w="55" w:type="dxa"/>
+            </w:tcMar>
+          </w:tcPr>
+          <w:p>
+            <w:pPr>
+              <w:spacing w:after="0"/>
+              <w:jc w:val="center"/>
+            </w:pPr>
+            <w:r/>
+            <w:r>
+              <w:rPr>
+                <w:rFonts w:ascii="Liberation Sans" w:hAnsi="Liberation Sans"/>
+                <w:b w:val="0"/>
+                <w:i w:val="0"/>
+                <w:sz w:val="11"/>
+              </w:rPr>
+            </w:r>
+          </w:p>
+        </w:tc>
+        <w:tc>
+          <w:tcPr>
+            <w:tcW w:type="dxa" w:w="504"/>
+            <w:shd w:fill="F1F5F7"/>
+            <w:vAlign w:val="center"/>
+            <w:tcMar>
+              <w:top w:w="55" w:type="dxa"/>
+              <w:start w:w="55" w:type="dxa"/>
+              <w:bottom w:w="55" w:type="dxa"/>
+              <w:end w:w="55" w:type="dxa"/>
+            </w:tcMar>
+          </w:tcPr>
+          <w:p>
+            <w:pPr>
+              <w:spacing w:after="0"/>
+              <w:jc w:val="center"/>
+            </w:pPr>
+            <w:r/>
+            <w:r>
+              <w:rPr>
+                <w:rFonts w:ascii="Liberation Sans" w:hAnsi="Liberation Sans"/>
+                <w:b w:val="0"/>
+                <w:i w:val="0"/>
+                <w:sz w:val="11"/>
+              </w:rPr>
+            </w:r>
+          </w:p>
+        </w:tc>
+        <w:tc>
+          <w:tcPr>
+            <w:tcW w:type="dxa" w:w="504"/>
+            <w:shd w:fill="F1F5F7"/>
+            <w:vAlign w:val="center"/>
+            <w:tcMar>
+              <w:top w:w="55" w:type="dxa"/>
+              <w:start w:w="55" w:type="dxa"/>
+              <w:bottom w:w="55" w:type="dxa"/>
+              <w:end w:w="55" w:type="dxa"/>
+            </w:tcMar>
+          </w:tcPr>
+          <w:p>
+            <w:pPr>
+              <w:spacing w:after="0"/>
+              <w:jc w:val="center"/>
+            </w:pPr>
+            <w:r/>
+            <w:r>
+              <w:rPr>
+                <w:rFonts w:ascii="Liberation Sans" w:hAnsi="Liberation Sans"/>
+                <w:b w:val="0"/>
+                <w:i w:val="0"/>
+                <w:sz w:val="11"/>
+              </w:rPr>
+            </w:r>
+          </w:p>
+        </w:tc>
+        <w:tc>
+          <w:tcPr>
+            <w:tcW w:type="dxa" w:w="504"/>
+            <w:shd w:fill="F1F5F7"/>
+            <w:vAlign w:val="center"/>
+            <w:tcMar>
+              <w:top w:w="55" w:type="dxa"/>
+              <w:start w:w="55" w:type="dxa"/>
+              <w:bottom w:w="55" w:type="dxa"/>
+              <w:end w:w="55" w:type="dxa"/>
+            </w:tcMar>
+          </w:tcPr>
+          <w:p>
+            <w:pPr>
+              <w:spacing w:after="0"/>
+              <w:jc w:val="center"/>
+            </w:pPr>
+            <w:r/>
+            <w:r>
+              <w:rPr>
+                <w:rFonts w:ascii="Liberation Sans" w:hAnsi="Liberation Sans"/>
+                <w:b w:val="0"/>
+                <w:i w:val="0"/>
+                <w:sz w:val="11"/>
+              </w:rPr>
+            </w:r>
+          </w:p>
+        </w:tc>
+        <w:tc>
+          <w:tcPr>
+            <w:tcW w:type="dxa" w:w="504"/>
+            <w:shd w:fill="F1F5F7"/>
+            <w:vAlign w:val="center"/>
+            <w:tcMar>
+              <w:top w:w="55" w:type="dxa"/>
+              <w:start w:w="55" w:type="dxa"/>
+              <w:bottom w:w="55" w:type="dxa"/>
+              <w:end w:w="55" w:type="dxa"/>
+            </w:tcMar>
+          </w:tcPr>
+          <w:p>
+            <w:pPr>
+              <w:spacing w:after="0"/>
+              <w:jc w:val="center"/>
+            </w:pPr>
+            <w:r/>
+            <w:r>
+              <w:rPr>
+                <w:rFonts w:ascii="Liberation Sans" w:hAnsi="Liberation Sans"/>
+                <w:b w:val="0"/>
+                <w:i w:val="0"/>
+                <w:sz w:val="11"/>
+              </w:rPr>
+              <w:t>F</w:t>
+            </w:r>
+          </w:p>
+        </w:tc>
+        <w:tc>
+          <w:tcPr>
+            <w:tcW w:type="dxa" w:w="504"/>
+            <w:shd w:fill="F1F5F7"/>
+            <w:vAlign w:val="center"/>
+            <w:tcMar>
+              <w:top w:w="55" w:type="dxa"/>
+              <w:start w:w="55" w:type="dxa"/>
+              <w:bottom w:w="55" w:type="dxa"/>
+              <w:end w:w="55" w:type="dxa"/>
+            </w:tcMar>
+          </w:tcPr>
+          <w:p>
+            <w:pPr>
+              <w:spacing w:after="0"/>
+              <w:jc w:val="center"/>
+            </w:pPr>
+            <w:r/>
+            <w:r>
+              <w:rPr>
+                <w:rFonts w:ascii="Liberation Sans" w:hAnsi="Liberation Sans"/>
+                <w:b w:val="0"/>
+                <w:i w:val="0"/>
+                <w:sz w:val="11"/>
+              </w:rPr>
+              <w:t>D</w:t>
+            </w:r>
+          </w:p>
+        </w:tc>
+        <w:tc>
+          <w:tcPr>
+            <w:tcW w:type="dxa" w:w="504"/>
+            <w:shd w:fill="F1F5F7"/>
+            <w:vAlign w:val="center"/>
+            <w:tcMar>
+              <w:top w:w="55" w:type="dxa"/>
+              <w:start w:w="55" w:type="dxa"/>
+              <w:bottom w:w="55" w:type="dxa"/>
+              <w:end w:w="55" w:type="dxa"/>
+            </w:tcMar>
+          </w:tcPr>
+          <w:p>
+            <w:pPr>
+              <w:spacing w:after="0"/>
+              <w:jc w:val="center"/>
+            </w:pPr>
+            <w:r/>
+            <w:r>
+              <w:rPr>
+                <w:rFonts w:ascii="Liberation Sans" w:hAnsi="Liberation Sans"/>
+                <w:b w:val="0"/>
+                <w:i w:val="0"/>
+                <w:sz w:val="11"/>
+              </w:rPr>
+              <w:t>X</w:t>
+            </w:r>
+          </w:p>
+        </w:tc>
+        <w:tc>
+          <w:tcPr>
+            <w:tcW w:type="dxa" w:w="504"/>
+            <w:shd w:fill="F1F5F7"/>
+            <w:vAlign w:val="center"/>
+            <w:tcMar>
+              <w:top w:w="55" w:type="dxa"/>
+              <w:start w:w="55" w:type="dxa"/>
+              <w:bottom w:w="55" w:type="dxa"/>
+              <w:end w:w="55" w:type="dxa"/>
+            </w:tcMar>
+          </w:tcPr>
+          <w:p>
+            <w:pPr>
+              <w:spacing w:after="0"/>
+              <w:jc w:val="center"/>
+            </w:pPr>
+            <w:r/>
+            <w:r>
+              <w:rPr>
+                <w:rFonts w:ascii="Liberation Sans" w:hAnsi="Liberation Sans"/>
+                <w:b w:val="0"/>
+                <w:i w:val="0"/>
+                <w:sz w:val="11"/>
+              </w:rPr>
+              <w:t>M</w:t>
+            </w:r>
+          </w:p>
+        </w:tc>
+        <w:tc>
+          <w:tcPr>
+            <w:tcW w:type="dxa" w:w="504"/>
+            <w:shd w:fill="F1F5F7"/>
+            <w:vAlign w:val="center"/>
+            <w:tcMar>
+              <w:top w:w="55" w:type="dxa"/>
+              <w:start w:w="55" w:type="dxa"/>
+              <w:bottom w:w="55" w:type="dxa"/>
+              <w:end w:w="55" w:type="dxa"/>
+            </w:tcMar>
+          </w:tcPr>
+          <w:p>
+            <w:pPr>
+              <w:spacing w:after="0"/>
+              <w:jc w:val="center"/>
+            </w:pPr>
+            <w:r/>
+            <w:r>
+              <w:rPr>
+                <w:rFonts w:ascii="Liberation Sans" w:hAnsi="Liberation Sans"/>
+                <w:b w:val="0"/>
+                <w:i w:val="0"/>
+                <w:sz w:val="11"/>
+              </w:rPr>
+              <w:t>W</w:t>
+            </w:r>
+          </w:p>
+        </w:tc>
+        <w:tc>
+          <w:tcPr>
+            <w:tcW w:type="dxa" w:w="504"/>
+            <w:shd w:fill="F1F5F7"/>
+            <w:vAlign w:val="center"/>
+            <w:tcMar>
+              <w:top w:w="55" w:type="dxa"/>
+              <w:start w:w="55" w:type="dxa"/>
+              <w:bottom w:w="55" w:type="dxa"/>
+              <w:end w:w="55" w:type="dxa"/>
+            </w:tcMar>
+          </w:tcPr>
+          <w:p>
+            <w:pPr>
+              <w:spacing w:after="0"/>
+              <w:jc w:val="center"/>
+            </w:pPr>
+            <w:r/>
+            <w:r>
+              <w:rPr>
+                <w:rFonts w:ascii="Liberation Sans" w:hAnsi="Liberation Sans"/>
+                <w:b w:val="0"/>
+                <w:i w:val="0"/>
+                <w:sz w:val="11"/>
+              </w:rPr>
+            </w:r>
+          </w:p>
+        </w:tc>
+        <w:tc>
+          <w:tcPr>
+            <w:tcW w:type="dxa" w:w="504"/>
+            <w:shd w:fill="F1F5F7"/>
+            <w:vAlign w:val="center"/>
+            <w:tcMar>
+              <w:top w:w="55" w:type="dxa"/>
+              <w:start w:w="55" w:type="dxa"/>
+              <w:bottom w:w="55" w:type="dxa"/>
+              <w:end w:w="55" w:type="dxa"/>
+            </w:tcMar>
+          </w:tcPr>
+          <w:p>
+            <w:pPr>
+              <w:spacing w:after="0"/>
+              <w:jc w:val="center"/>
+            </w:pPr>
+            <w:r/>
+            <w:r>
+              <w:rPr>
+                <w:rFonts w:ascii="Liberation Sans" w:hAnsi="Liberation Sans"/>
+                <w:b w:val="0"/>
+                <w:i w:val="0"/>
+                <w:sz w:val="11"/>
+              </w:rPr>
+            </w:r>
+          </w:p>
+        </w:tc>
+        <w:tc>
+          <w:tcPr>
+            <w:tcW w:type="dxa" w:w="504"/>
+            <w:shd w:fill="F1F5F7"/>
+            <w:vAlign w:val="center"/>
+            <w:tcMar>
+              <w:top w:w="55" w:type="dxa"/>
+              <w:start w:w="55" w:type="dxa"/>
+              <w:bottom w:w="55" w:type="dxa"/>
+              <w:end w:w="55" w:type="dxa"/>
+            </w:tcMar>
+          </w:tcPr>
+          <w:p>
+            <w:pPr>
+              <w:spacing w:after="0"/>
+              <w:jc w:val="center"/>
+            </w:pPr>
+            <w:r/>
+            <w:r>
+              <w:rPr>
+                <w:rFonts w:ascii="Liberation Sans" w:hAnsi="Liberation Sans"/>
+                <w:b w:val="0"/>
+                <w:i w:val="0"/>
+                <w:sz w:val="11"/>
+              </w:rPr>
+            </w:r>
+          </w:p>
+        </w:tc>
+        <w:tc>
+          <w:tcPr>
+            <w:tcW w:type="dxa" w:w="504"/>
+            <w:shd w:fill="F1F5F7"/>
+            <w:vAlign w:val="center"/>
+            <w:tcMar>
+              <w:top w:w="55" w:type="dxa"/>
+              <w:start w:w="55" w:type="dxa"/>
+              <w:bottom w:w="55" w:type="dxa"/>
+              <w:end w:w="55" w:type="dxa"/>
+            </w:tcMar>
+          </w:tcPr>
+          <w:p>
+            <w:pPr>
+              <w:spacing w:after="0"/>
+              <w:jc w:val="center"/>
+            </w:pPr>
+            <w:r/>
+            <w:r>
+              <w:rPr>
+                <w:rFonts w:ascii="Liberation Sans" w:hAnsi="Liberation Sans"/>
+                <w:b w:val="0"/>
+                <w:i w:val="0"/>
+                <w:sz w:val="11"/>
+              </w:rPr>
+            </w:r>
+          </w:p>
+        </w:tc>
+        <w:tc>
+          <w:tcPr>
+            <w:tcW w:type="dxa" w:w="504"/>
+            <w:shd w:fill="F1F5F7"/>
+            <w:vAlign w:val="center"/>
+            <w:tcMar>
+              <w:top w:w="55" w:type="dxa"/>
+              <w:start w:w="55" w:type="dxa"/>
+              <w:bottom w:w="55" w:type="dxa"/>
+              <w:end w:w="55" w:type="dxa"/>
+            </w:tcMar>
+          </w:tcPr>
+          <w:p>
+            <w:pPr>
+              <w:spacing w:after="0"/>
+              <w:jc w:val="center"/>
+            </w:pPr>
+            <w:r/>
+            <w:r>
+              <w:rPr>
+                <w:rFonts w:ascii="Liberation Sans" w:hAnsi="Liberation Sans"/>
+                <w:b w:val="0"/>
+                <w:i w:val="0"/>
+                <w:sz w:val="11"/>
+              </w:rPr>
+            </w:r>
+          </w:p>
+        </w:tc>
+        <w:tc>
+          <w:tcPr>
+            <w:tcW w:type="dxa" w:w="504"/>
+            <w:shd w:fill="F1F5F7"/>
+            <w:vAlign w:val="center"/>
+            <w:tcMar>
+              <w:top w:w="55" w:type="dxa"/>
+              <w:start w:w="55" w:type="dxa"/>
+              <w:bottom w:w="55" w:type="dxa"/>
+              <w:end w:w="55" w:type="dxa"/>
+            </w:tcMar>
+          </w:tcPr>
+          <w:p>
+            <w:pPr>
+              <w:spacing w:after="0"/>
+              <w:jc w:val="center"/>
+            </w:pPr>
+            <w:r/>
+            <w:r>
+              <w:rPr>
+                <w:rFonts w:ascii="Liberation Sans" w:hAnsi="Liberation Sans"/>
+                <w:b w:val="0"/>
+                <w:i w:val="0"/>
+                <w:sz w:val="11"/>
+              </w:rPr>
+            </w:r>
+          </w:p>
+        </w:tc>
+      </w:tr>
+      <w:tr>
+        <w:trPr>
+          <w:cantSplit/>
+        </w:trPr>
+        <w:tc>
+          <w:tcPr>
+            <w:tcW w:type="dxa" w:w="2477"/>
+            <w:vAlign w:val="center"/>
+            <w:tcMar>
+              <w:top w:w="55" w:type="dxa"/>
+              <w:start w:w="55" w:type="dxa"/>
+              <w:bottom w:w="55" w:type="dxa"/>
+              <w:end w:w="55" w:type="dxa"/>
+            </w:tcMar>
+          </w:tcPr>
+          <w:p>
+            <w:pPr>
+              <w:spacing w:after="0"/>
+              <w:jc w:val="left"/>
+            </w:pPr>
+            <w:r/>
+            <w:r>
+              <w:rPr>
+                <w:rFonts w:ascii="Liberation Sans" w:hAnsi="Liberation Sans"/>
+                <w:b w:val="0"/>
+                <w:i w:val="0"/>
+                <w:sz w:val="11"/>
+              </w:rPr>
+              <w:t>add R2, R2, R5</w:t>
+            </w:r>
+          </w:p>
+        </w:tc>
+        <w:tc>
+          <w:tcPr>
+            <w:tcW w:type="dxa" w:w="504"/>
+            <w:vAlign w:val="center"/>
+            <w:tcMar>
+              <w:top w:w="55" w:type="dxa"/>
+              <w:start w:w="55" w:type="dxa"/>
+              <w:bottom w:w="55" w:type="dxa"/>
+              <w:end w:w="55" w:type="dxa"/>
+            </w:tcMar>
+          </w:tcPr>
+          <w:p>
+            <w:pPr>
+              <w:spacing w:after="0"/>
+              <w:jc w:val="center"/>
+            </w:pPr>
+            <w:r/>
+            <w:r>
+              <w:rPr>
+                <w:rFonts w:ascii="Liberation Sans" w:hAnsi="Liberation Sans"/>
+                <w:b w:val="0"/>
+                <w:i w:val="0"/>
+                <w:sz w:val="11"/>
+              </w:rPr>
+            </w:r>
+          </w:p>
+        </w:tc>
+        <w:tc>
+          <w:tcPr>
+            <w:tcW w:type="dxa" w:w="504"/>
+            <w:vAlign w:val="center"/>
+            <w:tcMar>
+              <w:top w:w="55" w:type="dxa"/>
+              <w:start w:w="55" w:type="dxa"/>
+              <w:bottom w:w="55" w:type="dxa"/>
+              <w:end w:w="55" w:type="dxa"/>
+            </w:tcMar>
+          </w:tcPr>
+          <w:p>
+            <w:pPr>
+              <w:spacing w:after="0"/>
+              <w:jc w:val="center"/>
+            </w:pPr>
+            <w:r/>
+            <w:r>
+              <w:rPr>
+                <w:rFonts w:ascii="Liberation Sans" w:hAnsi="Liberation Sans"/>
+                <w:b w:val="0"/>
+                <w:i w:val="0"/>
+                <w:sz w:val="11"/>
+              </w:rPr>
+            </w:r>
+          </w:p>
+        </w:tc>
+        <w:tc>
+          <w:tcPr>
+            <w:tcW w:type="dxa" w:w="504"/>
+            <w:vAlign w:val="center"/>
+            <w:tcMar>
+              <w:top w:w="55" w:type="dxa"/>
+              <w:start w:w="55" w:type="dxa"/>
+              <w:bottom w:w="55" w:type="dxa"/>
+              <w:end w:w="55" w:type="dxa"/>
+            </w:tcMar>
+          </w:tcPr>
+          <w:p>
+            <w:pPr>
+              <w:spacing w:after="0"/>
+              <w:jc w:val="center"/>
+            </w:pPr>
+            <w:r/>
+            <w:r>
+              <w:rPr>
+                <w:rFonts w:ascii="Liberation Sans" w:hAnsi="Liberation Sans"/>
+                <w:b w:val="0"/>
+                <w:i w:val="0"/>
+                <w:sz w:val="11"/>
+              </w:rPr>
+            </w:r>
+          </w:p>
+        </w:tc>
+        <w:tc>
+          <w:tcPr>
+            <w:tcW w:type="dxa" w:w="504"/>
+            <w:vAlign w:val="center"/>
+            <w:tcMar>
+              <w:top w:w="55" w:type="dxa"/>
+              <w:start w:w="55" w:type="dxa"/>
+              <w:bottom w:w="55" w:type="dxa"/>
+              <w:end w:w="55" w:type="dxa"/>
+            </w:tcMar>
+          </w:tcPr>
+          <w:p>
+            <w:pPr>
+              <w:spacing w:after="0"/>
+              <w:jc w:val="center"/>
+            </w:pPr>
+            <w:r/>
+            <w:r>
+              <w:rPr>
+                <w:rFonts w:ascii="Liberation Sans" w:hAnsi="Liberation Sans"/>
+                <w:b w:val="0"/>
+                <w:i w:val="0"/>
+                <w:sz w:val="11"/>
+              </w:rPr>
+            </w:r>
+          </w:p>
+        </w:tc>
+        <w:tc>
+          <w:tcPr>
+            <w:tcW w:type="dxa" w:w="504"/>
+            <w:vAlign w:val="center"/>
+            <w:tcMar>
+              <w:top w:w="55" w:type="dxa"/>
+              <w:start w:w="55" w:type="dxa"/>
+              <w:bottom w:w="55" w:type="dxa"/>
+              <w:end w:w="55" w:type="dxa"/>
+            </w:tcMar>
+          </w:tcPr>
+          <w:p>
+            <w:pPr>
+              <w:spacing w:after="0"/>
+              <w:jc w:val="center"/>
+            </w:pPr>
+            <w:r/>
+            <w:r>
+              <w:rPr>
+                <w:rFonts w:ascii="Liberation Sans" w:hAnsi="Liberation Sans"/>
+                <w:b w:val="0"/>
+                <w:i w:val="0"/>
+                <w:sz w:val="11"/>
+              </w:rPr>
+            </w:r>
+          </w:p>
+        </w:tc>
+        <w:tc>
+          <w:tcPr>
+            <w:tcW w:type="dxa" w:w="504"/>
+            <w:vAlign w:val="center"/>
+            <w:tcMar>
+              <w:top w:w="55" w:type="dxa"/>
+              <w:start w:w="55" w:type="dxa"/>
+              <w:bottom w:w="55" w:type="dxa"/>
+              <w:end w:w="55" w:type="dxa"/>
+            </w:tcMar>
+          </w:tcPr>
+          <w:p>
+            <w:pPr>
+              <w:spacing w:after="0"/>
+              <w:jc w:val="center"/>
+            </w:pPr>
+            <w:r/>
+            <w:r>
+              <w:rPr>
+                <w:rFonts w:ascii="Liberation Sans" w:hAnsi="Liberation Sans"/>
+                <w:b w:val="0"/>
+                <w:i w:val="0"/>
+                <w:sz w:val="11"/>
+              </w:rPr>
+              <w:t>F</w:t>
+            </w:r>
+          </w:p>
+        </w:tc>
+        <w:tc>
+          <w:tcPr>
+            <w:tcW w:type="dxa" w:w="504"/>
+            <w:vAlign w:val="center"/>
+            <w:tcMar>
+              <w:top w:w="55" w:type="dxa"/>
+              <w:start w:w="55" w:type="dxa"/>
+              <w:bottom w:w="55" w:type="dxa"/>
+              <w:end w:w="55" w:type="dxa"/>
+            </w:tcMar>
+          </w:tcPr>
+          <w:p>
+            <w:pPr>
+              <w:spacing w:after="0"/>
+              <w:jc w:val="center"/>
+            </w:pPr>
+            <w:r/>
+            <w:r>
+              <w:rPr>
+                <w:rFonts w:ascii="Liberation Sans" w:hAnsi="Liberation Sans"/>
+                <w:b w:val="0"/>
+                <w:i w:val="0"/>
+                <w:sz w:val="11"/>
+              </w:rPr>
+              <w:t>D</w:t>
+            </w:r>
+          </w:p>
+        </w:tc>
+        <w:tc>
+          <w:tcPr>
+            <w:tcW w:type="dxa" w:w="504"/>
+            <w:vAlign w:val="center"/>
+            <w:tcMar>
+              <w:top w:w="55" w:type="dxa"/>
+              <w:start w:w="55" w:type="dxa"/>
+              <w:bottom w:w="55" w:type="dxa"/>
+              <w:end w:w="55" w:type="dxa"/>
+            </w:tcMar>
+          </w:tcPr>
+          <w:p>
+            <w:pPr>
+              <w:spacing w:after="0"/>
+              <w:jc w:val="center"/>
+            </w:pPr>
+            <w:r/>
+            <w:r>
+              <w:rPr>
+                <w:rFonts w:ascii="Liberation Sans" w:hAnsi="Liberation Sans"/>
+                <w:b w:val="0"/>
+                <w:i w:val="0"/>
+                <w:sz w:val="11"/>
+              </w:rPr>
+              <w:t>X</w:t>
+            </w:r>
+          </w:p>
+        </w:tc>
+        <w:tc>
+          <w:tcPr>
+            <w:tcW w:type="dxa" w:w="504"/>
+            <w:vAlign w:val="center"/>
+            <w:tcMar>
+              <w:top w:w="55" w:type="dxa"/>
+              <w:start w:w="55" w:type="dxa"/>
+              <w:bottom w:w="55" w:type="dxa"/>
+              <w:end w:w="55" w:type="dxa"/>
+            </w:tcMar>
+          </w:tcPr>
+          <w:p>
+            <w:pPr>
+              <w:spacing w:after="0"/>
+              <w:jc w:val="center"/>
+            </w:pPr>
+            <w:r/>
+            <w:r>
+              <w:rPr>
+                <w:rFonts w:ascii="Liberation Sans" w:hAnsi="Liberation Sans"/>
+                <w:b w:val="0"/>
+                <w:i w:val="0"/>
+                <w:sz w:val="11"/>
+              </w:rPr>
+              <w:t>M</w:t>
+              <w:br/>
+              <w:t>↓</w:t>
+            </w:r>
+          </w:p>
+        </w:tc>
+        <w:tc>
+          <w:tcPr>
+            <w:tcW w:type="dxa" w:w="504"/>
+            <w:vAlign w:val="center"/>
+            <w:tcMar>
+              <w:top w:w="55" w:type="dxa"/>
+              <w:start w:w="55" w:type="dxa"/>
+              <w:bottom w:w="55" w:type="dxa"/>
+              <w:end w:w="55" w:type="dxa"/>
+            </w:tcMar>
+          </w:tcPr>
+          <w:p>
+            <w:pPr>
+              <w:spacing w:after="0"/>
+              <w:jc w:val="center"/>
+            </w:pPr>
+            <w:r/>
+            <w:r>
+              <w:rPr>
+                <w:rFonts w:ascii="Liberation Sans" w:hAnsi="Liberation Sans"/>
+                <w:b w:val="0"/>
+                <w:i w:val="0"/>
+                <w:sz w:val="11"/>
+              </w:rPr>
+              <w:t>W</w:t>
+            </w:r>
+          </w:p>
+        </w:tc>
+        <w:tc>
+          <w:tcPr>
+            <w:tcW w:type="dxa" w:w="504"/>
+            <w:vAlign w:val="center"/>
+            <w:tcMar>
+              <w:top w:w="55" w:type="dxa"/>
+              <w:start w:w="55" w:type="dxa"/>
+              <w:bottom w:w="55" w:type="dxa"/>
+              <w:end w:w="55" w:type="dxa"/>
+            </w:tcMar>
+          </w:tcPr>
+          <w:p>
+            <w:pPr>
+              <w:spacing w:after="0"/>
+              <w:jc w:val="center"/>
+            </w:pPr>
+            <w:r/>
+            <w:r>
+              <w:rPr>
+                <w:rFonts w:ascii="Liberation Sans" w:hAnsi="Liberation Sans"/>
+                <w:b w:val="0"/>
+                <w:i w:val="0"/>
+                <w:sz w:val="11"/>
+              </w:rPr>
+            </w:r>
+          </w:p>
+        </w:tc>
+        <w:tc>
+          <w:tcPr>
+            <w:tcW w:type="dxa" w:w="504"/>
+            <w:vAlign w:val="center"/>
+            <w:tcMar>
+              <w:top w:w="55" w:type="dxa"/>
+              <w:start w:w="55" w:type="dxa"/>
+              <w:bottom w:w="55" w:type="dxa"/>
+              <w:end w:w="55" w:type="dxa"/>
+            </w:tcMar>
+          </w:tcPr>
+          <w:p>
+            <w:pPr>
+              <w:spacing w:after="0"/>
+              <w:jc w:val="center"/>
+            </w:pPr>
+            <w:r/>
+            <w:r>
+              <w:rPr>
+                <w:rFonts w:ascii="Liberation Sans" w:hAnsi="Liberation Sans"/>
+                <w:b w:val="0"/>
+                <w:i w:val="0"/>
+                <w:sz w:val="11"/>
+              </w:rPr>
+            </w:r>
+          </w:p>
+        </w:tc>
+        <w:tc>
+          <w:tcPr>
+            <w:tcW w:type="dxa" w:w="504"/>
+            <w:vAlign w:val="center"/>
+            <w:tcMar>
+              <w:top w:w="55" w:type="dxa"/>
+              <w:start w:w="55" w:type="dxa"/>
+              <w:bottom w:w="55" w:type="dxa"/>
+              <w:end w:w="55" w:type="dxa"/>
+            </w:tcMar>
+          </w:tcPr>
+          <w:p>
+            <w:pPr>
+              <w:spacing w:after="0"/>
+              <w:jc w:val="center"/>
+            </w:pPr>
+            <w:r/>
+            <w:r>
+              <w:rPr>
+                <w:rFonts w:ascii="Liberation Sans" w:hAnsi="Liberation Sans"/>
+                <w:b w:val="0"/>
+                <w:i w:val="0"/>
+                <w:sz w:val="11"/>
+              </w:rPr>
+            </w:r>
+          </w:p>
+        </w:tc>
+        <w:tc>
+          <w:tcPr>
+            <w:tcW w:type="dxa" w:w="504"/>
+            <w:vAlign w:val="center"/>
+            <w:tcMar>
+              <w:top w:w="55" w:type="dxa"/>
+              <w:start w:w="55" w:type="dxa"/>
+              <w:bottom w:w="55" w:type="dxa"/>
+              <w:end w:w="55" w:type="dxa"/>
+            </w:tcMar>
+          </w:tcPr>
+          <w:p>
+            <w:pPr>
+              <w:spacing w:after="0"/>
+              <w:jc w:val="center"/>
+            </w:pPr>
+            <w:r/>
+            <w:r>
+              <w:rPr>
+                <w:rFonts w:ascii="Liberation Sans" w:hAnsi="Liberation Sans"/>
+                <w:b w:val="0"/>
+                <w:i w:val="0"/>
+                <w:sz w:val="11"/>
+              </w:rPr>
+            </w:r>
+          </w:p>
+        </w:tc>
+        <w:tc>
+          <w:tcPr>
+            <w:tcW w:type="dxa" w:w="504"/>
+            <w:vAlign w:val="center"/>
+            <w:tcMar>
+              <w:top w:w="55" w:type="dxa"/>
+              <w:start w:w="55" w:type="dxa"/>
+              <w:bottom w:w="55" w:type="dxa"/>
+              <w:end w:w="55" w:type="dxa"/>
+            </w:tcMar>
+          </w:tcPr>
+          <w:p>
+            <w:pPr>
+              <w:spacing w:after="0"/>
+              <w:jc w:val="center"/>
+            </w:pPr>
+            <w:r/>
+            <w:r>
+              <w:rPr>
+                <w:rFonts w:ascii="Liberation Sans" w:hAnsi="Liberation Sans"/>
+                <w:b w:val="0"/>
+                <w:i w:val="0"/>
+                <w:sz w:val="11"/>
+              </w:rPr>
+            </w:r>
+          </w:p>
+        </w:tc>
+      </w:tr>
+      <w:tr>
+        <w:trPr>
+          <w:cantSplit/>
+        </w:trPr>
+        <w:tc>
+          <w:tcPr>
+            <w:tcW w:type="dxa" w:w="2477"/>
+            <w:shd w:fill="F1F5F7"/>
+            <w:vAlign w:val="center"/>
+            <w:tcMar>
+              <w:top w:w="55" w:type="dxa"/>
+              <w:start w:w="55" w:type="dxa"/>
+              <w:bottom w:w="55" w:type="dxa"/>
+              <w:end w:w="55" w:type="dxa"/>
+            </w:tcMar>
+          </w:tcPr>
+          <w:p>
+            <w:pPr>
+              <w:spacing w:after="0"/>
+              <w:jc w:val="left"/>
+            </w:pPr>
+            <w:r/>
+            <w:r>
+              <w:rPr>
+                <w:rFonts w:ascii="Liberation Sans" w:hAnsi="Liberation Sans"/>
+                <w:b w:val="0"/>
+                <w:i w:val="0"/>
+                <w:sz w:val="11"/>
+              </w:rPr>
+              <w:t>add R10, R2, R4</w:t>
+            </w:r>
+          </w:p>
+        </w:tc>
+        <w:tc>
+          <w:tcPr>
+            <w:tcW w:type="dxa" w:w="504"/>
+            <w:shd w:fill="F1F5F7"/>
+            <w:vAlign w:val="center"/>
+            <w:tcMar>
+              <w:top w:w="55" w:type="dxa"/>
+              <w:start w:w="55" w:type="dxa"/>
+              <w:bottom w:w="55" w:type="dxa"/>
+              <w:end w:w="55" w:type="dxa"/>
+            </w:tcMar>
+          </w:tcPr>
+          <w:p>
+            <w:pPr>
+              <w:spacing w:after="0"/>
+              <w:jc w:val="center"/>
+            </w:pPr>
+            <w:r/>
+            <w:r>
+              <w:rPr>
+                <w:rFonts w:ascii="Liberation Sans" w:hAnsi="Liberation Sans"/>
+                <w:b w:val="0"/>
+                <w:i w:val="0"/>
+                <w:sz w:val="11"/>
+              </w:rPr>
+            </w:r>
+          </w:p>
+        </w:tc>
+        <w:tc>
+          <w:tcPr>
+            <w:tcW w:type="dxa" w:w="504"/>
+            <w:shd w:fill="F1F5F7"/>
+            <w:vAlign w:val="center"/>
+            <w:tcMar>
+              <w:top w:w="55" w:type="dxa"/>
+              <w:start w:w="55" w:type="dxa"/>
+              <w:bottom w:w="55" w:type="dxa"/>
+              <w:end w:w="55" w:type="dxa"/>
+            </w:tcMar>
+          </w:tcPr>
+          <w:p>
+            <w:pPr>
+              <w:spacing w:after="0"/>
+              <w:jc w:val="center"/>
+            </w:pPr>
+            <w:r/>
+            <w:r>
+              <w:rPr>
+                <w:rFonts w:ascii="Liberation Sans" w:hAnsi="Liberation Sans"/>
+                <w:b w:val="0"/>
+                <w:i w:val="0"/>
+                <w:sz w:val="11"/>
+              </w:rPr>
+            </w:r>
+          </w:p>
+        </w:tc>
+        <w:tc>
+          <w:tcPr>
+            <w:tcW w:type="dxa" w:w="504"/>
+            <w:shd w:fill="F1F5F7"/>
+            <w:vAlign w:val="center"/>
+            <w:tcMar>
+              <w:top w:w="55" w:type="dxa"/>
+              <w:start w:w="55" w:type="dxa"/>
+              <w:bottom w:w="55" w:type="dxa"/>
+              <w:end w:w="55" w:type="dxa"/>
+            </w:tcMar>
+          </w:tcPr>
+          <w:p>
+            <w:pPr>
+              <w:spacing w:after="0"/>
+              <w:jc w:val="center"/>
+            </w:pPr>
+            <w:r/>
+            <w:r>
+              <w:rPr>
+                <w:rFonts w:ascii="Liberation Sans" w:hAnsi="Liberation Sans"/>
+                <w:b w:val="0"/>
+                <w:i w:val="0"/>
+                <w:sz w:val="11"/>
+              </w:rPr>
+            </w:r>
+          </w:p>
+        </w:tc>
+        <w:tc>
+          <w:tcPr>
+            <w:tcW w:type="dxa" w:w="504"/>
+            <w:shd w:fill="F1F5F7"/>
+            <w:vAlign w:val="center"/>
+            <w:tcMar>
+              <w:top w:w="55" w:type="dxa"/>
+              <w:start w:w="55" w:type="dxa"/>
+              <w:bottom w:w="55" w:type="dxa"/>
+              <w:end w:w="55" w:type="dxa"/>
+            </w:tcMar>
+          </w:tcPr>
+          <w:p>
+            <w:pPr>
+              <w:spacing w:after="0"/>
+              <w:jc w:val="center"/>
+            </w:pPr>
+            <w:r/>
+            <w:r>
+              <w:rPr>
+                <w:rFonts w:ascii="Liberation Sans" w:hAnsi="Liberation Sans"/>
+                <w:b w:val="0"/>
+                <w:i w:val="0"/>
+                <w:sz w:val="11"/>
+              </w:rPr>
+            </w:r>
+          </w:p>
+        </w:tc>
+        <w:tc>
+          <w:tcPr>
+            <w:tcW w:type="dxa" w:w="504"/>
+            <w:shd w:fill="F1F5F7"/>
+            <w:vAlign w:val="center"/>
+            <w:tcMar>
+              <w:top w:w="55" w:type="dxa"/>
+              <w:start w:w="55" w:type="dxa"/>
+              <w:bottom w:w="55" w:type="dxa"/>
+              <w:end w:w="55" w:type="dxa"/>
+            </w:tcMar>
+          </w:tcPr>
+          <w:p>
+            <w:pPr>
+              <w:spacing w:after="0"/>
+              <w:jc w:val="center"/>
+            </w:pPr>
+            <w:r/>
+            <w:r>
+              <w:rPr>
+                <w:rFonts w:ascii="Liberation Sans" w:hAnsi="Liberation Sans"/>
+                <w:b w:val="0"/>
+                <w:i w:val="0"/>
+                <w:sz w:val="11"/>
+              </w:rPr>
+            </w:r>
+          </w:p>
+        </w:tc>
+        <w:tc>
+          <w:tcPr>
+            <w:tcW w:type="dxa" w:w="504"/>
+            <w:shd w:fill="F1F5F7"/>
+            <w:vAlign w:val="center"/>
+            <w:tcMar>
+              <w:top w:w="55" w:type="dxa"/>
+              <w:start w:w="55" w:type="dxa"/>
+              <w:bottom w:w="55" w:type="dxa"/>
+              <w:end w:w="55" w:type="dxa"/>
+            </w:tcMar>
+          </w:tcPr>
+          <w:p>
+            <w:pPr>
+              <w:spacing w:after="0"/>
+              <w:jc w:val="center"/>
+            </w:pPr>
+            <w:r/>
+            <w:r>
+              <w:rPr>
+                <w:rFonts w:ascii="Liberation Sans" w:hAnsi="Liberation Sans"/>
+                <w:b w:val="0"/>
+                <w:i w:val="0"/>
+                <w:sz w:val="11"/>
+              </w:rPr>
+            </w:r>
+          </w:p>
+        </w:tc>
+        <w:tc>
+          <w:tcPr>
+            <w:tcW w:type="dxa" w:w="504"/>
+            <w:shd w:fill="F1F5F7"/>
+            <w:vAlign w:val="center"/>
+            <w:tcMar>
+              <w:top w:w="55" w:type="dxa"/>
+              <w:start w:w="55" w:type="dxa"/>
+              <w:bottom w:w="55" w:type="dxa"/>
+              <w:end w:w="55" w:type="dxa"/>
+            </w:tcMar>
+          </w:tcPr>
+          <w:p>
+            <w:pPr>
+              <w:spacing w:after="0"/>
+              <w:jc w:val="center"/>
+            </w:pPr>
+            <w:r/>
+            <w:r>
+              <w:rPr>
+                <w:rFonts w:ascii="Liberation Sans" w:hAnsi="Liberation Sans"/>
+                <w:b w:val="0"/>
+                <w:i w:val="0"/>
+                <w:sz w:val="11"/>
+              </w:rPr>
+              <w:t>F</w:t>
+            </w:r>
+          </w:p>
+        </w:tc>
+        <w:tc>
+          <w:tcPr>
+            <w:tcW w:type="dxa" w:w="504"/>
+            <w:shd w:fill="F1F5F7"/>
+            <w:vAlign w:val="center"/>
+            <w:tcMar>
+              <w:top w:w="55" w:type="dxa"/>
+              <w:start w:w="55" w:type="dxa"/>
+              <w:bottom w:w="55" w:type="dxa"/>
+              <w:end w:w="55" w:type="dxa"/>
+            </w:tcMar>
+          </w:tcPr>
+          <w:p>
+            <w:pPr>
+              <w:spacing w:after="0"/>
+              <w:jc w:val="center"/>
+            </w:pPr>
+            <w:r/>
+            <w:r>
+              <w:rPr>
+                <w:rFonts w:ascii="Liberation Sans" w:hAnsi="Liberation Sans"/>
+                <w:b w:val="0"/>
+                <w:i w:val="0"/>
+                <w:sz w:val="11"/>
+              </w:rPr>
+              <w:t>D</w:t>
+            </w:r>
+          </w:p>
+        </w:tc>
+        <w:tc>
+          <w:tcPr>
+            <w:tcW w:type="dxa" w:w="504"/>
+            <w:shd w:fill="F1F5F7"/>
+            <w:vAlign w:val="center"/>
+            <w:tcMar>
+              <w:top w:w="55" w:type="dxa"/>
+              <w:start w:w="55" w:type="dxa"/>
+              <w:bottom w:w="55" w:type="dxa"/>
+              <w:end w:w="55" w:type="dxa"/>
+            </w:tcMar>
+          </w:tcPr>
+          <w:p>
+            <w:pPr>
+              <w:spacing w:after="0"/>
+              <w:jc w:val="center"/>
+            </w:pPr>
+            <w:r/>
+            <w:r>
+              <w:rPr>
+                <w:rFonts w:ascii="Liberation Sans" w:hAnsi="Liberation Sans"/>
+                <w:b w:val="0"/>
+                <w:i w:val="0"/>
+                <w:sz w:val="11"/>
+              </w:rPr>
+              <w:t>X</w:t>
+            </w:r>
+          </w:p>
+        </w:tc>
+        <w:tc>
+          <w:tcPr>
+            <w:tcW w:type="dxa" w:w="504"/>
+            <w:shd w:fill="F1F5F7"/>
+            <w:vAlign w:val="center"/>
+            <w:tcMar>
+              <w:top w:w="55" w:type="dxa"/>
+              <w:start w:w="55" w:type="dxa"/>
+              <w:bottom w:w="55" w:type="dxa"/>
+              <w:end w:w="55" w:type="dxa"/>
+            </w:tcMar>
+          </w:tcPr>
+          <w:p>
+            <w:pPr>
+              <w:spacing w:after="0"/>
+              <w:jc w:val="center"/>
+            </w:pPr>
+            <w:r/>
+            <w:r>
+              <w:rPr>
+                <w:rFonts w:ascii="Liberation Sans" w:hAnsi="Liberation Sans"/>
+                <w:b w:val="0"/>
+                <w:i w:val="0"/>
+                <w:sz w:val="11"/>
+              </w:rPr>
+              <w:t>M</w:t>
+            </w:r>
+          </w:p>
+        </w:tc>
+        <w:tc>
+          <w:tcPr>
+            <w:tcW w:type="dxa" w:w="504"/>
+            <w:shd w:fill="F1F5F7"/>
+            <w:vAlign w:val="center"/>
+            <w:tcMar>
+              <w:top w:w="55" w:type="dxa"/>
+              <w:start w:w="55" w:type="dxa"/>
+              <w:bottom w:w="55" w:type="dxa"/>
+              <w:end w:w="55" w:type="dxa"/>
+            </w:tcMar>
+          </w:tcPr>
+          <w:p>
+            <w:pPr>
+              <w:spacing w:after="0"/>
+              <w:jc w:val="center"/>
+            </w:pPr>
+            <w:r/>
+            <w:r>
+              <w:rPr>
+                <w:rFonts w:ascii="Liberation Sans" w:hAnsi="Liberation Sans"/>
+                <w:b w:val="0"/>
+                <w:i w:val="0"/>
+                <w:sz w:val="11"/>
+              </w:rPr>
+              <w:t>W</w:t>
+            </w:r>
+          </w:p>
+        </w:tc>
+        <w:tc>
+          <w:tcPr>
+            <w:tcW w:type="dxa" w:w="504"/>
+            <w:shd w:fill="F1F5F7"/>
+            <w:vAlign w:val="center"/>
+            <w:tcMar>
+              <w:top w:w="55" w:type="dxa"/>
+              <w:start w:w="55" w:type="dxa"/>
+              <w:bottom w:w="55" w:type="dxa"/>
+              <w:end w:w="55" w:type="dxa"/>
+            </w:tcMar>
+          </w:tcPr>
+          <w:p>
+            <w:pPr>
+              <w:spacing w:after="0"/>
+              <w:jc w:val="center"/>
+            </w:pPr>
+            <w:r/>
+            <w:r>
+              <w:rPr>
+                <w:rFonts w:ascii="Liberation Sans" w:hAnsi="Liberation Sans"/>
+                <w:b w:val="0"/>
+                <w:i w:val="0"/>
+                <w:sz w:val="11"/>
+              </w:rPr>
+            </w:r>
+          </w:p>
+        </w:tc>
+        <w:tc>
+          <w:tcPr>
+            <w:tcW w:type="dxa" w:w="504"/>
+            <w:shd w:fill="F1F5F7"/>
+            <w:vAlign w:val="center"/>
+            <w:tcMar>
+              <w:top w:w="55" w:type="dxa"/>
+              <w:start w:w="55" w:type="dxa"/>
+              <w:bottom w:w="55" w:type="dxa"/>
+              <w:end w:w="55" w:type="dxa"/>
+            </w:tcMar>
+          </w:tcPr>
+          <w:p>
+            <w:pPr>
+              <w:spacing w:after="0"/>
+              <w:jc w:val="center"/>
+            </w:pPr>
+            <w:r/>
+            <w:r>
+              <w:rPr>
+                <w:rFonts w:ascii="Liberation Sans" w:hAnsi="Liberation Sans"/>
+                <w:b w:val="0"/>
+                <w:i w:val="0"/>
+                <w:sz w:val="11"/>
+              </w:rPr>
+            </w:r>
+          </w:p>
+        </w:tc>
+        <w:tc>
+          <w:tcPr>
+            <w:tcW w:type="dxa" w:w="504"/>
+            <w:shd w:fill="F1F5F7"/>
+            <w:vAlign w:val="center"/>
+            <w:tcMar>
+              <w:top w:w="55" w:type="dxa"/>
+              <w:start w:w="55" w:type="dxa"/>
+              <w:bottom w:w="55" w:type="dxa"/>
+              <w:end w:w="55" w:type="dxa"/>
+            </w:tcMar>
+          </w:tcPr>
+          <w:p>
+            <w:pPr>
+              <w:spacing w:after="0"/>
+              <w:jc w:val="center"/>
+            </w:pPr>
+            <w:r/>
+            <w:r>
+              <w:rPr>
+                <w:rFonts w:ascii="Liberation Sans" w:hAnsi="Liberation Sans"/>
+                <w:b w:val="0"/>
+                <w:i w:val="0"/>
+                <w:sz w:val="11"/>
+              </w:rPr>
+            </w:r>
+          </w:p>
+        </w:tc>
+        <w:tc>
+          <w:tcPr>
+            <w:tcW w:type="dxa" w:w="504"/>
+            <w:shd w:fill="F1F5F7"/>
+            <w:vAlign w:val="center"/>
+            <w:tcMar>
+              <w:top w:w="55" w:type="dxa"/>
+              <w:start w:w="55" w:type="dxa"/>
+              <w:bottom w:w="55" w:type="dxa"/>
+              <w:end w:w="55" w:type="dxa"/>
+            </w:tcMar>
+          </w:tcPr>
+          <w:p>
+            <w:pPr>
+              <w:spacing w:after="0"/>
+              <w:jc w:val="center"/>
+            </w:pPr>
+            <w:r/>
+            <w:r>
+              <w:rPr>
+                <w:rFonts w:ascii="Liberation Sans" w:hAnsi="Liberation Sans"/>
+                <w:b w:val="0"/>
+                <w:i w:val="0"/>
+                <w:sz w:val="11"/>
+              </w:rPr>
+            </w:r>
+          </w:p>
+        </w:tc>
+      </w:tr>
+    </w:tbl>
+    <w:p>
+      <w:pPr>
+        <w:spacing w:before="0" w:after="28"/>
+        <w:ind w:left="144"/>
+        <w:jc w:val="left"/>
+      </w:pPr>
+      <w:r>
+        <w:rPr>
+          <w:rFonts w:ascii="Liberation Serif" w:hAnsi="Liberation Serif"/>
+          <w:b/>
+          <w:i w:val="0"/>
+          <w:sz w:val="15"/>
+        </w:rPr>
+        <w:t xml:space="preserve">2. </w:t>
+      </w:r>
+      <w:r>
+        <w:rPr>
+          <w:rFonts w:ascii="Liberation Serif" w:hAnsi="Liberation Serif"/>
+          <w:b w:val="0"/>
+          <w:i w:val="0"/>
+          <w:sz w:val="15"/>
+        </w:rPr>
+        <w:t>A modified 7-stage pipelined processor has been released with the fetch stage being split into 2 stages: F1 and F2 and the memory stage is also split into 2 stages: M1 and M2. The memory value is not available until the end of the M2 stage.</w:t>
+      </w:r>
+    </w:p>
+    <w:p>
+      <w:pPr>
+        <w:spacing w:before="0" w:after="30"/>
+        <w:ind w:left="288"/>
+        <w:jc w:val="left"/>
+      </w:pPr>
+      <w:r>
+        <w:rPr>
+          <w:rFonts w:ascii="Liberation Serif" w:hAnsi="Liberation Serif"/>
+          <w:b w:val="0"/>
+          <w:i w:val="0"/>
+          <w:sz w:val="14"/>
+        </w:rPr>
         <w:t>Note: You may not need to fill in all the cycles in the diagram below.</w:t>
-        <w:br/>
-        <w:br/>
-        <w:t xml:space="preserve"> </w:t>
-        <w:br/>
-        <w:br/>
-        <w:t>3. If the 5-stage processor has a cycle time of 1.75 nanoseconds and the 7-stage processor has a cycle</w:t>
-        <w:br/>
-        <w:t>time of 1.21 nanoseconds, which processor design is faster at executing the code above? State any</w:t>
-        <w:br/>
-        <w:t>assumptions made.</w:t>
-        <w:br/>
-        <w:br/>
-        <w:t>11 * 1.75 = 19.25ns &gt; 14* 1.21 = 16.94ns</w:t>
-        <w:br/>
-        <w:br/>
+      </w:r>
+    </w:p>
+    <w:p>
+      <w:pPr>
+        <w:spacing w:before="0" w:after="28"/>
+        <w:ind w:left="144"/>
+        <w:jc w:val="left"/>
+      </w:pPr>
+      <w:r>
+        <w:rPr>
+          <w:rFonts w:ascii="Liberation Serif" w:hAnsi="Liberation Serif"/>
+          <w:b/>
+          <w:i w:val="0"/>
+          <w:sz w:val="15"/>
+        </w:rPr>
+        <w:t xml:space="preserve">3. </w:t>
+      </w:r>
+      <w:r>
+        <w:rPr>
+          <w:rFonts w:ascii="Liberation Serif" w:hAnsi="Liberation Serif"/>
+          <w:b w:val="0"/>
+          <w:i w:val="0"/>
+          <w:sz w:val="15"/>
+        </w:rPr>
+        <w:t>If the 5-stage processor has a cycle time of 1.75 nanoseconds and the 7-stage processor has a cycle time of 1.21 nanoseconds, which processor design is faster at executing the code above? State any assumptions made.</w:t>
+      </w:r>
+    </w:p>
+    <w:p>
+      <w:pPr>
+        <w:spacing w:after="40"/>
+        <w:jc w:val="center"/>
+      </w:pPr>
+      <m:oMathPara>
+        <m:oMath>
+          <m:r>
+            <m:t>11 * 1.75 = 19.25ns &gt; 14 * 1.21 = 16.94ns</m:t>
+          </m:r>
+        </m:oMath>
+      </m:oMathPara>
+    </w:p>
+    <w:p>
+      <w:pPr>
+        <w:spacing w:before="0" w:after="0"/>
+        <w:ind w:left="288"/>
+        <w:jc w:val="left"/>
+      </w:pPr>
+      <w:r>
+        <w:rPr>
+          <w:rFonts w:ascii="Liberation Serif" w:hAnsi="Liberation Serif"/>
+          <w:b w:val="0"/>
+          <w:i w:val="0"/>
+          <w:sz w:val="15"/>
+        </w:rPr>
         <w:t>So 7-stage processor is faster.</w:t>
       </w:r>
     </w:p>
+    <w:p>
+      <w:pPr>
+        <w:spacing w:after="0"/>
+      </w:pPr>
+      <w:r>
+        <w:br w:type="page"/>
+      </w:r>
+    </w:p>
+    <w:p>
+      <w:bookmarkStart w:id="7202" w:name="review_queue"/>
+      <w:pPr>
+        <w:pStyle w:val="Heading1"/>
+        <w:spacing w:before="80" w:after="60"/>
+      </w:pPr>
+      <w:r>
+        <w:rPr>
+          <w:rFonts w:ascii="Liberation Sans" w:hAnsi="Liberation Sans"/>
+          <w:b/>
+          <w:i w:val="0"/>
+          <w:color w:val="183C56"/>
+          <w:sz w:val="36"/>
+        </w:rPr>
+        <w:t>Ambiguity Review Queue</w:t>
+      </w:r>
+      <w:bookmarkEnd w:id="7202"/>
+    </w:p>
+    <w:p>
+      <w:pPr>
+        <w:spacing w:before="0" w:after="80"/>
+        <w:ind w:left="0"/>
+        <w:jc w:val="left"/>
+      </w:pPr>
+      <w:r>
+        <w:rPr>
+          <w:rFonts w:ascii="Liberation Serif" w:hAnsi="Liberation Serif"/>
+          <w:b w:val="0"/>
+          <w:i w:val="0"/>
+          <w:sz w:val="15"/>
+        </w:rPr>
+        <w:t>Each disposition is a native Word comment target and remains source-bound. Comments explain the control decision; they are not hidden answers.</w:t>
+      </w:r>
+    </w:p>
+    <w:tbl>
+      <w:tblPr>
+        <w:tblW w:type="auto" w:w="0"/>
+        <w:jc w:val="center"/>
+        <w:tblLayout w:type="fixed"/>
+        <w:tblLook w:firstColumn="1" w:firstRow="1" w:lastColumn="0" w:lastRow="0" w:noHBand="0" w:noVBand="1" w:val="04A0"/>
+        <w:tblBorders>
+          <w:top w:val="single" w:sz="5" w:color="A9BDC8"/>
+          <w:left w:val="single" w:sz="5" w:color="A9BDC8"/>
+          <w:bottom w:val="single" w:sz="5" w:color="A9BDC8"/>
+          <w:right w:val="single" w:sz="5" w:color="A9BDC8"/>
+          <w:insideH w:val="single" w:sz="5" w:color="A9BDC8"/>
+          <w:insideV w:val="single" w:sz="5" w:color="A9BDC8"/>
+        </w:tblBorders>
+      </w:tblPr>
+      <w:tblGrid>
+        <w:gridCol w:w="2714"/>
+        <w:gridCol w:w="2714"/>
+        <w:gridCol w:w="2714"/>
+        <w:gridCol w:w="2714"/>
+      </w:tblGrid>
+      <w:tr>
+        <w:trPr>
+          <w:tblHeader/>
+          <w:cantSplit/>
+        </w:trPr>
+        <w:tc>
+          <w:tcPr>
+            <w:tcW w:type="dxa" w:w="691"/>
+            <w:shd w:fill="183C56"/>
+            <w:tcMar>
+              <w:top w:w="70" w:type="dxa"/>
+              <w:start w:w="70" w:type="dxa"/>
+              <w:bottom w:w="70" w:type="dxa"/>
+              <w:end w:w="70" w:type="dxa"/>
+            </w:tcMar>
+          </w:tcPr>
+          <w:p>
+            <w:pPr>
+              <w:spacing w:after="0"/>
+              <w:jc w:val="left"/>
+            </w:pPr>
+            <w:r/>
+            <w:r>
+              <w:rPr>
+                <w:rFonts w:ascii="Liberation Sans" w:hAnsi="Liberation Sans"/>
+                <w:b/>
+                <w:i w:val="0"/>
+                <w:color w:val="FFFFFF"/>
+                <w:sz w:val="13"/>
+              </w:rPr>
+              <w:t>ID</w:t>
+            </w:r>
+          </w:p>
+        </w:tc>
+        <w:tc>
+          <w:tcPr>
+            <w:tcW w:type="dxa" w:w="2232"/>
+            <w:shd w:fill="183C56"/>
+            <w:tcMar>
+              <w:top w:w="70" w:type="dxa"/>
+              <w:start w:w="70" w:type="dxa"/>
+              <w:bottom w:w="70" w:type="dxa"/>
+              <w:end w:w="70" w:type="dxa"/>
+            </w:tcMar>
+          </w:tcPr>
+          <w:p>
+            <w:pPr>
+              <w:spacing w:after="0"/>
+              <w:jc w:val="left"/>
+            </w:pPr>
+            <w:r/>
+            <w:r>
+              <w:rPr>
+                <w:rFonts w:ascii="Liberation Sans" w:hAnsi="Liberation Sans"/>
+                <w:b/>
+                <w:i w:val="0"/>
+                <w:color w:val="FFFFFF"/>
+                <w:sz w:val="13"/>
+              </w:rPr>
+              <w:t>Issue</w:t>
+            </w:r>
+          </w:p>
+        </w:tc>
+        <w:tc>
+          <w:tcPr>
+            <w:tcW w:type="dxa" w:w="4104"/>
+            <w:shd w:fill="183C56"/>
+            <w:tcMar>
+              <w:top w:w="70" w:type="dxa"/>
+              <w:start w:w="70" w:type="dxa"/>
+              <w:bottom w:w="70" w:type="dxa"/>
+              <w:end w:w="70" w:type="dxa"/>
+            </w:tcMar>
+          </w:tcPr>
+          <w:p>
+            <w:pPr>
+              <w:spacing w:after="0"/>
+              <w:jc w:val="left"/>
+            </w:pPr>
+            <w:r/>
+            <w:r>
+              <w:rPr>
+                <w:rFonts w:ascii="Liberation Sans" w:hAnsi="Liberation Sans"/>
+                <w:b/>
+                <w:i w:val="0"/>
+                <w:color w:val="FFFFFF"/>
+                <w:sz w:val="13"/>
+              </w:rPr>
+              <w:t>Source evidence</w:t>
+            </w:r>
+          </w:p>
+        </w:tc>
+        <w:tc>
+          <w:tcPr>
+            <w:tcW w:type="dxa" w:w="3701"/>
+            <w:shd w:fill="183C56"/>
+            <w:tcMar>
+              <w:top w:w="70" w:type="dxa"/>
+              <w:start w:w="70" w:type="dxa"/>
+              <w:bottom w:w="70" w:type="dxa"/>
+              <w:end w:w="70" w:type="dxa"/>
+            </w:tcMar>
+          </w:tcPr>
+          <w:p>
+            <w:pPr>
+              <w:spacing w:after="0"/>
+              <w:jc w:val="left"/>
+            </w:pPr>
+            <w:r/>
+            <w:r>
+              <w:rPr>
+                <w:rFonts w:ascii="Liberation Sans" w:hAnsi="Liberation Sans"/>
+                <w:b/>
+                <w:i w:val="0"/>
+                <w:color w:val="FFFFFF"/>
+                <w:sz w:val="13"/>
+              </w:rPr>
+              <w:t>Required disposition</w:t>
+            </w:r>
+          </w:p>
+        </w:tc>
+      </w:tr>
+      <w:tr>
+        <w:trPr>
+          <w:cantSplit/>
+        </w:trPr>
+        <w:tc>
+          <w:tcPr>
+            <w:tcW w:type="dxa" w:w="691"/>
+            <w:shd w:fill="FFF1CB"/>
+            <w:tcMar>
+              <w:top w:w="70" w:type="dxa"/>
+              <w:start w:w="70" w:type="dxa"/>
+              <w:bottom w:w="70" w:type="dxa"/>
+              <w:end w:w="70" w:type="dxa"/>
+            </w:tcMar>
+          </w:tcPr>
+          <w:p>
+            <w:pPr>
+              <w:spacing w:after="0"/>
+              <w:jc w:val="left"/>
+            </w:pPr>
+            <w:r/>
+            <w:r>
+              <w:rPr>
+                <w:rFonts w:ascii="Liberation Sans" w:hAnsi="Liberation Sans"/>
+                <w:b/>
+                <w:i w:val="0"/>
+                <w:sz w:val="13"/>
+              </w:rPr>
+              <w:t>D01</w:t>
+            </w:r>
+          </w:p>
+        </w:tc>
+        <w:tc>
+          <w:tcPr>
+            <w:tcW w:type="dxa" w:w="2232"/>
+            <w:shd w:fill="FFF1CB"/>
+            <w:tcMar>
+              <w:top w:w="70" w:type="dxa"/>
+              <w:start w:w="70" w:type="dxa"/>
+              <w:bottom w:w="70" w:type="dxa"/>
+              <w:end w:w="70" w:type="dxa"/>
+            </w:tcMar>
+          </w:tcPr>
+          <w:p>
+            <w:pPr>
+              <w:spacing w:after="0"/>
+              <w:jc w:val="left"/>
+            </w:pPr>
+            <w:r/>
+            <w:r>
+              <w:rPr>
+                <w:rFonts w:ascii="Liberation Sans" w:hAnsi="Liberation Sans"/>
+                <w:b w:val="0"/>
+                <w:i w:val="0"/>
+                <w:sz w:val="13"/>
+              </w:rPr>
+              <w:t>Declared count mismatch</w:t>
+            </w:r>
+          </w:p>
+        </w:tc>
+        <w:tc>
+          <w:tcPr>
+            <w:tcW w:type="dxa" w:w="4104"/>
+            <w:shd w:fill="FFF1CB"/>
+            <w:tcMar>
+              <w:top w:w="70" w:type="dxa"/>
+              <w:start w:w="70" w:type="dxa"/>
+              <w:bottom w:w="70" w:type="dxa"/>
+              <w:end w:w="70" w:type="dxa"/>
+            </w:tcMar>
+          </w:tcPr>
+          <w:p>
+            <w:pPr>
+              <w:spacing w:after="0"/>
+              <w:jc w:val="left"/>
+            </w:pPr>
+            <w:r/>
+            <w:r>
+              <w:rPr>
+                <w:rFonts w:ascii="Liberation Sans" w:hAnsi="Liberation Sans"/>
+                <w:b w:val="0"/>
+                <w:i w:val="0"/>
+                <w:sz w:val="13"/>
+              </w:rPr>
+              <w:t>Instruction says 2 questions; visible prompts are 1, 2, and 3.</w:t>
+            </w:r>
+          </w:p>
+        </w:tc>
+        <w:tc>
+          <w:tcPr>
+            <w:tcW w:type="dxa" w:w="3701"/>
+            <w:shd w:fill="FFF1CB"/>
+            <w:tcMar>
+              <w:top w:w="70" w:type="dxa"/>
+              <w:start w:w="70" w:type="dxa"/>
+              <w:bottom w:w="70" w:type="dxa"/>
+              <w:end w:w="70" w:type="dxa"/>
+            </w:tcMar>
+          </w:tcPr>
+          <w:p>
+            <w:pPr>
+              <w:spacing w:after="0"/>
+              <w:jc w:val="left"/>
+            </w:pPr>
+            <w:r/>
+            <w:commentRangeStart w:id="0"/>
+            <w:r>
+              <w:rPr>
+                <w:rFonts w:ascii="Liberation Sans" w:hAnsi="Liberation Sans"/>
+                <w:b w:val="0"/>
+                <w:i w:val="0"/>
+                <w:sz w:val="13"/>
+              </w:rPr>
+              <w:t>Preserve both; do not renumber.</w:t>
+            </w:r>
+            <w:commentRangeEnd w:id="0"/>
+            <w:r>
+              <w:rPr>
+                <w:rStyle w:val="CommentReference"/>
+              </w:rPr>
+              <w:commentReference w:id="0"/>
+            </w:r>
+          </w:p>
+        </w:tc>
+      </w:tr>
+      <w:tr>
+        <w:trPr>
+          <w:cantSplit/>
+        </w:trPr>
+        <w:tc>
+          <w:tcPr>
+            <w:tcW w:type="dxa" w:w="691"/>
+            <w:shd w:fill="FFF1CB"/>
+            <w:tcMar>
+              <w:top w:w="70" w:type="dxa"/>
+              <w:start w:w="70" w:type="dxa"/>
+              <w:bottom w:w="70" w:type="dxa"/>
+              <w:end w:w="70" w:type="dxa"/>
+            </w:tcMar>
+          </w:tcPr>
+          <w:p>
+            <w:pPr>
+              <w:spacing w:after="0"/>
+              <w:jc w:val="left"/>
+            </w:pPr>
+            <w:r/>
+            <w:r>
+              <w:rPr>
+                <w:rFonts w:ascii="Liberation Sans" w:hAnsi="Liberation Sans"/>
+                <w:b/>
+                <w:i w:val="0"/>
+                <w:sz w:val="13"/>
+              </w:rPr>
+              <w:t>D02</w:t>
+            </w:r>
+          </w:p>
+        </w:tc>
+        <w:tc>
+          <w:tcPr>
+            <w:tcW w:type="dxa" w:w="2232"/>
+            <w:shd w:fill="FFF1CB"/>
+            <w:tcMar>
+              <w:top w:w="70" w:type="dxa"/>
+              <w:start w:w="70" w:type="dxa"/>
+              <w:bottom w:w="70" w:type="dxa"/>
+              <w:end w:w="70" w:type="dxa"/>
+            </w:tcMar>
+          </w:tcPr>
+          <w:p>
+            <w:pPr>
+              <w:spacing w:after="0"/>
+              <w:jc w:val="left"/>
+            </w:pPr>
+            <w:r/>
+            <w:r>
+              <w:rPr>
+                <w:rFonts w:ascii="Liberation Sans" w:hAnsi="Liberation Sans"/>
+                <w:b w:val="0"/>
+                <w:i w:val="0"/>
+                <w:sz w:val="13"/>
+              </w:rPr>
+              <w:t>Missing referenced diagram</w:t>
+            </w:r>
+          </w:p>
+        </w:tc>
+        <w:tc>
+          <w:tcPr>
+            <w:tcW w:type="dxa" w:w="4104"/>
+            <w:shd w:fill="FFF1CB"/>
+            <w:tcMar>
+              <w:top w:w="70" w:type="dxa"/>
+              <w:start w:w="70" w:type="dxa"/>
+              <w:bottom w:w="70" w:type="dxa"/>
+              <w:end w:w="70" w:type="dxa"/>
+            </w:tcMar>
+          </w:tcPr>
+          <w:p>
+            <w:pPr>
+              <w:spacing w:after="0"/>
+              <w:jc w:val="left"/>
+            </w:pPr>
+            <w:r/>
+            <w:r>
+              <w:rPr>
+                <w:rFonts w:ascii="Liberation Sans" w:hAnsi="Liberation Sans"/>
+                <w:b w:val="0"/>
+                <w:i w:val="0"/>
+                <w:sz w:val="13"/>
+              </w:rPr>
+              <w:t>Question 2 says diagram below; no second diagram is visible.</w:t>
+            </w:r>
+          </w:p>
+        </w:tc>
+        <w:tc>
+          <w:tcPr>
+            <w:tcW w:type="dxa" w:w="3701"/>
+            <w:shd w:fill="FFF1CB"/>
+            <w:tcMar>
+              <w:top w:w="70" w:type="dxa"/>
+              <w:start w:w="70" w:type="dxa"/>
+              <w:bottom w:w="70" w:type="dxa"/>
+              <w:end w:w="70" w:type="dxa"/>
+            </w:tcMar>
+          </w:tcPr>
+          <w:p>
+            <w:pPr>
+              <w:spacing w:after="0"/>
+              <w:jc w:val="left"/>
+            </w:pPr>
+            <w:r/>
+            <w:commentRangeStart w:id="1"/>
+            <w:r>
+              <w:rPr>
+                <w:rFonts w:ascii="Liberation Sans" w:hAnsi="Liberation Sans"/>
+                <w:b w:val="0"/>
+                <w:i w:val="0"/>
+                <w:sz w:val="13"/>
+              </w:rPr>
+              <w:t>Keep the prompt and do not invent a diagram.</w:t>
+            </w:r>
+            <w:commentRangeEnd w:id="1"/>
+            <w:r>
+              <w:rPr>
+                <w:rStyle w:val="CommentReference"/>
+              </w:rPr>
+              <w:commentReference w:id="1"/>
+            </w:r>
+          </w:p>
+        </w:tc>
+      </w:tr>
+      <w:tr>
+        <w:trPr>
+          <w:cantSplit/>
+        </w:trPr>
+        <w:tc>
+          <w:tcPr>
+            <w:tcW w:type="dxa" w:w="691"/>
+            <w:tcMar>
+              <w:top w:w="70" w:type="dxa"/>
+              <w:start w:w="70" w:type="dxa"/>
+              <w:bottom w:w="70" w:type="dxa"/>
+              <w:end w:w="70" w:type="dxa"/>
+            </w:tcMar>
+          </w:tcPr>
+          <w:p>
+            <w:pPr>
+              <w:spacing w:after="0"/>
+              <w:jc w:val="left"/>
+            </w:pPr>
+            <w:r/>
+            <w:r>
+              <w:rPr>
+                <w:rFonts w:ascii="Liberation Sans" w:hAnsi="Liberation Sans"/>
+                <w:b/>
+                <w:i w:val="0"/>
+                <w:sz w:val="13"/>
+              </w:rPr>
+              <w:t>D03</w:t>
+            </w:r>
+          </w:p>
+        </w:tc>
+        <w:tc>
+          <w:tcPr>
+            <w:tcW w:type="dxa" w:w="2232"/>
+            <w:tcMar>
+              <w:top w:w="70" w:type="dxa"/>
+              <w:start w:w="70" w:type="dxa"/>
+              <w:bottom w:w="70" w:type="dxa"/>
+              <w:end w:w="70" w:type="dxa"/>
+            </w:tcMar>
+          </w:tcPr>
+          <w:p>
+            <w:pPr>
+              <w:spacing w:after="0"/>
+              <w:jc w:val="left"/>
+            </w:pPr>
+            <w:r/>
+            <w:r>
+              <w:rPr>
+                <w:rFonts w:ascii="Liberation Sans" w:hAnsi="Liberation Sans"/>
+                <w:b w:val="0"/>
+                <w:i w:val="0"/>
+                <w:sz w:val="13"/>
+              </w:rPr>
+              <w:t>Duplicated section number</w:t>
+            </w:r>
+          </w:p>
+        </w:tc>
+        <w:tc>
+          <w:tcPr>
+            <w:tcW w:type="dxa" w:w="4104"/>
+            <w:tcMar>
+              <w:top w:w="70" w:type="dxa"/>
+              <w:start w:w="70" w:type="dxa"/>
+              <w:bottom w:w="70" w:type="dxa"/>
+              <w:end w:w="70" w:type="dxa"/>
+            </w:tcMar>
+          </w:tcPr>
+          <w:p>
+            <w:pPr>
+              <w:spacing w:after="0"/>
+              <w:jc w:val="left"/>
+            </w:pPr>
+            <w:r/>
+            <w:r>
+              <w:rPr>
+                <w:rFonts w:ascii="Liberation Sans" w:hAnsi="Liberation Sans"/>
+                <w:b w:val="0"/>
+                <w:i w:val="0"/>
+                <w:sz w:val="13"/>
+              </w:rPr>
+              <w:t>The section heading visibly reads 1    1: Pipelining (45 pts).</w:t>
+            </w:r>
+          </w:p>
+        </w:tc>
+        <w:tc>
+          <w:tcPr>
+            <w:tcW w:type="dxa" w:w="3701"/>
+            <w:tcMar>
+              <w:top w:w="70" w:type="dxa"/>
+              <w:start w:w="70" w:type="dxa"/>
+              <w:bottom w:w="70" w:type="dxa"/>
+              <w:end w:w="70" w:type="dxa"/>
+            </w:tcMar>
+          </w:tcPr>
+          <w:p>
+            <w:pPr>
+              <w:spacing w:after="0"/>
+              <w:jc w:val="left"/>
+            </w:pPr>
+            <w:r/>
+            <w:commentRangeStart w:id="2"/>
+            <w:r>
+              <w:rPr>
+                <w:rFonts w:ascii="Liberation Sans" w:hAnsi="Liberation Sans"/>
+                <w:b w:val="0"/>
+                <w:i w:val="0"/>
+                <w:sz w:val="13"/>
+              </w:rPr>
+              <w:t>Retain the duplicated numbering as source evidence.</w:t>
+            </w:r>
+            <w:commentRangeEnd w:id="2"/>
+            <w:r>
+              <w:rPr>
+                <w:rStyle w:val="CommentReference"/>
+              </w:rPr>
+              <w:commentReference w:id="2"/>
+            </w:r>
+          </w:p>
+        </w:tc>
+      </w:tr>
+      <w:tr>
+        <w:trPr>
+          <w:cantSplit/>
+        </w:trPr>
+        <w:tc>
+          <w:tcPr>
+            <w:tcW w:type="dxa" w:w="691"/>
+            <w:shd w:fill="F1F5F7"/>
+            <w:tcMar>
+              <w:top w:w="70" w:type="dxa"/>
+              <w:start w:w="70" w:type="dxa"/>
+              <w:bottom w:w="70" w:type="dxa"/>
+              <w:end w:w="70" w:type="dxa"/>
+            </w:tcMar>
+          </w:tcPr>
+          <w:p>
+            <w:pPr>
+              <w:spacing w:after="0"/>
+              <w:jc w:val="left"/>
+            </w:pPr>
+            <w:r/>
+            <w:r>
+              <w:rPr>
+                <w:rFonts w:ascii="Liberation Sans" w:hAnsi="Liberation Sans"/>
+                <w:b/>
+                <w:i w:val="0"/>
+                <w:sz w:val="13"/>
+              </w:rPr>
+              <w:t>D04</w:t>
+            </w:r>
+          </w:p>
+        </w:tc>
+        <w:tc>
+          <w:tcPr>
+            <w:tcW w:type="dxa" w:w="2232"/>
+            <w:shd w:fill="F1F5F7"/>
+            <w:tcMar>
+              <w:top w:w="70" w:type="dxa"/>
+              <w:start w:w="70" w:type="dxa"/>
+              <w:bottom w:w="70" w:type="dxa"/>
+              <w:end w:w="70" w:type="dxa"/>
+            </w:tcMar>
+          </w:tcPr>
+          <w:p>
+            <w:pPr>
+              <w:spacing w:after="0"/>
+              <w:jc w:val="left"/>
+            </w:pPr>
+            <w:r/>
+            <w:r>
+              <w:rPr>
+                <w:rFonts w:ascii="Liberation Sans" w:hAnsi="Liberation Sans"/>
+                <w:b w:val="0"/>
+                <w:i w:val="0"/>
+                <w:sz w:val="13"/>
+              </w:rPr>
+              <w:t>M1 digit-letter ambiguity</w:t>
+            </w:r>
+          </w:p>
+        </w:tc>
+        <w:tc>
+          <w:tcPr>
+            <w:tcW w:type="dxa" w:w="4104"/>
+            <w:shd w:fill="F1F5F7"/>
+            <w:tcMar>
+              <w:top w:w="70" w:type="dxa"/>
+              <w:start w:w="70" w:type="dxa"/>
+              <w:bottom w:w="70" w:type="dxa"/>
+              <w:end w:w="70" w:type="dxa"/>
+            </w:tcMar>
+          </w:tcPr>
+          <w:p>
+            <w:pPr>
+              <w:spacing w:after="0"/>
+              <w:jc w:val="left"/>
+            </w:pPr>
+            <w:r/>
+            <w:r>
+              <w:rPr>
+                <w:rFonts w:ascii="Liberation Sans" w:hAnsi="Liberation Sans"/>
+                <w:b w:val="0"/>
+                <w:i w:val="0"/>
+                <w:sz w:val="13"/>
+              </w:rPr>
+              <w:t>The seven-stage prompt uses M1 and M2.</w:t>
+            </w:r>
+          </w:p>
+        </w:tc>
+        <w:tc>
+          <w:tcPr>
+            <w:tcW w:type="dxa" w:w="3701"/>
+            <w:shd w:fill="F1F5F7"/>
+            <w:tcMar>
+              <w:top w:w="70" w:type="dxa"/>
+              <w:start w:w="70" w:type="dxa"/>
+              <w:bottom w:w="70" w:type="dxa"/>
+              <w:end w:w="70" w:type="dxa"/>
+            </w:tcMar>
+          </w:tcPr>
+          <w:p>
+            <w:pPr>
+              <w:spacing w:after="0"/>
+              <w:jc w:val="left"/>
+            </w:pPr>
+            <w:r/>
+            <w:commentRangeStart w:id="3"/>
+            <w:r>
+              <w:rPr>
+                <w:rFonts w:ascii="Liberation Sans" w:hAnsi="Liberation Sans"/>
+                <w:b w:val="0"/>
+                <w:i w:val="0"/>
+                <w:sz w:val="13"/>
+              </w:rPr>
+              <w:t>Use digit 1, not lowercase l.</w:t>
+            </w:r>
+            <w:commentRangeEnd w:id="3"/>
+            <w:r>
+              <w:rPr>
+                <w:rStyle w:val="CommentReference"/>
+              </w:rPr>
+              <w:commentReference w:id="3"/>
+            </w:r>
+          </w:p>
+        </w:tc>
+      </w:tr>
+      <w:tr>
+        <w:trPr>
+          <w:cantSplit/>
+        </w:trPr>
+        <w:tc>
+          <w:tcPr>
+            <w:tcW w:type="dxa" w:w="691"/>
+            <w:tcMar>
+              <w:top w:w="70" w:type="dxa"/>
+              <w:start w:w="70" w:type="dxa"/>
+              <w:bottom w:w="70" w:type="dxa"/>
+              <w:end w:w="70" w:type="dxa"/>
+            </w:tcMar>
+          </w:tcPr>
+          <w:p>
+            <w:pPr>
+              <w:spacing w:after="0"/>
+              <w:jc w:val="left"/>
+            </w:pPr>
+            <w:r/>
+            <w:r>
+              <w:rPr>
+                <w:rFonts w:ascii="Liberation Sans" w:hAnsi="Liberation Sans"/>
+                <w:b/>
+                <w:i w:val="0"/>
+                <w:sz w:val="13"/>
+              </w:rPr>
+              <w:t>D05</w:t>
+            </w:r>
+          </w:p>
+        </w:tc>
+        <w:tc>
+          <w:tcPr>
+            <w:tcW w:type="dxa" w:w="2232"/>
+            <w:tcMar>
+              <w:top w:w="70" w:type="dxa"/>
+              <w:start w:w="70" w:type="dxa"/>
+              <w:bottom w:w="70" w:type="dxa"/>
+              <w:end w:w="70" w:type="dxa"/>
+            </w:tcMar>
+          </w:tcPr>
+          <w:p>
+            <w:pPr>
+              <w:spacing w:after="0"/>
+              <w:jc w:val="left"/>
+            </w:pPr>
+            <w:r/>
+            <w:r>
+              <w:rPr>
+                <w:rFonts w:ascii="Liberation Sans" w:hAnsi="Liberation Sans"/>
+                <w:b w:val="0"/>
+                <w:i w:val="0"/>
+                <w:sz w:val="13"/>
+              </w:rPr>
+              <w:t>Student ID glyph boundary</w:t>
+            </w:r>
+          </w:p>
+        </w:tc>
+        <w:tc>
+          <w:tcPr>
+            <w:tcW w:type="dxa" w:w="4104"/>
+            <w:tcMar>
+              <w:top w:w="70" w:type="dxa"/>
+              <w:start w:w="70" w:type="dxa"/>
+              <w:bottom w:w="70" w:type="dxa"/>
+              <w:end w:w="70" w:type="dxa"/>
+            </w:tcMar>
+          </w:tcPr>
+          <w:p>
+            <w:pPr>
+              <w:spacing w:after="0"/>
+              <w:jc w:val="left"/>
+            </w:pPr>
+            <w:r/>
+            <w:r>
+              <w:rPr>
+                <w:rFonts w:ascii="Liberation Sans" w:hAnsi="Liberation Sans"/>
+                <w:b w:val="0"/>
+                <w:i w:val="0"/>
+                <w:sz w:val="13"/>
+              </w:rPr>
+              <w:t>The identity line is Ryan Wang ID:A012345.</w:t>
+            </w:r>
+          </w:p>
+        </w:tc>
+        <w:tc>
+          <w:tcPr>
+            <w:tcW w:type="dxa" w:w="3701"/>
+            <w:tcMar>
+              <w:top w:w="70" w:type="dxa"/>
+              <w:start w:w="70" w:type="dxa"/>
+              <w:bottom w:w="70" w:type="dxa"/>
+              <w:end w:w="70" w:type="dxa"/>
+            </w:tcMar>
+          </w:tcPr>
+          <w:p>
+            <w:pPr>
+              <w:spacing w:after="0"/>
+              <w:jc w:val="left"/>
+            </w:pPr>
+            <w:r/>
+            <w:commentRangeStart w:id="4"/>
+            <w:r>
+              <w:rPr>
+                <w:rFonts w:ascii="Liberation Sans" w:hAnsi="Liberation Sans"/>
+                <w:b w:val="0"/>
+                <w:i w:val="0"/>
+                <w:sz w:val="13"/>
+              </w:rPr>
+              <w:t>Use A + zero + 12345; do not substitute O.</w:t>
+            </w:r>
+            <w:commentRangeEnd w:id="4"/>
+            <w:r>
+              <w:rPr>
+                <w:rStyle w:val="CommentReference"/>
+              </w:rPr>
+              <w:commentReference w:id="4"/>
+            </w:r>
+          </w:p>
+        </w:tc>
+      </w:tr>
+      <w:tr>
+        <w:trPr>
+          <w:cantSplit/>
+        </w:trPr>
+        <w:tc>
+          <w:tcPr>
+            <w:tcW w:type="dxa" w:w="691"/>
+            <w:shd w:fill="F1F5F7"/>
+            <w:tcMar>
+              <w:top w:w="70" w:type="dxa"/>
+              <w:start w:w="70" w:type="dxa"/>
+              <w:bottom w:w="70" w:type="dxa"/>
+              <w:end w:w="70" w:type="dxa"/>
+            </w:tcMar>
+          </w:tcPr>
+          <w:p>
+            <w:pPr>
+              <w:spacing w:after="0"/>
+              <w:jc w:val="left"/>
+            </w:pPr>
+            <w:r/>
+            <w:r>
+              <w:rPr>
+                <w:rFonts w:ascii="Liberation Sans" w:hAnsi="Liberation Sans"/>
+                <w:b/>
+                <w:i w:val="0"/>
+                <w:sz w:val="13"/>
+              </w:rPr>
+              <w:t>D06</w:t>
+            </w:r>
+          </w:p>
+        </w:tc>
+        <w:tc>
+          <w:tcPr>
+            <w:tcW w:type="dxa" w:w="2232"/>
+            <w:shd w:fill="F1F5F7"/>
+            <w:tcMar>
+              <w:top w:w="70" w:type="dxa"/>
+              <w:start w:w="70" w:type="dxa"/>
+              <w:bottom w:w="70" w:type="dxa"/>
+              <w:end w:w="70" w:type="dxa"/>
+            </w:tcMar>
+          </w:tcPr>
+          <w:p>
+            <w:pPr>
+              <w:spacing w:after="0"/>
+              <w:jc w:val="left"/>
+            </w:pPr>
+            <w:r/>
+            <w:r>
+              <w:rPr>
+                <w:rFonts w:ascii="Liberation Sans" w:hAnsi="Liberation Sans"/>
+                <w:b w:val="0"/>
+                <w:i w:val="0"/>
+                <w:sz w:val="13"/>
+              </w:rPr>
+              <w:t>Pipeline down arrows</w:t>
+            </w:r>
+          </w:p>
+        </w:tc>
+        <w:tc>
+          <w:tcPr>
+            <w:tcW w:type="dxa" w:w="4104"/>
+            <w:shd w:fill="F1F5F7"/>
+            <w:tcMar>
+              <w:top w:w="70" w:type="dxa"/>
+              <w:start w:w="70" w:type="dxa"/>
+              <w:bottom w:w="70" w:type="dxa"/>
+              <w:end w:w="70" w:type="dxa"/>
+            </w:tcMar>
+          </w:tcPr>
+          <w:p>
+            <w:pPr>
+              <w:spacing w:after="0"/>
+              <w:jc w:val="left"/>
+            </w:pPr>
+            <w:r/>
+            <w:r>
+              <w:rPr>
+                <w:rFonts w:ascii="Liberation Sans" w:hAnsi="Liberation Sans"/>
+                <w:b w:val="0"/>
+                <w:i w:val="0"/>
+                <w:sz w:val="13"/>
+              </w:rPr>
+              <w:t>Three down arrows connect W@5, W@8, and M@9 dependencies.</w:t>
+            </w:r>
+          </w:p>
+        </w:tc>
+        <w:tc>
+          <w:tcPr>
+            <w:tcW w:type="dxa" w:w="3701"/>
+            <w:shd w:fill="F1F5F7"/>
+            <w:tcMar>
+              <w:top w:w="70" w:type="dxa"/>
+              <w:start w:w="70" w:type="dxa"/>
+              <w:bottom w:w="70" w:type="dxa"/>
+              <w:end w:w="70" w:type="dxa"/>
+            </w:tcMar>
+          </w:tcPr>
+          <w:p>
+            <w:pPr>
+              <w:spacing w:after="0"/>
+              <w:jc w:val="left"/>
+            </w:pPr>
+            <w:r/>
+            <w:commentRangeStart w:id="5"/>
+            <w:r>
+              <w:rPr>
+                <w:rFonts w:ascii="Liberation Sans" w:hAnsi="Liberation Sans"/>
+                <w:b w:val="0"/>
+                <w:i w:val="0"/>
+                <w:sz w:val="13"/>
+              </w:rPr>
+              <w:t>Retain all three relations in the native matrix.</w:t>
+            </w:r>
+            <w:commentRangeEnd w:id="5"/>
+            <w:r>
+              <w:rPr>
+                <w:rStyle w:val="CommentReference"/>
+              </w:rPr>
+              <w:commentReference w:id="5"/>
+            </w:r>
+          </w:p>
+        </w:tc>
+      </w:tr>
+    </w:tbl>
+    <w:p>
+      <w:pPr>
+        <w:pStyle w:val="Heading2"/>
+        <w:spacing w:before="80" w:after="60"/>
+      </w:pPr>
+      <w:r>
+        <w:rPr>
+          <w:rFonts w:ascii="Liberation Sans" w:hAnsi="Liberation Sans"/>
+          <w:b/>
+          <w:i w:val="0"/>
+          <w:color w:val="183C56"/>
+          <w:sz w:val="26"/>
+        </w:rPr>
+        <w:t>Comment Contract</w:t>
+      </w:r>
+    </w:p>
+    <w:tbl>
+      <w:tblPr>
+        <w:tblW w:type="auto" w:w="0"/>
+        <w:jc w:val="center"/>
+        <w:tblLayout w:type="fixed"/>
+        <w:tblLook w:firstColumn="1" w:firstRow="1" w:lastColumn="0" w:lastRow="0" w:noHBand="0" w:noVBand="1" w:val="04A0"/>
+        <w:tblBorders>
+          <w:top w:val="single" w:sz="5" w:color="A9BDC8"/>
+          <w:left w:val="single" w:sz="5" w:color="A9BDC8"/>
+          <w:bottom w:val="single" w:sz="5" w:color="A9BDC8"/>
+          <w:right w:val="single" w:sz="5" w:color="A9BDC8"/>
+          <w:insideH w:val="single" w:sz="5" w:color="A9BDC8"/>
+          <w:insideV w:val="single" w:sz="5" w:color="A9BDC8"/>
+        </w:tblBorders>
+      </w:tblPr>
+      <w:tblGrid>
+        <w:gridCol w:w="3619"/>
+        <w:gridCol w:w="3619"/>
+        <w:gridCol w:w="3619"/>
+      </w:tblGrid>
+      <w:tr>
+        <w:trPr>
+          <w:tblHeader/>
+          <w:cantSplit/>
+        </w:trPr>
+        <w:tc>
+          <w:tcPr>
+            <w:tcW w:type="dxa" w:w="2088"/>
+            <w:shd w:fill="183C56"/>
+            <w:vAlign w:val="center"/>
+            <w:tcMar>
+              <w:top w:w="55" w:type="dxa"/>
+              <w:start w:w="55" w:type="dxa"/>
+              <w:bottom w:w="55" w:type="dxa"/>
+              <w:end w:w="55" w:type="dxa"/>
+            </w:tcMar>
+          </w:tcPr>
+          <w:p>
+            <w:pPr>
+              <w:spacing w:after="0"/>
+              <w:jc w:val="left"/>
+            </w:pPr>
+            <w:r/>
+            <w:r>
+              <w:rPr>
+                <w:rFonts w:ascii="Liberation Sans" w:hAnsi="Liberation Sans"/>
+                <w:b/>
+                <w:i w:val="0"/>
+                <w:color w:val="FFFFFF"/>
+                <w:sz w:val="13"/>
+              </w:rPr>
+              <w:t>Control</w:t>
+            </w:r>
+          </w:p>
+        </w:tc>
+        <w:tc>
+          <w:tcPr>
+            <w:tcW w:type="dxa" w:w="3312"/>
+            <w:shd w:fill="183C56"/>
+            <w:vAlign w:val="center"/>
+            <w:tcMar>
+              <w:top w:w="55" w:type="dxa"/>
+              <w:start w:w="55" w:type="dxa"/>
+              <w:bottom w:w="55" w:type="dxa"/>
+              <w:end w:w="55" w:type="dxa"/>
+            </w:tcMar>
+          </w:tcPr>
+          <w:p>
+            <w:pPr>
+              <w:spacing w:after="0"/>
+              <w:jc w:val="left"/>
+            </w:pPr>
+            <w:r/>
+            <w:r>
+              <w:rPr>
+                <w:rFonts w:ascii="Liberation Sans" w:hAnsi="Liberation Sans"/>
+                <w:b/>
+                <w:i w:val="0"/>
+                <w:color w:val="FFFFFF"/>
+                <w:sz w:val="13"/>
+              </w:rPr>
+              <w:t>Required value</w:t>
+            </w:r>
+          </w:p>
+        </w:tc>
+        <w:tc>
+          <w:tcPr>
+            <w:tcW w:type="dxa" w:w="5328"/>
+            <w:shd w:fill="183C56"/>
+            <w:vAlign w:val="center"/>
+            <w:tcMar>
+              <w:top w:w="55" w:type="dxa"/>
+              <w:start w:w="55" w:type="dxa"/>
+              <w:bottom w:w="55" w:type="dxa"/>
+              <w:end w:w="55" w:type="dxa"/>
+            </w:tcMar>
+          </w:tcPr>
+          <w:p>
+            <w:pPr>
+              <w:spacing w:after="0"/>
+              <w:jc w:val="left"/>
+            </w:pPr>
+            <w:r/>
+            <w:r>
+              <w:rPr>
+                <w:rFonts w:ascii="Liberation Sans" w:hAnsi="Liberation Sans"/>
+                <w:b/>
+                <w:i w:val="0"/>
+                <w:color w:val="FFFFFF"/>
+                <w:sz w:val="13"/>
+              </w:rPr>
+              <w:t>Reason</w:t>
+            </w:r>
+          </w:p>
+        </w:tc>
+      </w:tr>
+      <w:tr>
+        <w:trPr>
+          <w:cantSplit/>
+        </w:trPr>
+        <w:tc>
+          <w:tcPr>
+            <w:tcW w:type="dxa" w:w="2088"/>
+            <w:vAlign w:val="center"/>
+            <w:tcMar>
+              <w:top w:w="55" w:type="dxa"/>
+              <w:start w:w="55" w:type="dxa"/>
+              <w:bottom w:w="55" w:type="dxa"/>
+              <w:end w:w="55" w:type="dxa"/>
+            </w:tcMar>
+          </w:tcPr>
+          <w:p>
+            <w:pPr>
+              <w:spacing w:after="0"/>
+              <w:jc w:val="left"/>
+            </w:pPr>
+            <w:r/>
+            <w:r>
+              <w:rPr>
+                <w:rFonts w:ascii="Liberation Sans" w:hAnsi="Liberation Sans"/>
+                <w:b w:val="0"/>
+                <w:i w:val="0"/>
+                <w:sz w:val="13"/>
+              </w:rPr>
+              <w:t>Comment author</w:t>
+            </w:r>
+          </w:p>
+        </w:tc>
+        <w:tc>
+          <w:tcPr>
+            <w:tcW w:type="dxa" w:w="3312"/>
+            <w:vAlign w:val="center"/>
+            <w:tcMar>
+              <w:top w:w="55" w:type="dxa"/>
+              <w:start w:w="55" w:type="dxa"/>
+              <w:bottom w:w="55" w:type="dxa"/>
+              <w:end w:w="55" w:type="dxa"/>
+            </w:tcMar>
+          </w:tcPr>
+          <w:p>
+            <w:pPr>
+              <w:spacing w:after="0"/>
+              <w:jc w:val="left"/>
+            </w:pPr>
+            <w:r/>
+            <w:r>
+              <w:rPr>
+                <w:rFonts w:ascii="Liberation Sans" w:hAnsi="Liberation Sans"/>
+                <w:b w:val="0"/>
+                <w:i w:val="0"/>
+                <w:sz w:val="13"/>
+              </w:rPr>
+              <w:t>OCR QA Control / OQC</w:t>
+            </w:r>
+          </w:p>
+        </w:tc>
+        <w:tc>
+          <w:tcPr>
+            <w:tcW w:type="dxa" w:w="5328"/>
+            <w:vAlign w:val="center"/>
+            <w:tcMar>
+              <w:top w:w="55" w:type="dxa"/>
+              <w:start w:w="55" w:type="dxa"/>
+              <w:bottom w:w="55" w:type="dxa"/>
+              <w:end w:w="55" w:type="dxa"/>
+            </w:tcMar>
+          </w:tcPr>
+          <w:p>
+            <w:pPr>
+              <w:spacing w:after="0"/>
+              <w:jc w:val="left"/>
+            </w:pPr>
+            <w:r/>
+            <w:r>
+              <w:rPr>
+                <w:rFonts w:ascii="Liberation Sans" w:hAnsi="Liberation Sans"/>
+                <w:b w:val="0"/>
+                <w:i w:val="0"/>
+                <w:sz w:val="13"/>
+              </w:rPr>
+              <w:t>Stable audit provenance</w:t>
+            </w:r>
+          </w:p>
+        </w:tc>
+      </w:tr>
+      <w:tr>
+        <w:trPr>
+          <w:cantSplit/>
+        </w:trPr>
+        <w:tc>
+          <w:tcPr>
+            <w:tcW w:type="dxa" w:w="2088"/>
+            <w:shd w:fill="F1F5F7"/>
+            <w:vAlign w:val="center"/>
+            <w:tcMar>
+              <w:top w:w="55" w:type="dxa"/>
+              <w:start w:w="55" w:type="dxa"/>
+              <w:bottom w:w="55" w:type="dxa"/>
+              <w:end w:w="55" w:type="dxa"/>
+            </w:tcMar>
+          </w:tcPr>
+          <w:p>
+            <w:pPr>
+              <w:spacing w:after="0"/>
+              <w:jc w:val="left"/>
+            </w:pPr>
+            <w:r/>
+            <w:r>
+              <w:rPr>
+                <w:rFonts w:ascii="Liberation Sans" w:hAnsi="Liberation Sans"/>
+                <w:b w:val="0"/>
+                <w:i w:val="0"/>
+                <w:sz w:val="13"/>
+              </w:rPr>
+              <w:t>Comment count</w:t>
+            </w:r>
+          </w:p>
+        </w:tc>
+        <w:tc>
+          <w:tcPr>
+            <w:tcW w:type="dxa" w:w="3312"/>
+            <w:shd w:fill="F1F5F7"/>
+            <w:vAlign w:val="center"/>
+            <w:tcMar>
+              <w:top w:w="55" w:type="dxa"/>
+              <w:start w:w="55" w:type="dxa"/>
+              <w:bottom w:w="55" w:type="dxa"/>
+              <w:end w:w="55" w:type="dxa"/>
+            </w:tcMar>
+          </w:tcPr>
+          <w:p>
+            <w:pPr>
+              <w:spacing w:after="0"/>
+              <w:jc w:val="left"/>
+            </w:pPr>
+            <w:r/>
+            <w:r>
+              <w:rPr>
+                <w:rFonts w:ascii="Liberation Sans" w:hAnsi="Liberation Sans"/>
+                <w:b w:val="0"/>
+                <w:i w:val="0"/>
+                <w:sz w:val="13"/>
+              </w:rPr>
+              <w:t>6</w:t>
+            </w:r>
+          </w:p>
+        </w:tc>
+        <w:tc>
+          <w:tcPr>
+            <w:tcW w:type="dxa" w:w="5328"/>
+            <w:shd w:fill="F1F5F7"/>
+            <w:vAlign w:val="center"/>
+            <w:tcMar>
+              <w:top w:w="55" w:type="dxa"/>
+              <w:start w:w="55" w:type="dxa"/>
+              <w:bottom w:w="55" w:type="dxa"/>
+              <w:end w:w="55" w:type="dxa"/>
+            </w:tcMar>
+          </w:tcPr>
+          <w:p>
+            <w:pPr>
+              <w:spacing w:after="0"/>
+              <w:jc w:val="left"/>
+            </w:pPr>
+            <w:r/>
+            <w:r>
+              <w:rPr>
+                <w:rFonts w:ascii="Liberation Sans" w:hAnsi="Liberation Sans"/>
+                <w:b w:val="0"/>
+                <w:i w:val="0"/>
+                <w:sz w:val="13"/>
+              </w:rPr>
+              <w:t>One per review issue</w:t>
+            </w:r>
+          </w:p>
+        </w:tc>
+      </w:tr>
+      <w:tr>
+        <w:trPr>
+          <w:cantSplit/>
+        </w:trPr>
+        <w:tc>
+          <w:tcPr>
+            <w:tcW w:type="dxa" w:w="2088"/>
+            <w:vAlign w:val="center"/>
+            <w:tcMar>
+              <w:top w:w="55" w:type="dxa"/>
+              <w:start w:w="55" w:type="dxa"/>
+              <w:bottom w:w="55" w:type="dxa"/>
+              <w:end w:w="55" w:type="dxa"/>
+            </w:tcMar>
+          </w:tcPr>
+          <w:p>
+            <w:pPr>
+              <w:spacing w:after="0"/>
+              <w:jc w:val="left"/>
+            </w:pPr>
+            <w:r/>
+            <w:r>
+              <w:rPr>
+                <w:rFonts w:ascii="Liberation Sans" w:hAnsi="Liberation Sans"/>
+                <w:b w:val="0"/>
+                <w:i w:val="0"/>
+                <w:sz w:val="13"/>
+              </w:rPr>
+              <w:t>Decision state</w:t>
+            </w:r>
+          </w:p>
+        </w:tc>
+        <w:tc>
+          <w:tcPr>
+            <w:tcW w:type="dxa" w:w="3312"/>
+            <w:vAlign w:val="center"/>
+            <w:tcMar>
+              <w:top w:w="55" w:type="dxa"/>
+              <w:start w:w="55" w:type="dxa"/>
+              <w:bottom w:w="55" w:type="dxa"/>
+              <w:end w:w="55" w:type="dxa"/>
+            </w:tcMar>
+          </w:tcPr>
+          <w:p>
+            <w:pPr>
+              <w:spacing w:after="0"/>
+              <w:jc w:val="left"/>
+            </w:pPr>
+            <w:r/>
+            <w:r>
+              <w:rPr>
+                <w:rFonts w:ascii="Liberation Sans" w:hAnsi="Liberation Sans"/>
+                <w:b w:val="0"/>
+                <w:i w:val="0"/>
+                <w:sz w:val="13"/>
+              </w:rPr>
+              <w:t>Preserve / do not invent</w:t>
+            </w:r>
+          </w:p>
+        </w:tc>
+        <w:tc>
+          <w:tcPr>
+            <w:tcW w:type="dxa" w:w="5328"/>
+            <w:vAlign w:val="center"/>
+            <w:tcMar>
+              <w:top w:w="55" w:type="dxa"/>
+              <w:start w:w="55" w:type="dxa"/>
+              <w:bottom w:w="55" w:type="dxa"/>
+              <w:end w:w="55" w:type="dxa"/>
+            </w:tcMar>
+          </w:tcPr>
+          <w:p>
+            <w:pPr>
+              <w:spacing w:after="0"/>
+              <w:jc w:val="left"/>
+            </w:pPr>
+            <w:r/>
+            <w:r>
+              <w:rPr>
+                <w:rFonts w:ascii="Liberation Sans" w:hAnsi="Liberation Sans"/>
+                <w:b w:val="0"/>
+                <w:i w:val="0"/>
+                <w:sz w:val="13"/>
+              </w:rPr>
+              <w:t>Source-first review</w:t>
+            </w:r>
+          </w:p>
+        </w:tc>
+      </w:tr>
+      <w:tr>
+        <w:trPr>
+          <w:cantSplit/>
+        </w:trPr>
+        <w:tc>
+          <w:tcPr>
+            <w:tcW w:type="dxa" w:w="2088"/>
+            <w:shd w:fill="F1F5F7"/>
+            <w:vAlign w:val="center"/>
+            <w:tcMar>
+              <w:top w:w="55" w:type="dxa"/>
+              <w:start w:w="55" w:type="dxa"/>
+              <w:bottom w:w="55" w:type="dxa"/>
+              <w:end w:w="55" w:type="dxa"/>
+            </w:tcMar>
+          </w:tcPr>
+          <w:p>
+            <w:pPr>
+              <w:spacing w:after="0"/>
+              <w:jc w:val="left"/>
+            </w:pPr>
+            <w:r/>
+            <w:r>
+              <w:rPr>
+                <w:rFonts w:ascii="Liberation Sans" w:hAnsi="Liberation Sans"/>
+                <w:b w:val="0"/>
+                <w:i w:val="0"/>
+                <w:sz w:val="13"/>
+              </w:rPr>
+              <w:t>Tracked approval</w:t>
+            </w:r>
+          </w:p>
+        </w:tc>
+        <w:tc>
+          <w:tcPr>
+            <w:tcW w:type="dxa" w:w="3312"/>
+            <w:shd w:fill="F1F5F7"/>
+            <w:vAlign w:val="center"/>
+            <w:tcMar>
+              <w:top w:w="55" w:type="dxa"/>
+              <w:start w:w="55" w:type="dxa"/>
+              <w:bottom w:w="55" w:type="dxa"/>
+              <w:end w:w="55" w:type="dxa"/>
+            </w:tcMar>
+          </w:tcPr>
+          <w:p>
+            <w:pPr>
+              <w:spacing w:after="0"/>
+              <w:jc w:val="left"/>
+            </w:pPr>
+            <w:r/>
+            <w:r>
+              <w:rPr>
+                <w:rFonts w:ascii="Liberation Sans" w:hAnsi="Liberation Sans"/>
+                <w:b w:val="0"/>
+                <w:i w:val="0"/>
+                <w:sz w:val="13"/>
+              </w:rPr>
+              <w:t>None</w:t>
+            </w:r>
+          </w:p>
+        </w:tc>
+        <w:tc>
+          <w:tcPr>
+            <w:tcW w:type="dxa" w:w="5328"/>
+            <w:shd w:fill="F1F5F7"/>
+            <w:vAlign w:val="center"/>
+            <w:tcMar>
+              <w:top w:w="55" w:type="dxa"/>
+              <w:start w:w="55" w:type="dxa"/>
+              <w:bottom w:w="55" w:type="dxa"/>
+              <w:end w:w="55" w:type="dxa"/>
+            </w:tcMar>
+          </w:tcPr>
+          <w:p>
+            <w:pPr>
+              <w:spacing w:after="0"/>
+              <w:jc w:val="left"/>
+            </w:pPr>
+            <w:r/>
+            <w:r>
+              <w:rPr>
+                <w:rFonts w:ascii="Liberation Sans" w:hAnsi="Liberation Sans"/>
+                <w:b w:val="0"/>
+                <w:i w:val="0"/>
+                <w:sz w:val="13"/>
+              </w:rPr>
+              <w:t>No self-certified release</w:t>
+            </w:r>
+          </w:p>
+        </w:tc>
+      </w:tr>
+    </w:tbl>
+    <w:p>
+      <w:pPr>
+        <w:spacing w:after="0"/>
+      </w:pPr>
+      <w:r>
+        <w:br w:type="page"/>
+      </w:r>
+    </w:p>
+    <w:p>
+      <w:bookmarkStart w:id="7203" w:name="review_handoff"/>
+      <w:pPr>
+        <w:pStyle w:val="Heading1"/>
+        <w:spacing w:before="80" w:after="60"/>
+      </w:pPr>
+      <w:r>
+        <w:rPr>
+          <w:rFonts w:ascii="Liberation Sans" w:hAnsi="Liberation Sans"/>
+          <w:b/>
+          <w:i w:val="0"/>
+          <w:color w:val="183C56"/>
+          <w:sz w:val="36"/>
+        </w:rPr>
+        <w:t>Reviewer Handoff &amp; Synchronization</w:t>
+      </w:r>
+      <w:bookmarkEnd w:id="7203"/>
+    </w:p>
+    <w:p>
+      <w:pPr>
+        <w:pStyle w:val="Heading2"/>
+        <w:spacing w:before="80" w:after="60"/>
+      </w:pPr>
+      <w:r>
+        <w:rPr>
+          <w:rFonts w:ascii="Liberation Sans" w:hAnsi="Liberation Sans"/>
+          <w:b/>
+          <w:i w:val="0"/>
+          <w:color w:val="183C56"/>
+          <w:sz w:val="26"/>
+        </w:rPr>
+        <w:t>Control Inventory</w:t>
+      </w:r>
+    </w:p>
+    <w:tbl>
+      <w:tblPr>
+        <w:tblW w:type="auto" w:w="0"/>
+        <w:jc w:val="center"/>
+        <w:tblLayout w:type="fixed"/>
+        <w:tblLook w:firstColumn="1" w:firstRow="1" w:lastColumn="0" w:lastRow="0" w:noHBand="0" w:noVBand="1" w:val="04A0"/>
+        <w:tblBorders>
+          <w:top w:val="single" w:sz="5" w:color="A9BDC8"/>
+          <w:left w:val="single" w:sz="5" w:color="A9BDC8"/>
+          <w:bottom w:val="single" w:sz="5" w:color="A9BDC8"/>
+          <w:right w:val="single" w:sz="5" w:color="A9BDC8"/>
+          <w:insideH w:val="single" w:sz="5" w:color="A9BDC8"/>
+          <w:insideV w:val="single" w:sz="5" w:color="A9BDC8"/>
+        </w:tblBorders>
+      </w:tblPr>
+      <w:tblGrid>
+        <w:gridCol w:w="2714"/>
+        <w:gridCol w:w="2714"/>
+        <w:gridCol w:w="2714"/>
+        <w:gridCol w:w="2714"/>
+      </w:tblGrid>
+      <w:tr>
+        <w:trPr>
+          <w:tblHeader/>
+          <w:cantSplit/>
+        </w:trPr>
+        <w:tc>
+          <w:tcPr>
+            <w:tcW w:type="dxa" w:w="2232"/>
+            <w:shd w:fill="183C56"/>
+            <w:vAlign w:val="center"/>
+            <w:tcMar>
+              <w:top w:w="55" w:type="dxa"/>
+              <w:start w:w="55" w:type="dxa"/>
+              <w:bottom w:w="55" w:type="dxa"/>
+              <w:end w:w="55" w:type="dxa"/>
+            </w:tcMar>
+          </w:tcPr>
+          <w:p>
+            <w:pPr>
+              <w:spacing w:after="0"/>
+              <w:jc w:val="left"/>
+            </w:pPr>
+            <w:r/>
+            <w:r>
+              <w:rPr>
+                <w:rFonts w:ascii="Liberation Sans" w:hAnsi="Liberation Sans"/>
+                <w:b/>
+                <w:i w:val="0"/>
+                <w:color w:val="FFFFFF"/>
+                <w:sz w:val="13"/>
+              </w:rPr>
+              <w:t>Tag</w:t>
+            </w:r>
+          </w:p>
+        </w:tc>
+        <w:tc>
+          <w:tcPr>
+            <w:tcW w:type="dxa" w:w="2088"/>
+            <w:shd w:fill="183C56"/>
+            <w:vAlign w:val="center"/>
+            <w:tcMar>
+              <w:top w:w="55" w:type="dxa"/>
+              <w:start w:w="55" w:type="dxa"/>
+              <w:bottom w:w="55" w:type="dxa"/>
+              <w:end w:w="55" w:type="dxa"/>
+            </w:tcMar>
+          </w:tcPr>
+          <w:p>
+            <w:pPr>
+              <w:spacing w:after="0"/>
+              <w:jc w:val="left"/>
+            </w:pPr>
+            <w:r/>
+            <w:r>
+              <w:rPr>
+                <w:rFonts w:ascii="Liberation Sans" w:hAnsi="Liberation Sans"/>
+                <w:b/>
+                <w:i w:val="0"/>
+                <w:color w:val="FFFFFF"/>
+                <w:sz w:val="13"/>
+              </w:rPr>
+              <w:t>Alias</w:t>
+            </w:r>
+          </w:p>
+        </w:tc>
+        <w:tc>
+          <w:tcPr>
+            <w:tcW w:type="dxa" w:w="4464"/>
+            <w:shd w:fill="183C56"/>
+            <w:vAlign w:val="center"/>
+            <w:tcMar>
+              <w:top w:w="55" w:type="dxa"/>
+              <w:start w:w="55" w:type="dxa"/>
+              <w:bottom w:w="55" w:type="dxa"/>
+              <w:end w:w="55" w:type="dxa"/>
+            </w:tcMar>
+          </w:tcPr>
+          <w:p>
+            <w:pPr>
+              <w:spacing w:after="0"/>
+              <w:jc w:val="left"/>
+            </w:pPr>
+            <w:r/>
+            <w:r>
+              <w:rPr>
+                <w:rFonts w:ascii="Liberation Sans" w:hAnsi="Liberation Sans"/>
+                <w:b/>
+                <w:i w:val="0"/>
+                <w:color w:val="FFFFFF"/>
+                <w:sz w:val="13"/>
+              </w:rPr>
+              <w:t>Initial value</w:t>
+            </w:r>
+          </w:p>
+        </w:tc>
+        <w:tc>
+          <w:tcPr>
+            <w:tcW w:type="dxa" w:w="1944"/>
+            <w:shd w:fill="183C56"/>
+            <w:vAlign w:val="center"/>
+            <w:tcMar>
+              <w:top w:w="55" w:type="dxa"/>
+              <w:start w:w="55" w:type="dxa"/>
+              <w:bottom w:w="55" w:type="dxa"/>
+              <w:end w:w="55" w:type="dxa"/>
+            </w:tcMar>
+          </w:tcPr>
+          <w:p>
+            <w:pPr>
+              <w:spacing w:after="0"/>
+              <w:jc w:val="left"/>
+            </w:pPr>
+            <w:r/>
+            <w:r>
+              <w:rPr>
+                <w:rFonts w:ascii="Liberation Sans" w:hAnsi="Liberation Sans"/>
+                <w:b/>
+                <w:i w:val="0"/>
+                <w:color w:val="FFFFFF"/>
+                <w:sz w:val="13"/>
+              </w:rPr>
+              <w:t>Lock state</w:t>
+            </w:r>
+          </w:p>
+        </w:tc>
+      </w:tr>
+      <w:tr>
+        <w:trPr>
+          <w:cantSplit/>
+        </w:trPr>
+        <w:tc>
+          <w:tcPr>
+            <w:tcW w:type="dxa" w:w="2232"/>
+            <w:vAlign w:val="center"/>
+            <w:tcMar>
+              <w:top w:w="55" w:type="dxa"/>
+              <w:start w:w="55" w:type="dxa"/>
+              <w:bottom w:w="55" w:type="dxa"/>
+              <w:end w:w="55" w:type="dxa"/>
+            </w:tcMar>
+          </w:tcPr>
+          <w:p>
+            <w:pPr>
+              <w:spacing w:after="0"/>
+              <w:jc w:val="left"/>
+            </w:pPr>
+            <w:r/>
+            <w:r>
+              <w:rPr>
+                <w:rFonts w:ascii="Liberation Sans" w:hAnsi="Liberation Sans"/>
+                <w:b w:val="0"/>
+                <w:i w:val="0"/>
+                <w:sz w:val="13"/>
+              </w:rPr>
+              <w:t>QA_Status</w:t>
+            </w:r>
+          </w:p>
+        </w:tc>
+        <w:tc>
+          <w:tcPr>
+            <w:tcW w:type="dxa" w:w="2088"/>
+            <w:vAlign w:val="center"/>
+            <w:tcMar>
+              <w:top w:w="55" w:type="dxa"/>
+              <w:start w:w="55" w:type="dxa"/>
+              <w:bottom w:w="55" w:type="dxa"/>
+              <w:end w:w="55" w:type="dxa"/>
+            </w:tcMar>
+          </w:tcPr>
+          <w:p>
+            <w:pPr>
+              <w:spacing w:after="0"/>
+              <w:jc w:val="left"/>
+            </w:pPr>
+            <w:r/>
+            <w:r>
+              <w:rPr>
+                <w:rFonts w:ascii="Liberation Sans" w:hAnsi="Liberation Sans"/>
+                <w:b w:val="0"/>
+                <w:i w:val="0"/>
+                <w:sz w:val="13"/>
+              </w:rPr>
+              <w:t>QA status</w:t>
+            </w:r>
+          </w:p>
+        </w:tc>
+        <w:tc>
+          <w:tcPr>
+            <w:tcW w:type="dxa" w:w="4464"/>
+            <w:vAlign w:val="center"/>
+            <w:tcMar>
+              <w:top w:w="55" w:type="dxa"/>
+              <w:start w:w="55" w:type="dxa"/>
+              <w:bottom w:w="55" w:type="dxa"/>
+              <w:end w:w="55" w:type="dxa"/>
+            </w:tcMar>
+          </w:tcPr>
+          <w:p>
+            <w:pPr>
+              <w:spacing w:after="0"/>
+              <w:jc w:val="left"/>
+            </w:pPr>
+            <w:r/>
+            <w:r>
+              <w:rPr>
+                <w:rFonts w:ascii="Liberation Sans" w:hAnsi="Liberation Sans"/>
+                <w:b w:val="0"/>
+                <w:i w:val="0"/>
+                <w:sz w:val="13"/>
+              </w:rPr>
+              <w:t>Needs source verification</w:t>
+            </w:r>
+          </w:p>
+        </w:tc>
+        <w:tc>
+          <w:tcPr>
+            <w:tcW w:type="dxa" w:w="1944"/>
+            <w:vAlign w:val="center"/>
+            <w:tcMar>
+              <w:top w:w="55" w:type="dxa"/>
+              <w:start w:w="55" w:type="dxa"/>
+              <w:bottom w:w="55" w:type="dxa"/>
+              <w:end w:w="55" w:type="dxa"/>
+            </w:tcMar>
+          </w:tcPr>
+          <w:p>
+            <w:pPr>
+              <w:spacing w:after="0"/>
+              <w:jc w:val="left"/>
+            </w:pPr>
+            <w:r/>
+            <w:r>
+              <w:rPr>
+                <w:rFonts w:ascii="Liberation Sans" w:hAnsi="Liberation Sans"/>
+                <w:b w:val="0"/>
+                <w:i w:val="0"/>
+                <w:sz w:val="13"/>
+              </w:rPr>
+              <w:t>Unlocked</w:t>
+            </w:r>
+          </w:p>
+        </w:tc>
+      </w:tr>
+      <w:tr>
+        <w:trPr>
+          <w:cantSplit/>
+        </w:trPr>
+        <w:tc>
+          <w:tcPr>
+            <w:tcW w:type="dxa" w:w="2232"/>
+            <w:shd w:fill="F1F5F7"/>
+            <w:vAlign w:val="center"/>
+            <w:tcMar>
+              <w:top w:w="55" w:type="dxa"/>
+              <w:start w:w="55" w:type="dxa"/>
+              <w:bottom w:w="55" w:type="dxa"/>
+              <w:end w:w="55" w:type="dxa"/>
+            </w:tcMar>
+          </w:tcPr>
+          <w:p>
+            <w:pPr>
+              <w:spacing w:after="0"/>
+              <w:jc w:val="left"/>
+            </w:pPr>
+            <w:r/>
+            <w:r>
+              <w:rPr>
+                <w:rFonts w:ascii="Liberation Sans" w:hAnsi="Liberation Sans"/>
+                <w:b w:val="0"/>
+                <w:i w:val="0"/>
+                <w:sz w:val="13"/>
+              </w:rPr>
+              <w:t>QA_Reviewer</w:t>
+            </w:r>
+          </w:p>
+        </w:tc>
+        <w:tc>
+          <w:tcPr>
+            <w:tcW w:type="dxa" w:w="2088"/>
+            <w:shd w:fill="F1F5F7"/>
+            <w:vAlign w:val="center"/>
+            <w:tcMar>
+              <w:top w:w="55" w:type="dxa"/>
+              <w:start w:w="55" w:type="dxa"/>
+              <w:bottom w:w="55" w:type="dxa"/>
+              <w:end w:w="55" w:type="dxa"/>
+            </w:tcMar>
+          </w:tcPr>
+          <w:p>
+            <w:pPr>
+              <w:spacing w:after="0"/>
+              <w:jc w:val="left"/>
+            </w:pPr>
+            <w:r/>
+            <w:r>
+              <w:rPr>
+                <w:rFonts w:ascii="Liberation Sans" w:hAnsi="Liberation Sans"/>
+                <w:b w:val="0"/>
+                <w:i w:val="0"/>
+                <w:sz w:val="13"/>
+              </w:rPr>
+              <w:t>QA reviewer</w:t>
+            </w:r>
+          </w:p>
+        </w:tc>
+        <w:tc>
+          <w:tcPr>
+            <w:tcW w:type="dxa" w:w="4464"/>
+            <w:shd w:fill="F1F5F7"/>
+            <w:vAlign w:val="center"/>
+            <w:tcMar>
+              <w:top w:w="55" w:type="dxa"/>
+              <w:start w:w="55" w:type="dxa"/>
+              <w:bottom w:w="55" w:type="dxa"/>
+              <w:end w:w="55" w:type="dxa"/>
+            </w:tcMar>
+          </w:tcPr>
+          <w:p>
+            <w:pPr>
+              <w:spacing w:after="0"/>
+              <w:jc w:val="left"/>
+            </w:pPr>
+            <w:r/>
+            <w:r>
+              <w:rPr>
+                <w:rFonts w:ascii="Liberation Sans" w:hAnsi="Liberation Sans"/>
+                <w:b w:val="0"/>
+                <w:i w:val="0"/>
+                <w:sz w:val="13"/>
+              </w:rPr>
+              <w:t>Unassigned</w:t>
+            </w:r>
+          </w:p>
+        </w:tc>
+        <w:tc>
+          <w:tcPr>
+            <w:tcW w:type="dxa" w:w="1944"/>
+            <w:shd w:fill="F1F5F7"/>
+            <w:vAlign w:val="center"/>
+            <w:tcMar>
+              <w:top w:w="55" w:type="dxa"/>
+              <w:start w:w="55" w:type="dxa"/>
+              <w:bottom w:w="55" w:type="dxa"/>
+              <w:end w:w="55" w:type="dxa"/>
+            </w:tcMar>
+          </w:tcPr>
+          <w:p>
+            <w:pPr>
+              <w:spacing w:after="0"/>
+              <w:jc w:val="left"/>
+            </w:pPr>
+            <w:r/>
+            <w:r>
+              <w:rPr>
+                <w:rFonts w:ascii="Liberation Sans" w:hAnsi="Liberation Sans"/>
+                <w:b w:val="0"/>
+                <w:i w:val="0"/>
+                <w:sz w:val="13"/>
+              </w:rPr>
+              <w:t>Unlocked</w:t>
+            </w:r>
+          </w:p>
+        </w:tc>
+      </w:tr>
+      <w:tr>
+        <w:trPr>
+          <w:cantSplit/>
+        </w:trPr>
+        <w:tc>
+          <w:tcPr>
+            <w:tcW w:type="dxa" w:w="2232"/>
+            <w:vAlign w:val="center"/>
+            <w:tcMar>
+              <w:top w:w="55" w:type="dxa"/>
+              <w:start w:w="55" w:type="dxa"/>
+              <w:bottom w:w="55" w:type="dxa"/>
+              <w:end w:w="55" w:type="dxa"/>
+            </w:tcMar>
+          </w:tcPr>
+          <w:p>
+            <w:pPr>
+              <w:spacing w:after="0"/>
+              <w:jc w:val="left"/>
+            </w:pPr>
+            <w:r/>
+            <w:r>
+              <w:rPr>
+                <w:rFonts w:ascii="Liberation Sans" w:hAnsi="Liberation Sans"/>
+                <w:b w:val="0"/>
+                <w:i w:val="0"/>
+                <w:sz w:val="13"/>
+              </w:rPr>
+              <w:t>QA_Disposition</w:t>
+            </w:r>
+          </w:p>
+        </w:tc>
+        <w:tc>
+          <w:tcPr>
+            <w:tcW w:type="dxa" w:w="2088"/>
+            <w:vAlign w:val="center"/>
+            <w:tcMar>
+              <w:top w:w="55" w:type="dxa"/>
+              <w:start w:w="55" w:type="dxa"/>
+              <w:bottom w:w="55" w:type="dxa"/>
+              <w:end w:w="55" w:type="dxa"/>
+            </w:tcMar>
+          </w:tcPr>
+          <w:p>
+            <w:pPr>
+              <w:spacing w:after="0"/>
+              <w:jc w:val="left"/>
+            </w:pPr>
+            <w:r/>
+            <w:r>
+              <w:rPr>
+                <w:rFonts w:ascii="Liberation Sans" w:hAnsi="Liberation Sans"/>
+                <w:b w:val="0"/>
+                <w:i w:val="0"/>
+                <w:sz w:val="13"/>
+              </w:rPr>
+              <w:t>QA disposition</w:t>
+            </w:r>
+          </w:p>
+        </w:tc>
+        <w:tc>
+          <w:tcPr>
+            <w:tcW w:type="dxa" w:w="4464"/>
+            <w:vAlign w:val="center"/>
+            <w:tcMar>
+              <w:top w:w="55" w:type="dxa"/>
+              <w:start w:w="55" w:type="dxa"/>
+              <w:bottom w:w="55" w:type="dxa"/>
+              <w:end w:w="55" w:type="dxa"/>
+            </w:tcMar>
+          </w:tcPr>
+          <w:p>
+            <w:pPr>
+              <w:spacing w:after="0"/>
+              <w:jc w:val="left"/>
+            </w:pPr>
+            <w:r/>
+            <w:r>
+              <w:rPr>
+                <w:rFonts w:ascii="Liberation Sans" w:hAnsi="Liberation Sans"/>
+                <w:b w:val="0"/>
+                <w:i w:val="0"/>
+                <w:sz w:val="13"/>
+              </w:rPr>
+              <w:t>Preserve visible evidence</w:t>
+            </w:r>
+          </w:p>
+        </w:tc>
+        <w:tc>
+          <w:tcPr>
+            <w:tcW w:type="dxa" w:w="1944"/>
+            <w:vAlign w:val="center"/>
+            <w:tcMar>
+              <w:top w:w="55" w:type="dxa"/>
+              <w:start w:w="55" w:type="dxa"/>
+              <w:bottom w:w="55" w:type="dxa"/>
+              <w:end w:w="55" w:type="dxa"/>
+            </w:tcMar>
+          </w:tcPr>
+          <w:p>
+            <w:pPr>
+              <w:spacing w:after="0"/>
+              <w:jc w:val="left"/>
+            </w:pPr>
+            <w:r/>
+            <w:r>
+              <w:rPr>
+                <w:rFonts w:ascii="Liberation Sans" w:hAnsi="Liberation Sans"/>
+                <w:b w:val="0"/>
+                <w:i w:val="0"/>
+                <w:sz w:val="13"/>
+              </w:rPr>
+              <w:t>Unlocked</w:t>
+            </w:r>
+          </w:p>
+        </w:tc>
+      </w:tr>
+      <w:tr>
+        <w:trPr>
+          <w:cantSplit/>
+        </w:trPr>
+        <w:tc>
+          <w:tcPr>
+            <w:tcW w:type="dxa" w:w="2232"/>
+            <w:shd w:fill="F1F5F7"/>
+            <w:vAlign w:val="center"/>
+            <w:tcMar>
+              <w:top w:w="55" w:type="dxa"/>
+              <w:start w:w="55" w:type="dxa"/>
+              <w:bottom w:w="55" w:type="dxa"/>
+              <w:end w:w="55" w:type="dxa"/>
+            </w:tcMar>
+          </w:tcPr>
+          <w:p>
+            <w:pPr>
+              <w:spacing w:after="0"/>
+              <w:jc w:val="left"/>
+            </w:pPr>
+            <w:r/>
+            <w:r>
+              <w:rPr>
+                <w:rFonts w:ascii="Liberation Sans" w:hAnsi="Liberation Sans"/>
+                <w:b w:val="0"/>
+                <w:i w:val="0"/>
+                <w:sz w:val="13"/>
+              </w:rPr>
+              <w:t>QA_ReleaseGate</w:t>
+            </w:r>
+          </w:p>
+        </w:tc>
+        <w:tc>
+          <w:tcPr>
+            <w:tcW w:type="dxa" w:w="2088"/>
+            <w:shd w:fill="F1F5F7"/>
+            <w:vAlign w:val="center"/>
+            <w:tcMar>
+              <w:top w:w="55" w:type="dxa"/>
+              <w:start w:w="55" w:type="dxa"/>
+              <w:bottom w:w="55" w:type="dxa"/>
+              <w:end w:w="55" w:type="dxa"/>
+            </w:tcMar>
+          </w:tcPr>
+          <w:p>
+            <w:pPr>
+              <w:spacing w:after="0"/>
+              <w:jc w:val="left"/>
+            </w:pPr>
+            <w:r/>
+            <w:r>
+              <w:rPr>
+                <w:rFonts w:ascii="Liberation Sans" w:hAnsi="Liberation Sans"/>
+                <w:b w:val="0"/>
+                <w:i w:val="0"/>
+                <w:sz w:val="13"/>
+              </w:rPr>
+              <w:t>QA release gate</w:t>
+            </w:r>
+          </w:p>
+        </w:tc>
+        <w:tc>
+          <w:tcPr>
+            <w:tcW w:type="dxa" w:w="4464"/>
+            <w:shd w:fill="F1F5F7"/>
+            <w:vAlign w:val="center"/>
+            <w:tcMar>
+              <w:top w:w="55" w:type="dxa"/>
+              <w:start w:w="55" w:type="dxa"/>
+              <w:bottom w:w="55" w:type="dxa"/>
+              <w:end w:w="55" w:type="dxa"/>
+            </w:tcMar>
+          </w:tcPr>
+          <w:p>
+            <w:pPr>
+              <w:spacing w:after="0"/>
+              <w:jc w:val="left"/>
+            </w:pPr>
+            <w:r/>
+            <w:r>
+              <w:rPr>
+                <w:rFonts w:ascii="Liberation Sans" w:hAnsi="Liberation Sans"/>
+                <w:b w:val="0"/>
+                <w:i w:val="0"/>
+                <w:sz w:val="13"/>
+              </w:rPr>
+              <w:t>Not ready for release</w:t>
+            </w:r>
+          </w:p>
+        </w:tc>
+        <w:tc>
+          <w:tcPr>
+            <w:tcW w:type="dxa" w:w="1944"/>
+            <w:shd w:fill="F1F5F7"/>
+            <w:vAlign w:val="center"/>
+            <w:tcMar>
+              <w:top w:w="55" w:type="dxa"/>
+              <w:start w:w="55" w:type="dxa"/>
+              <w:bottom w:w="55" w:type="dxa"/>
+              <w:end w:w="55" w:type="dxa"/>
+            </w:tcMar>
+          </w:tcPr>
+          <w:p>
+            <w:pPr>
+              <w:spacing w:after="0"/>
+              <w:jc w:val="left"/>
+            </w:pPr>
+            <w:r/>
+            <w:r>
+              <w:rPr>
+                <w:rFonts w:ascii="Liberation Sans" w:hAnsi="Liberation Sans"/>
+                <w:b w:val="0"/>
+                <w:i w:val="0"/>
+                <w:sz w:val="13"/>
+              </w:rPr>
+              <w:t>Unlocked</w:t>
+            </w:r>
+          </w:p>
+        </w:tc>
+      </w:tr>
+    </w:tbl>
+    <w:p>
+      <w:pPr>
+        <w:pStyle w:val="Heading2"/>
+        <w:spacing w:before="80" w:after="60"/>
+      </w:pPr>
+      <w:r>
+        <w:rPr>
+          <w:rFonts w:ascii="Liberation Sans" w:hAnsi="Liberation Sans"/>
+          <w:b/>
+          <w:i w:val="0"/>
+          <w:color w:val="183C56"/>
+          <w:sz w:val="26"/>
+        </w:rPr>
+        <w:t>Cross-Copy Checklist</w:t>
+      </w:r>
+    </w:p>
+    <w:tbl>
+      <w:tblPr>
+        <w:tblW w:type="auto" w:w="0"/>
+        <w:jc w:val="center"/>
+        <w:tblLayout w:type="fixed"/>
+        <w:tblLook w:firstColumn="1" w:firstRow="1" w:lastColumn="0" w:lastRow="0" w:noHBand="0" w:noVBand="1" w:val="04A0"/>
+        <w:tblBorders>
+          <w:top w:val="single" w:sz="5" w:color="A9BDC8"/>
+          <w:left w:val="single" w:sz="5" w:color="A9BDC8"/>
+          <w:bottom w:val="single" w:sz="5" w:color="A9BDC8"/>
+          <w:right w:val="single" w:sz="5" w:color="A9BDC8"/>
+          <w:insideH w:val="single" w:sz="5" w:color="A9BDC8"/>
+          <w:insideV w:val="single" w:sz="5" w:color="A9BDC8"/>
+        </w:tblBorders>
+      </w:tblPr>
+      <w:tblGrid>
+        <w:gridCol w:w="3619"/>
+        <w:gridCol w:w="3619"/>
+        <w:gridCol w:w="3619"/>
+      </w:tblGrid>
+      <w:tr>
+        <w:trPr>
+          <w:tblHeader/>
+          <w:cantSplit/>
+        </w:trPr>
+        <w:tc>
+          <w:tcPr>
+            <w:tcW w:type="dxa" w:w="2664"/>
+            <w:shd w:fill="183C56"/>
+            <w:vAlign w:val="center"/>
+            <w:tcMar>
+              <w:top w:w="55" w:type="dxa"/>
+              <w:start w:w="55" w:type="dxa"/>
+              <w:bottom w:w="55" w:type="dxa"/>
+              <w:end w:w="55" w:type="dxa"/>
+            </w:tcMar>
+          </w:tcPr>
+          <w:p>
+            <w:pPr>
+              <w:spacing w:after="0"/>
+              <w:jc w:val="left"/>
+            </w:pPr>
+            <w:r/>
+            <w:r>
+              <w:rPr>
+                <w:rFonts w:ascii="Liberation Sans" w:hAnsi="Liberation Sans"/>
+                <w:b/>
+                <w:i w:val="0"/>
+                <w:color w:val="FFFFFF"/>
+                <w:sz w:val="12"/>
+              </w:rPr>
+              <w:t>Checkpoint</w:t>
+            </w:r>
+          </w:p>
+        </w:tc>
+        <w:tc>
+          <w:tcPr>
+            <w:tcW w:type="dxa" w:w="4320"/>
+            <w:shd w:fill="183C56"/>
+            <w:vAlign w:val="center"/>
+            <w:tcMar>
+              <w:top w:w="55" w:type="dxa"/>
+              <w:start w:w="55" w:type="dxa"/>
+              <w:bottom w:w="55" w:type="dxa"/>
+              <w:end w:w="55" w:type="dxa"/>
+            </w:tcMar>
+          </w:tcPr>
+          <w:p>
+            <w:pPr>
+              <w:spacing w:after="0"/>
+              <w:jc w:val="left"/>
+            </w:pPr>
+            <w:r/>
+            <w:r>
+              <w:rPr>
+                <w:rFonts w:ascii="Liberation Sans" w:hAnsi="Liberation Sans"/>
+                <w:b/>
+                <w:i w:val="0"/>
+                <w:color w:val="FFFFFF"/>
+                <w:sz w:val="12"/>
+              </w:rPr>
+              <w:t>Expected</w:t>
+            </w:r>
+          </w:p>
+        </w:tc>
+        <w:tc>
+          <w:tcPr>
+            <w:tcW w:type="dxa" w:w="3744"/>
+            <w:shd w:fill="183C56"/>
+            <w:vAlign w:val="center"/>
+            <w:tcMar>
+              <w:top w:w="55" w:type="dxa"/>
+              <w:start w:w="55" w:type="dxa"/>
+              <w:bottom w:w="55" w:type="dxa"/>
+              <w:end w:w="55" w:type="dxa"/>
+            </w:tcMar>
+          </w:tcPr>
+          <w:p>
+            <w:pPr>
+              <w:spacing w:after="0"/>
+              <w:jc w:val="left"/>
+            </w:pPr>
+            <w:r/>
+            <w:r>
+              <w:rPr>
+                <w:rFonts w:ascii="Liberation Sans" w:hAnsi="Liberation Sans"/>
+                <w:b/>
+                <w:i w:val="0"/>
+                <w:color w:val="FFFFFF"/>
+                <w:sz w:val="12"/>
+              </w:rPr>
+              <w:t>Verification</w:t>
+            </w:r>
+          </w:p>
+        </w:tc>
+      </w:tr>
+      <w:tr>
+        <w:trPr>
+          <w:cantSplit/>
+        </w:trPr>
+        <w:tc>
+          <w:tcPr>
+            <w:tcW w:type="dxa" w:w="2664"/>
+            <w:vAlign w:val="center"/>
+            <w:tcMar>
+              <w:top w:w="55" w:type="dxa"/>
+              <w:start w:w="55" w:type="dxa"/>
+              <w:bottom w:w="55" w:type="dxa"/>
+              <w:end w:w="55" w:type="dxa"/>
+            </w:tcMar>
+          </w:tcPr>
+          <w:p>
+            <w:pPr>
+              <w:spacing w:after="0"/>
+              <w:jc w:val="left"/>
+            </w:pPr>
+            <w:r/>
+            <w:r>
+              <w:rPr>
+                <w:rFonts w:ascii="Liberation Sans" w:hAnsi="Liberation Sans"/>
+                <w:b w:val="0"/>
+                <w:i w:val="0"/>
+                <w:sz w:val="12"/>
+              </w:rPr>
+              <w:t>Package ID</w:t>
+            </w:r>
+          </w:p>
+        </w:tc>
+        <w:tc>
+          <w:tcPr>
+            <w:tcW w:type="dxa" w:w="4320"/>
+            <w:vAlign w:val="center"/>
+            <w:tcMar>
+              <w:top w:w="55" w:type="dxa"/>
+              <w:start w:w="55" w:type="dxa"/>
+              <w:bottom w:w="55" w:type="dxa"/>
+              <w:end w:w="55" w:type="dxa"/>
+            </w:tcMar>
+          </w:tcPr>
+          <w:p>
+            <w:pPr>
+              <w:spacing w:after="0"/>
+              <w:jc w:val="left"/>
+            </w:pPr>
+            <w:r/>
+            <w:r>
+              <w:rPr>
+                <w:rFonts w:ascii="Liberation Sans" w:hAnsi="Liberation Sans"/>
+                <w:b w:val="0"/>
+                <w:i w:val="0"/>
+                <w:sz w:val="12"/>
+              </w:rPr>
+              <w:t>OCR-HW2-1185885B</w:t>
+            </w:r>
+          </w:p>
+        </w:tc>
+        <w:tc>
+          <w:tcPr>
+            <w:tcW w:type="dxa" w:w="3744"/>
+            <w:vAlign w:val="center"/>
+            <w:tcMar>
+              <w:top w:w="55" w:type="dxa"/>
+              <w:start w:w="55" w:type="dxa"/>
+              <w:bottom w:w="55" w:type="dxa"/>
+              <w:end w:w="55" w:type="dxa"/>
+            </w:tcMar>
+          </w:tcPr>
+          <w:p>
+            <w:pPr>
+              <w:spacing w:after="0"/>
+              <w:jc w:val="left"/>
+            </w:pPr>
+            <w:r/>
+            <w:r>
+              <w:rPr>
+                <w:rFonts w:ascii="Liberation Sans" w:hAnsi="Liberation Sans"/>
+                <w:b w:val="0"/>
+                <w:i w:val="0"/>
+                <w:sz w:val="12"/>
+              </w:rPr>
+              <w:t>Must match master property</w:t>
+            </w:r>
+          </w:p>
+        </w:tc>
+      </w:tr>
+      <w:tr>
+        <w:trPr>
+          <w:cantSplit/>
+        </w:trPr>
+        <w:tc>
+          <w:tcPr>
+            <w:tcW w:type="dxa" w:w="2664"/>
+            <w:shd w:fill="F1F5F7"/>
+            <w:vAlign w:val="center"/>
+            <w:tcMar>
+              <w:top w:w="55" w:type="dxa"/>
+              <w:start w:w="55" w:type="dxa"/>
+              <w:bottom w:w="55" w:type="dxa"/>
+              <w:end w:w="55" w:type="dxa"/>
+            </w:tcMar>
+          </w:tcPr>
+          <w:p>
+            <w:pPr>
+              <w:spacing w:after="0"/>
+              <w:jc w:val="left"/>
+            </w:pPr>
+            <w:r/>
+            <w:r>
+              <w:rPr>
+                <w:rFonts w:ascii="Liberation Sans" w:hAnsi="Liberation Sans"/>
+                <w:b w:val="0"/>
+                <w:i w:val="0"/>
+                <w:sz w:val="12"/>
+              </w:rPr>
+              <w:t>Source SHA256</w:t>
+            </w:r>
+          </w:p>
+        </w:tc>
+        <w:tc>
+          <w:tcPr>
+            <w:tcW w:type="dxa" w:w="4320"/>
+            <w:shd w:fill="F1F5F7"/>
+            <w:vAlign w:val="center"/>
+            <w:tcMar>
+              <w:top w:w="55" w:type="dxa"/>
+              <w:start w:w="55" w:type="dxa"/>
+              <w:bottom w:w="55" w:type="dxa"/>
+              <w:end w:w="55" w:type="dxa"/>
+            </w:tcMar>
+          </w:tcPr>
+          <w:p>
+            <w:pPr>
+              <w:spacing w:after="0"/>
+              <w:jc w:val="left"/>
+            </w:pPr>
+            <w:r/>
+            <w:r>
+              <w:rPr>
+                <w:rFonts w:ascii="Liberation Sans" w:hAnsi="Liberation Sans"/>
+                <w:b w:val="0"/>
+                <w:i w:val="0"/>
+                <w:sz w:val="12"/>
+              </w:rPr>
+              <w:t>1185885b07d4d5e17e23393695fe17775cb829aec4adeea366327dd4bf7953bf</w:t>
+            </w:r>
+          </w:p>
+        </w:tc>
+        <w:tc>
+          <w:tcPr>
+            <w:tcW w:type="dxa" w:w="3744"/>
+            <w:shd w:fill="F1F5F7"/>
+            <w:vAlign w:val="center"/>
+            <w:tcMar>
+              <w:top w:w="55" w:type="dxa"/>
+              <w:start w:w="55" w:type="dxa"/>
+              <w:bottom w:w="55" w:type="dxa"/>
+              <w:end w:w="55" w:type="dxa"/>
+            </w:tcMar>
+          </w:tcPr>
+          <w:p>
+            <w:pPr>
+              <w:spacing w:after="0"/>
+              <w:jc w:val="left"/>
+            </w:pPr>
+            <w:r/>
+            <w:r>
+              <w:rPr>
+                <w:rFonts w:ascii="Liberation Sans" w:hAnsi="Liberation Sans"/>
+                <w:b w:val="0"/>
+                <w:i w:val="0"/>
+                <w:sz w:val="12"/>
+              </w:rPr>
+              <w:t>Must match master and runtime JPEG</w:t>
+            </w:r>
+          </w:p>
+        </w:tc>
+      </w:tr>
+      <w:tr>
+        <w:trPr>
+          <w:cantSplit/>
+        </w:trPr>
+        <w:tc>
+          <w:tcPr>
+            <w:tcW w:type="dxa" w:w="2664"/>
+            <w:vAlign w:val="center"/>
+            <w:tcMar>
+              <w:top w:w="55" w:type="dxa"/>
+              <w:start w:w="55" w:type="dxa"/>
+              <w:bottom w:w="55" w:type="dxa"/>
+              <w:end w:w="55" w:type="dxa"/>
+            </w:tcMar>
+          </w:tcPr>
+          <w:p>
+            <w:pPr>
+              <w:spacing w:after="0"/>
+              <w:jc w:val="left"/>
+            </w:pPr>
+            <w:r/>
+            <w:r>
+              <w:rPr>
+                <w:rFonts w:ascii="Liberation Sans" w:hAnsi="Liberation Sans"/>
+                <w:b w:val="0"/>
+                <w:i w:val="0"/>
+                <w:sz w:val="12"/>
+              </w:rPr>
+              <w:t>Canonical payload SHA256</w:t>
+            </w:r>
+          </w:p>
+        </w:tc>
+        <w:tc>
+          <w:tcPr>
+            <w:tcW w:type="dxa" w:w="4320"/>
+            <w:vAlign w:val="center"/>
+            <w:tcMar>
+              <w:top w:w="55" w:type="dxa"/>
+              <w:start w:w="55" w:type="dxa"/>
+              <w:bottom w:w="55" w:type="dxa"/>
+              <w:end w:w="55" w:type="dxa"/>
+            </w:tcMar>
+          </w:tcPr>
+          <w:p>
+            <w:pPr>
+              <w:spacing w:after="0"/>
+              <w:jc w:val="left"/>
+            </w:pPr>
+            <w:r/>
+            <w:r>
+              <w:rPr>
+                <w:rFonts w:ascii="Liberation Sans" w:hAnsi="Liberation Sans"/>
+                <w:b w:val="0"/>
+                <w:i w:val="0"/>
+                <w:sz w:val="12"/>
+              </w:rPr>
+              <w:t>83425e9072d022c0a797826c1d6ebf38884fa59ffb4a638c88f8cd9903cf9848</w:t>
+            </w:r>
+          </w:p>
+        </w:tc>
+        <w:tc>
+          <w:tcPr>
+            <w:tcW w:type="dxa" w:w="3744"/>
+            <w:vAlign w:val="center"/>
+            <w:tcMar>
+              <w:top w:w="55" w:type="dxa"/>
+              <w:start w:w="55" w:type="dxa"/>
+              <w:bottom w:w="55" w:type="dxa"/>
+              <w:end w:w="55" w:type="dxa"/>
+            </w:tcMar>
+          </w:tcPr>
+          <w:p>
+            <w:pPr>
+              <w:spacing w:after="0"/>
+              <w:jc w:val="left"/>
+            </w:pPr>
+            <w:r/>
+            <w:r>
+              <w:rPr>
+                <w:rFonts w:ascii="Liberation Sans" w:hAnsi="Liberation Sans"/>
+                <w:b w:val="0"/>
+                <w:i w:val="0"/>
+                <w:sz w:val="12"/>
+              </w:rPr>
+              <w:t>Must match master property</w:t>
+            </w:r>
+          </w:p>
+        </w:tc>
+      </w:tr>
+      <w:tr>
+        <w:trPr>
+          <w:cantSplit/>
+        </w:trPr>
+        <w:tc>
+          <w:tcPr>
+            <w:tcW w:type="dxa" w:w="2664"/>
+            <w:shd w:fill="F1F5F7"/>
+            <w:vAlign w:val="center"/>
+            <w:tcMar>
+              <w:top w:w="55" w:type="dxa"/>
+              <w:start w:w="55" w:type="dxa"/>
+              <w:bottom w:w="55" w:type="dxa"/>
+              <w:end w:w="55" w:type="dxa"/>
+            </w:tcMar>
+          </w:tcPr>
+          <w:p>
+            <w:pPr>
+              <w:spacing w:after="0"/>
+              <w:jc w:val="left"/>
+            </w:pPr>
+            <w:r/>
+            <w:r>
+              <w:rPr>
+                <w:rFonts w:ascii="Liberation Sans" w:hAnsi="Liberation Sans"/>
+                <w:b w:val="0"/>
+                <w:i w:val="0"/>
+                <w:sz w:val="12"/>
+              </w:rPr>
+              <w:t>Canonical block count</w:t>
+            </w:r>
+          </w:p>
+        </w:tc>
+        <w:tc>
+          <w:tcPr>
+            <w:tcW w:type="dxa" w:w="4320"/>
+            <w:shd w:fill="F1F5F7"/>
+            <w:vAlign w:val="center"/>
+            <w:tcMar>
+              <w:top w:w="55" w:type="dxa"/>
+              <w:start w:w="55" w:type="dxa"/>
+              <w:bottom w:w="55" w:type="dxa"/>
+              <w:end w:w="55" w:type="dxa"/>
+            </w:tcMar>
+          </w:tcPr>
+          <w:p>
+            <w:pPr>
+              <w:spacing w:after="0"/>
+              <w:jc w:val="left"/>
+            </w:pPr>
+            <w:r/>
+            <w:r>
+              <w:rPr>
+                <w:rFonts w:ascii="Liberation Sans" w:hAnsi="Liberation Sans"/>
+                <w:b w:val="0"/>
+                <w:i w:val="0"/>
+                <w:sz w:val="12"/>
+              </w:rPr>
+              <w:t>18</w:t>
+            </w:r>
+          </w:p>
+        </w:tc>
+        <w:tc>
+          <w:tcPr>
+            <w:tcW w:type="dxa" w:w="3744"/>
+            <w:shd w:fill="F1F5F7"/>
+            <w:vAlign w:val="center"/>
+            <w:tcMar>
+              <w:top w:w="55" w:type="dxa"/>
+              <w:start w:w="55" w:type="dxa"/>
+              <w:bottom w:w="55" w:type="dxa"/>
+              <w:end w:w="55" w:type="dxa"/>
+            </w:tcMar>
+          </w:tcPr>
+          <w:p>
+            <w:pPr>
+              <w:spacing w:after="0"/>
+              <w:jc w:val="left"/>
+            </w:pPr>
+            <w:r/>
+            <w:r>
+              <w:rPr>
+                <w:rFonts w:ascii="Liberation Sans" w:hAnsi="Liberation Sans"/>
+                <w:b w:val="0"/>
+                <w:i w:val="0"/>
+                <w:sz w:val="12"/>
+              </w:rPr>
+              <w:t>Exact source-visible order</w:t>
+            </w:r>
+          </w:p>
+        </w:tc>
+      </w:tr>
+      <w:tr>
+        <w:trPr>
+          <w:cantSplit/>
+        </w:trPr>
+        <w:tc>
+          <w:tcPr>
+            <w:tcW w:type="dxa" w:w="2664"/>
+            <w:vAlign w:val="center"/>
+            <w:tcMar>
+              <w:top w:w="55" w:type="dxa"/>
+              <w:start w:w="55" w:type="dxa"/>
+              <w:bottom w:w="55" w:type="dxa"/>
+              <w:end w:w="55" w:type="dxa"/>
+            </w:tcMar>
+          </w:tcPr>
+          <w:p>
+            <w:pPr>
+              <w:spacing w:after="0"/>
+              <w:jc w:val="left"/>
+            </w:pPr>
+            <w:r/>
+            <w:r>
+              <w:rPr>
+                <w:rFonts w:ascii="Liberation Sans" w:hAnsi="Liberation Sans"/>
+                <w:b w:val="0"/>
+                <w:i w:val="0"/>
+                <w:sz w:val="12"/>
+              </w:rPr>
+              <w:t>Pipeline table</w:t>
+            </w:r>
+          </w:p>
+        </w:tc>
+        <w:tc>
+          <w:tcPr>
+            <w:tcW w:type="dxa" w:w="4320"/>
+            <w:vAlign w:val="center"/>
+            <w:tcMar>
+              <w:top w:w="55" w:type="dxa"/>
+              <w:start w:w="55" w:type="dxa"/>
+              <w:bottom w:w="55" w:type="dxa"/>
+              <w:end w:w="55" w:type="dxa"/>
+            </w:tcMar>
+          </w:tcPr>
+          <w:p>
+            <w:pPr>
+              <w:spacing w:after="0"/>
+              <w:jc w:val="left"/>
+            </w:pPr>
+            <w:r/>
+            <w:r>
+              <w:rPr>
+                <w:rFonts w:ascii="Liberation Sans" w:hAnsi="Liberation Sans"/>
+                <w:b w:val="0"/>
+                <w:i w:val="0"/>
+                <w:sz w:val="12"/>
+              </w:rPr>
+              <w:t>6 rows × 15 cycles</w:t>
+            </w:r>
+          </w:p>
+        </w:tc>
+        <w:tc>
+          <w:tcPr>
+            <w:tcW w:type="dxa" w:w="3744"/>
+            <w:vAlign w:val="center"/>
+            <w:tcMar>
+              <w:top w:w="55" w:type="dxa"/>
+              <w:start w:w="55" w:type="dxa"/>
+              <w:bottom w:w="55" w:type="dxa"/>
+              <w:end w:w="55" w:type="dxa"/>
+            </w:tcMar>
+          </w:tcPr>
+          <w:p>
+            <w:pPr>
+              <w:spacing w:after="0"/>
+              <w:jc w:val="left"/>
+            </w:pPr>
+            <w:r/>
+            <w:r>
+              <w:rPr>
+                <w:rFonts w:ascii="Liberation Sans" w:hAnsi="Liberation Sans"/>
+                <w:b w:val="0"/>
+                <w:i w:val="0"/>
+                <w:sz w:val="12"/>
+              </w:rPr>
+              <w:t>Exact cells and 3 down arrows</w:t>
+            </w:r>
+          </w:p>
+        </w:tc>
+      </w:tr>
+      <w:tr>
+        <w:trPr>
+          <w:cantSplit/>
+        </w:trPr>
+        <w:tc>
+          <w:tcPr>
+            <w:tcW w:type="dxa" w:w="2664"/>
+            <w:shd w:fill="F1F5F7"/>
+            <w:vAlign w:val="center"/>
+            <w:tcMar>
+              <w:top w:w="55" w:type="dxa"/>
+              <w:start w:w="55" w:type="dxa"/>
+              <w:bottom w:w="55" w:type="dxa"/>
+              <w:end w:w="55" w:type="dxa"/>
+            </w:tcMar>
+          </w:tcPr>
+          <w:p>
+            <w:pPr>
+              <w:spacing w:after="0"/>
+              <w:jc w:val="left"/>
+            </w:pPr>
+            <w:r/>
+            <w:r>
+              <w:rPr>
+                <w:rFonts w:ascii="Liberation Sans" w:hAnsi="Liberation Sans"/>
+                <w:b w:val="0"/>
+                <w:i w:val="0"/>
+                <w:sz w:val="12"/>
+              </w:rPr>
+              <w:t>Native equation</w:t>
+            </w:r>
+          </w:p>
+        </w:tc>
+        <w:tc>
+          <w:tcPr>
+            <w:tcW w:type="dxa" w:w="4320"/>
+            <w:shd w:fill="F1F5F7"/>
+            <w:vAlign w:val="center"/>
+            <w:tcMar>
+              <w:top w:w="55" w:type="dxa"/>
+              <w:start w:w="55" w:type="dxa"/>
+              <w:bottom w:w="55" w:type="dxa"/>
+              <w:end w:w="55" w:type="dxa"/>
+            </w:tcMar>
+          </w:tcPr>
+          <w:p>
+            <w:pPr>
+              <w:spacing w:after="0"/>
+              <w:jc w:val="left"/>
+            </w:pPr>
+            <w:r/>
+            <w:r>
+              <w:rPr>
+                <w:rFonts w:ascii="Liberation Sans" w:hAnsi="Liberation Sans"/>
+                <w:b w:val="0"/>
+                <w:i w:val="0"/>
+                <w:sz w:val="12"/>
+              </w:rPr>
+              <w:t>1</w:t>
+            </w:r>
+          </w:p>
+        </w:tc>
+        <w:tc>
+          <w:tcPr>
+            <w:tcW w:type="dxa" w:w="3744"/>
+            <w:shd w:fill="F1F5F7"/>
+            <w:vAlign w:val="center"/>
+            <w:tcMar>
+              <w:top w:w="55" w:type="dxa"/>
+              <w:start w:w="55" w:type="dxa"/>
+              <w:bottom w:w="55" w:type="dxa"/>
+              <w:end w:w="55" w:type="dxa"/>
+            </w:tcMar>
+          </w:tcPr>
+          <w:p>
+            <w:pPr>
+              <w:spacing w:after="0"/>
+              <w:jc w:val="left"/>
+            </w:pPr>
+            <w:r/>
+            <w:r>
+              <w:rPr>
+                <w:rFonts w:ascii="Liberation Sans" w:hAnsi="Liberation Sans"/>
+                <w:b w:val="0"/>
+                <w:i w:val="0"/>
+                <w:sz w:val="12"/>
+              </w:rPr>
+              <w:t>Exact timing relation</w:t>
+            </w:r>
+          </w:p>
+        </w:tc>
+      </w:tr>
+      <w:tr>
+        <w:trPr>
+          <w:cantSplit/>
+        </w:trPr>
+        <w:tc>
+          <w:tcPr>
+            <w:tcW w:type="dxa" w:w="2664"/>
+            <w:vAlign w:val="center"/>
+            <w:tcMar>
+              <w:top w:w="55" w:type="dxa"/>
+              <w:start w:w="55" w:type="dxa"/>
+              <w:bottom w:w="55" w:type="dxa"/>
+              <w:end w:w="55" w:type="dxa"/>
+            </w:tcMar>
+          </w:tcPr>
+          <w:p>
+            <w:pPr>
+              <w:spacing w:after="0"/>
+              <w:jc w:val="left"/>
+            </w:pPr>
+            <w:r/>
+            <w:r>
+              <w:rPr>
+                <w:rFonts w:ascii="Liberation Sans" w:hAnsi="Liberation Sans"/>
+                <w:b w:val="0"/>
+                <w:i w:val="0"/>
+                <w:sz w:val="12"/>
+              </w:rPr>
+              <w:t>Review comments</w:t>
+            </w:r>
+          </w:p>
+        </w:tc>
+        <w:tc>
+          <w:tcPr>
+            <w:tcW w:type="dxa" w:w="4320"/>
+            <w:vAlign w:val="center"/>
+            <w:tcMar>
+              <w:top w:w="55" w:type="dxa"/>
+              <w:start w:w="55" w:type="dxa"/>
+              <w:bottom w:w="55" w:type="dxa"/>
+              <w:end w:w="55" w:type="dxa"/>
+            </w:tcMar>
+          </w:tcPr>
+          <w:p>
+            <w:pPr>
+              <w:spacing w:after="0"/>
+              <w:jc w:val="left"/>
+            </w:pPr>
+            <w:r/>
+            <w:r>
+              <w:rPr>
+                <w:rFonts w:ascii="Liberation Sans" w:hAnsi="Liberation Sans"/>
+                <w:b w:val="0"/>
+                <w:i w:val="0"/>
+                <w:sz w:val="12"/>
+              </w:rPr>
+              <w:t>6</w:t>
+            </w:r>
+          </w:p>
+        </w:tc>
+        <w:tc>
+          <w:tcPr>
+            <w:tcW w:type="dxa" w:w="3744"/>
+            <w:vAlign w:val="center"/>
+            <w:tcMar>
+              <w:top w:w="55" w:type="dxa"/>
+              <w:start w:w="55" w:type="dxa"/>
+              <w:bottom w:w="55" w:type="dxa"/>
+              <w:end w:w="55" w:type="dxa"/>
+            </w:tcMar>
+          </w:tcPr>
+          <w:p>
+            <w:pPr>
+              <w:spacing w:after="0"/>
+              <w:jc w:val="left"/>
+            </w:pPr>
+            <w:r/>
+            <w:r>
+              <w:rPr>
+                <w:rFonts w:ascii="Liberation Sans" w:hAnsi="Liberation Sans"/>
+                <w:b w:val="0"/>
+                <w:i w:val="0"/>
+                <w:sz w:val="12"/>
+              </w:rPr>
+              <w:t>One source-bound decision each</w:t>
+            </w:r>
+          </w:p>
+        </w:tc>
+      </w:tr>
+      <w:tr>
+        <w:trPr>
+          <w:cantSplit/>
+        </w:trPr>
+        <w:tc>
+          <w:tcPr>
+            <w:tcW w:type="dxa" w:w="2664"/>
+            <w:shd w:fill="F1F5F7"/>
+            <w:vAlign w:val="center"/>
+            <w:tcMar>
+              <w:top w:w="55" w:type="dxa"/>
+              <w:start w:w="55" w:type="dxa"/>
+              <w:bottom w:w="55" w:type="dxa"/>
+              <w:end w:w="55" w:type="dxa"/>
+            </w:tcMar>
+          </w:tcPr>
+          <w:p>
+            <w:pPr>
+              <w:spacing w:after="0"/>
+              <w:jc w:val="left"/>
+            </w:pPr>
+            <w:r/>
+            <w:r>
+              <w:rPr>
+                <w:rFonts w:ascii="Liberation Sans" w:hAnsi="Liberation Sans"/>
+                <w:b w:val="0"/>
+                <w:i w:val="0"/>
+                <w:sz w:val="12"/>
+              </w:rPr>
+              <w:t>Review controls</w:t>
+            </w:r>
+          </w:p>
+        </w:tc>
+        <w:tc>
+          <w:tcPr>
+            <w:tcW w:type="dxa" w:w="4320"/>
+            <w:shd w:fill="F1F5F7"/>
+            <w:vAlign w:val="center"/>
+            <w:tcMar>
+              <w:top w:w="55" w:type="dxa"/>
+              <w:start w:w="55" w:type="dxa"/>
+              <w:bottom w:w="55" w:type="dxa"/>
+              <w:end w:w="55" w:type="dxa"/>
+            </w:tcMar>
+          </w:tcPr>
+          <w:p>
+            <w:pPr>
+              <w:spacing w:after="0"/>
+              <w:jc w:val="left"/>
+            </w:pPr>
+            <w:r/>
+            <w:r>
+              <w:rPr>
+                <w:rFonts w:ascii="Liberation Sans" w:hAnsi="Liberation Sans"/>
+                <w:b w:val="0"/>
+                <w:i w:val="0"/>
+                <w:sz w:val="12"/>
+              </w:rPr>
+              <w:t>4</w:t>
+            </w:r>
+          </w:p>
+        </w:tc>
+        <w:tc>
+          <w:tcPr>
+            <w:tcW w:type="dxa" w:w="3744"/>
+            <w:shd w:fill="F1F5F7"/>
+            <w:vAlign w:val="center"/>
+            <w:tcMar>
+              <w:top w:w="55" w:type="dxa"/>
+              <w:start w:w="55" w:type="dxa"/>
+              <w:bottom w:w="55" w:type="dxa"/>
+              <w:end w:w="55" w:type="dxa"/>
+            </w:tcMar>
+          </w:tcPr>
+          <w:p>
+            <w:pPr>
+              <w:spacing w:after="0"/>
+              <w:jc w:val="left"/>
+            </w:pPr>
+            <w:r/>
+            <w:r>
+              <w:rPr>
+                <w:rFonts w:ascii="Liberation Sans" w:hAnsi="Liberation Sans"/>
+                <w:b w:val="0"/>
+                <w:i w:val="0"/>
+                <w:sz w:val="12"/>
+              </w:rPr>
+              <w:t>Exact tags, aliases, initial values; unlocked</w:t>
+            </w:r>
+          </w:p>
+        </w:tc>
+      </w:tr>
+      <w:tr>
+        <w:trPr>
+          <w:cantSplit/>
+        </w:trPr>
+        <w:tc>
+          <w:tcPr>
+            <w:tcW w:type="dxa" w:w="2664"/>
+            <w:vAlign w:val="center"/>
+            <w:tcMar>
+              <w:top w:w="55" w:type="dxa"/>
+              <w:start w:w="55" w:type="dxa"/>
+              <w:bottom w:w="55" w:type="dxa"/>
+              <w:end w:w="55" w:type="dxa"/>
+            </w:tcMar>
+          </w:tcPr>
+          <w:p>
+            <w:pPr>
+              <w:spacing w:after="0"/>
+              <w:jc w:val="left"/>
+            </w:pPr>
+            <w:r/>
+            <w:r>
+              <w:rPr>
+                <w:rFonts w:ascii="Liberation Sans" w:hAnsi="Liberation Sans"/>
+                <w:b w:val="0"/>
+                <w:i w:val="0"/>
+                <w:sz w:val="12"/>
+              </w:rPr>
+              <w:t>Embedded source image</w:t>
+            </w:r>
+          </w:p>
+        </w:tc>
+        <w:tc>
+          <w:tcPr>
+            <w:tcW w:type="dxa" w:w="4320"/>
+            <w:vAlign w:val="center"/>
+            <w:tcMar>
+              <w:top w:w="55" w:type="dxa"/>
+              <w:start w:w="55" w:type="dxa"/>
+              <w:bottom w:w="55" w:type="dxa"/>
+              <w:end w:w="55" w:type="dxa"/>
+            </w:tcMar>
+          </w:tcPr>
+          <w:p>
+            <w:pPr>
+              <w:spacing w:after="0"/>
+              <w:jc w:val="left"/>
+            </w:pPr>
+            <w:r/>
+            <w:r>
+              <w:rPr>
+                <w:rFonts w:ascii="Liberation Sans" w:hAnsi="Liberation Sans"/>
+                <w:b w:val="0"/>
+                <w:i w:val="0"/>
+                <w:sz w:val="12"/>
+              </w:rPr>
+              <w:t>0</w:t>
+            </w:r>
+          </w:p>
+        </w:tc>
+        <w:tc>
+          <w:tcPr>
+            <w:tcW w:type="dxa" w:w="3744"/>
+            <w:vAlign w:val="center"/>
+            <w:tcMar>
+              <w:top w:w="55" w:type="dxa"/>
+              <w:start w:w="55" w:type="dxa"/>
+              <w:bottom w:w="55" w:type="dxa"/>
+              <w:end w:w="55" w:type="dxa"/>
+            </w:tcMar>
+          </w:tcPr>
+          <w:p>
+            <w:pPr>
+              <w:spacing w:after="0"/>
+              <w:jc w:val="left"/>
+            </w:pPr>
+            <w:r/>
+            <w:r>
+              <w:rPr>
+                <w:rFonts w:ascii="Liberation Sans" w:hAnsi="Liberation Sans"/>
+                <w:b w:val="0"/>
+                <w:i w:val="0"/>
+                <w:sz w:val="12"/>
+              </w:rPr>
+              <w:t>No flattened-page substitute</w:t>
+            </w:r>
+          </w:p>
+        </w:tc>
+      </w:tr>
+      <w:tr>
+        <w:trPr>
+          <w:cantSplit/>
+        </w:trPr>
+        <w:tc>
+          <w:tcPr>
+            <w:tcW w:type="dxa" w:w="2664"/>
+            <w:shd w:fill="F1F5F7"/>
+            <w:vAlign w:val="center"/>
+            <w:tcMar>
+              <w:top w:w="55" w:type="dxa"/>
+              <w:start w:w="55" w:type="dxa"/>
+              <w:bottom w:w="55" w:type="dxa"/>
+              <w:end w:w="55" w:type="dxa"/>
+            </w:tcMar>
+          </w:tcPr>
+          <w:p>
+            <w:pPr>
+              <w:spacing w:after="0"/>
+              <w:jc w:val="left"/>
+            </w:pPr>
+            <w:r/>
+            <w:r>
+              <w:rPr>
+                <w:rFonts w:ascii="Liberation Sans" w:hAnsi="Liberation Sans"/>
+                <w:b w:val="0"/>
+                <w:i w:val="0"/>
+                <w:sz w:val="12"/>
+              </w:rPr>
+              <w:t>External relationships</w:t>
+            </w:r>
+          </w:p>
+        </w:tc>
+        <w:tc>
+          <w:tcPr>
+            <w:tcW w:type="dxa" w:w="4320"/>
+            <w:shd w:fill="F1F5F7"/>
+            <w:vAlign w:val="center"/>
+            <w:tcMar>
+              <w:top w:w="55" w:type="dxa"/>
+              <w:start w:w="55" w:type="dxa"/>
+              <w:bottom w:w="55" w:type="dxa"/>
+              <w:end w:w="55" w:type="dxa"/>
+            </w:tcMar>
+          </w:tcPr>
+          <w:p>
+            <w:pPr>
+              <w:spacing w:after="0"/>
+              <w:jc w:val="left"/>
+            </w:pPr>
+            <w:r/>
+            <w:r>
+              <w:rPr>
+                <w:rFonts w:ascii="Liberation Sans" w:hAnsi="Liberation Sans"/>
+                <w:b w:val="0"/>
+                <w:i w:val="0"/>
+                <w:sz w:val="12"/>
+              </w:rPr>
+              <w:t>0</w:t>
+            </w:r>
+          </w:p>
+        </w:tc>
+        <w:tc>
+          <w:tcPr>
+            <w:tcW w:type="dxa" w:w="3744"/>
+            <w:shd w:fill="F1F5F7"/>
+            <w:vAlign w:val="center"/>
+            <w:tcMar>
+              <w:top w:w="55" w:type="dxa"/>
+              <w:start w:w="55" w:type="dxa"/>
+              <w:bottom w:w="55" w:type="dxa"/>
+              <w:end w:w="55" w:type="dxa"/>
+            </w:tcMar>
+          </w:tcPr>
+          <w:p>
+            <w:pPr>
+              <w:spacing w:after="0"/>
+              <w:jc w:val="left"/>
+            </w:pPr>
+            <w:r/>
+            <w:r>
+              <w:rPr>
+                <w:rFonts w:ascii="Liberation Sans" w:hAnsi="Liberation Sans"/>
+                <w:b w:val="0"/>
+                <w:i w:val="0"/>
+                <w:sz w:val="12"/>
+              </w:rPr>
+              <w:t>Offline-safe</w:t>
+            </w:r>
+          </w:p>
+        </w:tc>
+      </w:tr>
+    </w:tbl>
+    <w:p>
+      <w:pPr>
+        <w:pStyle w:val="Heading2"/>
+        <w:spacing w:before="80" w:after="60"/>
+      </w:pPr>
+      <w:r>
+        <w:rPr>
+          <w:rFonts w:ascii="Liberation Sans" w:hAnsi="Liberation Sans"/>
+          <w:b/>
+          <w:i w:val="0"/>
+          <w:color w:val="183C56"/>
+          <w:sz w:val="26"/>
+        </w:rPr>
+        <w:t>Reviewer Boundary</w:t>
+      </w:r>
+    </w:p>
+    <w:p>
+      <w:pPr>
+        <w:pStyle w:val="ListBullet"/>
+        <w:spacing w:after="20"/>
+      </w:pPr>
+      <w:r>
+        <w:rPr>
+          <w:rFonts w:ascii="Liberation Serif" w:hAnsi="Liberation Serif"/>
+          <w:b w:val="0"/>
+          <w:i w:val="0"/>
+          <w:sz w:val="15"/>
+        </w:rPr>
+        <w:t>Verify against the frozen source before changing a QA control.</w:t>
+      </w:r>
+    </w:p>
+    <w:p>
+      <w:pPr>
+        <w:pStyle w:val="ListBullet"/>
+        <w:spacing w:after="20"/>
+      </w:pPr>
+      <w:r>
+        <w:rPr>
+          <w:rFonts w:ascii="Liberation Serif" w:hAnsi="Liberation Serif"/>
+          <w:b w:val="0"/>
+          <w:i w:val="0"/>
+          <w:sz w:val="15"/>
+        </w:rPr>
+        <w:t>Do not edit the canonical transcript, pipeline cells, equation, or issue evidence.</w:t>
+      </w:r>
+    </w:p>
+    <w:p>
+      <w:pPr>
+        <w:pStyle w:val="ListBullet"/>
+        <w:spacing w:after="20"/>
+      </w:pPr>
+      <w:r>
+        <w:rPr>
+          <w:rFonts w:ascii="Liberation Serif" w:hAnsi="Liberation Serif"/>
+          <w:b w:val="0"/>
+          <w:i w:val="0"/>
+          <w:sz w:val="15"/>
+        </w:rPr>
+        <w:t>Do not mark the copy ready for release while D01 or D02 remains unresolved by source evidence.</w:t>
+      </w:r>
+    </w:p>
+    <w:p>
+      <w:pPr>
+        <w:pStyle w:val="ListBullet"/>
+        <w:spacing w:after="20"/>
+      </w:pPr>
+      <w:r>
+        <w:rPr>
+          <w:rFonts w:ascii="Liberation Serif" w:hAnsi="Liberation Serif"/>
+          <w:b w:val="0"/>
+          <w:i w:val="0"/>
+          <w:sz w:val="15"/>
+        </w:rPr>
+        <w:t>Return the reviewed working copy alongside the unchanged controlled master.</w:t>
+      </w:r>
+    </w:p>
     <w:sectPr>
+      <w:headerReference w:type="default" r:id="rId9"/>
+      <w:footerReference w:type="default" r:id="rId10"/>
       <w:pgSz w:w="12240" w:h="15840"/>
-      <w:pgMar w:top="1440" w:right="1800" w:bottom="1440" w:left="1800" w:header="720" w:footer="720" w:gutter="0"/>
+      <w:pgMar w:top="662" w:right="691" w:bottom="662" w:left="691" w:header="302" w:footer="302" w:gutter="0"/>
       <w:cols w:space="720"/>
       <w:docGrid w:linePitch="360"/>
     </w:sectPr>
   </w:body>
 </w:document>
+</file>
+
+<file path=word/comments.xml><?xml version="1.0" encoding="utf-8"?>
+<w:comments xmlns:a="http://schemas.openxmlformats.org/drawingml/2006/main" xmlns:pic="http://schemas.openxmlformats.org/drawingml/2006/picture" xmlns:r="http://schemas.openxmlformats.org/officeDocument/2006/relationships" xmlns:w="http://schemas.openxmlformats.org/wordprocessingml/2006/main" xmlns:wp="http://schemas.openxmlformats.org/drawingml/2006/wordprocessingDrawing" xmlns:mc="http://schemas.openxmlformats.org/markup-compatibility/2006" xmlns:a14="http://schemas.microsoft.com/office/drawing/2010/main" xmlns:w14="http://schemas.microsoft.com/office/word/2010/wordml" xmlns:wpc="http://schemas.microsoft.com/office/word/2010/wordprocessingCanvas">
+  <w:comment w:id="0" w:author="OCR QA Control" w:initials="OQC" w:date="2026-09-08T00:00:00Z">
+    <w:p>
+      <w:pPr>
+        <w:pStyle w:val="CommentText"/>
+      </w:pPr>
+      <w:r>
+        <w:rPr>
+          <w:rStyle w:val="CommentReference"/>
+        </w:rPr>
+        <w:annotationRef/>
+      </w:r>
+      <w:r>
+        <w:t>D01 control: Preserve both; do not renumber.</w:t>
+      </w:r>
+    </w:p>
+  </w:comment>
+  <w:comment w:id="1" w:author="OCR QA Control" w:initials="OQC" w:date="2026-09-08T00:00:00Z">
+    <w:p>
+      <w:pPr>
+        <w:pStyle w:val="CommentText"/>
+      </w:pPr>
+      <w:r>
+        <w:rPr>
+          <w:rStyle w:val="CommentReference"/>
+        </w:rPr>
+        <w:annotationRef/>
+      </w:r>
+      <w:r>
+        <w:t>D02 control: Keep the prompt and do not invent a diagram.</w:t>
+      </w:r>
+    </w:p>
+  </w:comment>
+  <w:comment w:id="2" w:author="OCR QA Control" w:initials="OQC" w:date="2026-09-08T00:00:00Z">
+    <w:p>
+      <w:pPr>
+        <w:pStyle w:val="CommentText"/>
+      </w:pPr>
+      <w:r>
+        <w:rPr>
+          <w:rStyle w:val="CommentReference"/>
+        </w:rPr>
+        <w:annotationRef/>
+      </w:r>
+      <w:r>
+        <w:t>D03 control: Retain the duplicated numbering as source evidence.</w:t>
+      </w:r>
+    </w:p>
+  </w:comment>
+  <w:comment w:id="3" w:author="OCR QA Control" w:initials="OQC" w:date="2026-09-08T00:00:00Z">
+    <w:p>
+      <w:pPr>
+        <w:pStyle w:val="CommentText"/>
+      </w:pPr>
+      <w:r>
+        <w:rPr>
+          <w:rStyle w:val="CommentReference"/>
+        </w:rPr>
+        <w:annotationRef/>
+      </w:r>
+      <w:r>
+        <w:t>D04 control: Use digit 1, not lowercase l.</w:t>
+      </w:r>
+    </w:p>
+  </w:comment>
+  <w:comment w:id="4" w:author="OCR QA Control" w:initials="OQC" w:date="2026-09-08T00:00:00Z">
+    <w:p>
+      <w:pPr>
+        <w:pStyle w:val="CommentText"/>
+      </w:pPr>
+      <w:r>
+        <w:rPr>
+          <w:rStyle w:val="CommentReference"/>
+        </w:rPr>
+        <w:annotationRef/>
+      </w:r>
+      <w:r>
+        <w:t>D05 control: Use A + zero + 12345; do not substitute O.</w:t>
+      </w:r>
+    </w:p>
+  </w:comment>
+  <w:comment w:id="5" w:author="OCR QA Control" w:initials="OQC" w:date="2026-09-08T00:00:00Z">
+    <w:p>
+      <w:pPr>
+        <w:pStyle w:val="CommentText"/>
+      </w:pPr>
+      <w:r>
+        <w:rPr>
+          <w:rStyle w:val="CommentReference"/>
+        </w:rPr>
+        <w:annotationRef/>
+      </w:r>
+      <w:r>
+        <w:t>D06 control: Retain all three relations in the native matrix.</w:t>
+      </w:r>
+    </w:p>
+  </w:comment>
+</w:comments>
+</file>
+
+<file path=word/footer1.xml><?xml version="1.0" encoding="utf-8"?>
+<w:ftr xmlns:m="http://schemas.openxmlformats.org/officeDocument/2006/math" xmlns:mc="http://schemas.openxmlformats.org/markup-compatibility/2006" xmlns:mo="http://schemas.microsoft.com/office/mac/office/2008/main" xmlns:mv="urn:schemas-microsoft-com:mac:vml" xmlns:o="urn:schemas-microsoft-com:office:office" xmlns:r="http://schemas.openxmlformats.org/officeDocument/2006/relationships" xmlns:v="urn:schemas-microsoft-com:vml" xmlns:w10="urn:schemas-microsoft-com:office:word" xmlns:w14="http://schemas.microsoft.com/office/word/2010/wordml" xmlns:w="http://schemas.openxmlformats.org/wordprocessingml/2006/main" xmlns:wne="http://schemas.microsoft.com/office/word/2006/wordml" xmlns:wp14="http://schemas.microsoft.com/office/word/2010/wordprocessingDrawing" xmlns:wp="http://schemas.openxmlformats.org/drawingml/2006/wordprocessingDrawing" xmlns:wpc="http://schemas.microsoft.com/office/word/2010/wordprocessingCanvas" xmlns:wpg="http://schemas.microsoft.com/office/word/2010/wordprocessingGroup" xmlns:wpi="http://schemas.microsoft.com/office/word/2010/wordprocessingInk" xmlns:wps="http://schemas.microsoft.com/office/word/2010/wordprocessingShape" mc:Ignorable="w14 wp14">
+  <w:p>
+    <w:pPr>
+      <w:pStyle w:val="Footer"/>
+      <w:jc w:val="center"/>
+    </w:pPr>
+    <w:r>
+      <w:rPr>
+        <w:rFonts w:ascii="Liberation Sans" w:hAnsi="Liberation Sans"/>
+        <w:b w:val="0"/>
+        <w:i w:val="0"/>
+        <w:sz w:val="14"/>
+      </w:rPr>
+      <w:t xml:space="preserve">OCR-HW2-1185885B  •  QA WORKING COPY  •  Page </w:t>
+    </w:r>
+    <w:fldSimple w:instr="PAGE">
+      <w:r>
+        <w:t>1</w:t>
+      </w:r>
+    </w:fldSimple>
+  </w:p>
+</w:ftr>
+</file>
+
+<file path=word/header1.xml><?xml version="1.0" encoding="utf-8"?>
+<w:hdr xmlns:m="http://schemas.openxmlformats.org/officeDocument/2006/math" xmlns:mc="http://schemas.openxmlformats.org/markup-compatibility/2006" xmlns:mo="http://schemas.microsoft.com/office/mac/office/2008/main" xmlns:mv="urn:schemas-microsoft-com:mac:vml" xmlns:o="urn:schemas-microsoft-com:office:office" xmlns:r="http://schemas.openxmlformats.org/officeDocument/2006/relationships" xmlns:v="urn:schemas-microsoft-com:vml" xmlns:w10="urn:schemas-microsoft-com:office:word" xmlns:w14="http://schemas.microsoft.com/office/word/2010/wordml" xmlns:w="http://schemas.openxmlformats.org/wordprocessingml/2006/main" xmlns:wne="http://schemas.microsoft.com/office/word/2006/wordml" xmlns:wp14="http://schemas.microsoft.com/office/word/2010/wordprocessingDrawing" xmlns:wp="http://schemas.openxmlformats.org/drawingml/2006/wordprocessingDrawing" xmlns:wpc="http://schemas.microsoft.com/office/word/2010/wordprocessingCanvas" xmlns:wpg="http://schemas.microsoft.com/office/word/2010/wordprocessingGroup" xmlns:wpi="http://schemas.microsoft.com/office/word/2010/wordprocessingInk" xmlns:wps="http://schemas.microsoft.com/office/word/2010/wordprocessingShape" mc:Ignorable="w14 wp14">
+  <w:p>
+    <w:pPr>
+      <w:pStyle w:val="Header"/>
+      <w:jc w:val="right"/>
+    </w:pPr>
+    <w:r>
+      <w:rPr>
+        <w:rFonts w:ascii="Liberation Sans" w:hAnsi="Liberation Sans"/>
+        <w:b/>
+        <w:i w:val="0"/>
+        <w:color w:val="28778B"/>
+        <w:sz w:val="14"/>
+      </w:rPr>
+      <w:t>CSE 240A  •  QA WORKING COPY  •  OCR-HW2-1185885B</w:t>
+    </w:r>
+  </w:p>
+</w:hdr>
 </file>
 
 <file path=word/numbering.xml><?xml version="1.0" encoding="utf-8"?>
@@ -538,6 +8242,10 @@
     <w:name w:val="Normal"/>
     <w:qFormat/>
     <w:rsid w:val="00FC693F"/>
+    <w:rPr>
+      <w:rFonts w:ascii="Liberation Serif" w:hAnsi="Liberation Serif"/>
+      <w:sz w:val="16"/>
+    </w:rPr>
   </w:style>
   <w:style w:type="paragraph" w:styleId="Header">
     <w:name w:val="header"/>
